--- a/idris/.NET Blazor/Idris_Sadiq.docx
+++ b/idris/.NET Blazor/Idris_Sadiq.docx
@@ -110,7 +110,7 @@
                 <w:rFonts w:ascii="Arial" w:eastAsia="Arial" w:hAnsi="Arial" w:cs="Arial"/>
                 <w:color w:val="BBBBBB"/>
               </w:rPr>
-              <w:t xml:space="preserve">idrissadiqdev@outlook.com  </w:t>
+              <w:t xml:space="preserve">Idrissdev@outlook.com  </w:t>
             </w:r>
             <w:r>
               <w:rPr>
@@ -124,7 +124,21 @@
                 <w:rFonts w:ascii="Arial" w:eastAsia="Arial" w:hAnsi="Arial" w:cs="Arial"/>
                 <w:color w:val="BBBBBB"/>
               </w:rPr>
-              <w:t>|  Los Angeles, California, United States</w:t>
+              <w:t xml:space="preserve">|  </w:t>
+            </w:r>
+            <w:r>
+              <w:rPr>
+                <w:rFonts w:ascii="Arial" w:eastAsia="Arial" w:hAnsi="Arial" w:cs="Arial"/>
+                <w:color w:val="BBBBBB"/>
+              </w:rPr>
+              <w:t>Spring Valley</w:t>
+            </w:r>
+            <w:r>
+              <w:rPr>
+                <w:rFonts w:ascii="Arial" w:eastAsia="Arial" w:hAnsi="Arial" w:cs="Arial"/>
+                <w:color w:val="BBBBBB"/>
+              </w:rPr>
+              <w:t>, California, United States</w:t>
             </w:r>
           </w:p>
           <w:p>
@@ -136,7 +150,14 @@
                 <w:rFonts w:ascii="Arial" w:eastAsia="Arial" w:hAnsi="Arial" w:cs="Arial"/>
                 <w:color w:val="BBBBBB"/>
               </w:rPr>
-              <w:t>LinkedIn: linkedin.com/in/idris-sadiq-958b453a6</w:t>
+              <w:t xml:space="preserve">LinkedIn: </w:t>
+            </w:r>
+            <w:r>
+              <w:rPr>
+                <w:rFonts w:ascii="Arial" w:eastAsia="Arial" w:hAnsi="Arial" w:cs="Arial"/>
+                <w:color w:val="BBBBBB"/>
+              </w:rPr>
+              <w:t>https://www.linkedin.com/in/idris-sadiq-1b824b3b4</w:t>
             </w:r>
           </w:p>
         </w:tc>
@@ -184,20 +205,55 @@
           <w:rStyle w:val="Strong"/>
           <w:rFonts w:ascii="Arial" w:hAnsi="Arial" w:cs="Arial"/>
         </w:rPr>
-        <w:t>production</w:t>
-      </w:r>
-      <w:r>
-        <w:rPr>
-          <w:rFonts w:ascii="Arial" w:hAnsi="Arial" w:cs="Arial"/>
-        </w:rPr>
-        <w:t xml:space="preserve"> web platforms end-to-end across </w:t>
-      </w:r>
-      <w:r>
-        <w:rPr>
-          <w:rStyle w:val="Strong"/>
-          <w:rFonts w:ascii="Arial" w:hAnsi="Arial" w:cs="Arial"/>
-        </w:rPr>
-        <w:t>backend APIs</w:t>
+        <w:t>production web platforms</w:t>
+      </w:r>
+      <w:r>
+        <w:rPr>
+          <w:rFonts w:ascii="Arial" w:hAnsi="Arial" w:cs="Arial"/>
+        </w:rPr>
+        <w:t xml:space="preserve"> end-to-end across </w:t>
+      </w:r>
+      <w:r>
+        <w:rPr>
+          <w:rStyle w:val="Strong"/>
+          <w:rFonts w:ascii="Arial" w:hAnsi="Arial" w:cs="Arial"/>
+        </w:rPr>
+        <w:t>.NET (ASP.NET Core) APIs</w:t>
+      </w:r>
+      <w:r>
+        <w:rPr>
+          <w:rFonts w:ascii="Arial" w:hAnsi="Arial" w:cs="Arial"/>
+        </w:rPr>
+        <w:t xml:space="preserve">, data models, and modern UI using </w:t>
+      </w:r>
+      <w:proofErr w:type="spellStart"/>
+      <w:r>
+        <w:rPr>
+          <w:rStyle w:val="Strong"/>
+          <w:rFonts w:ascii="Arial" w:hAnsi="Arial" w:cs="Arial"/>
+        </w:rPr>
+        <w:t>Blazor</w:t>
+      </w:r>
+      <w:proofErr w:type="spellEnd"/>
+      <w:r>
+        <w:rPr>
+          <w:rFonts w:ascii="Arial" w:hAnsi="Arial" w:cs="Arial"/>
+        </w:rPr>
+        <w:t xml:space="preserve">. </w:t>
+      </w:r>
+      <w:proofErr w:type="gramStart"/>
+      <w:r>
+        <w:rPr>
+          <w:rFonts w:ascii="Arial" w:hAnsi="Arial" w:cs="Arial"/>
+        </w:rPr>
+        <w:t xml:space="preserve">Strong track record modernizing legacy systems into </w:t>
+      </w:r>
+      <w:r>
+        <w:rPr>
+          <w:rStyle w:val="Strong"/>
+          <w:rFonts w:ascii="Arial" w:hAnsi="Arial" w:cs="Arial"/>
+        </w:rPr>
+        <w:t>observable</w:t>
       </w:r>
       <w:r>
         <w:rPr>
@@ -210,7 +266,7 @@
           <w:rStyle w:val="Strong"/>
           <w:rFonts w:ascii="Arial" w:hAnsi="Arial" w:cs="Arial"/>
         </w:rPr>
-        <w:t>data models</w:t>
+        <w:t>secure</w:t>
       </w:r>
       <w:r>
         <w:rPr>
@@ -223,27 +279,94 @@
           <w:rStyle w:val="Strong"/>
           <w:rFonts w:ascii="Arial" w:hAnsi="Arial" w:cs="Arial"/>
         </w:rPr>
-        <w:t>modern UI</w:t>
-      </w:r>
-      <w:r>
-        <w:rPr>
-          <w:rFonts w:ascii="Arial" w:hAnsi="Arial" w:cs="Arial"/>
-        </w:rPr>
-        <w:t xml:space="preserve">. </w:t>
-      </w:r>
-      <w:proofErr w:type="gramStart"/>
-      <w:r>
-        <w:rPr>
-          <w:rFonts w:ascii="Arial" w:hAnsi="Arial" w:cs="Arial"/>
-        </w:rPr>
-        <w:t xml:space="preserve">Strong track record modernizing legacy systems into </w:t>
-      </w:r>
-      <w:r>
-        <w:rPr>
-          <w:rStyle w:val="Strong"/>
-          <w:rFonts w:ascii="Arial" w:hAnsi="Arial" w:cs="Arial"/>
-        </w:rPr>
-        <w:t>observable</w:t>
+        <w:t>cost-aware</w:t>
+      </w:r>
+      <w:r>
+        <w:rPr>
+          <w:rFonts w:ascii="Arial" w:hAnsi="Arial" w:cs="Arial"/>
+        </w:rPr>
+        <w:t xml:space="preserve"> services with </w:t>
+      </w:r>
+      <w:r>
+        <w:rPr>
+          <w:rStyle w:val="Strong"/>
+          <w:rFonts w:ascii="Arial" w:hAnsi="Arial" w:cs="Arial"/>
+        </w:rPr>
+        <w:t>AWS-first</w:t>
+      </w:r>
+      <w:r>
+        <w:rPr>
+          <w:rFonts w:ascii="Arial" w:hAnsi="Arial" w:cs="Arial"/>
+        </w:rPr>
+        <w:t xml:space="preserve"> architecture (plus practical exposure to </w:t>
+      </w:r>
+      <w:r>
+        <w:rPr>
+          <w:rStyle w:val="Strong"/>
+          <w:rFonts w:ascii="Arial" w:hAnsi="Arial" w:cs="Arial"/>
+        </w:rPr>
+        <w:t>Azure</w:t>
+      </w:r>
+      <w:r>
+        <w:rPr>
+          <w:rFonts w:ascii="Arial" w:hAnsi="Arial" w:cs="Arial"/>
+        </w:rPr>
+        <w:t xml:space="preserve"> and </w:t>
+      </w:r>
+      <w:r>
+        <w:rPr>
+          <w:rStyle w:val="Strong"/>
+          <w:rFonts w:ascii="Arial" w:hAnsi="Arial" w:cs="Arial"/>
+        </w:rPr>
+        <w:t>GCP</w:t>
+      </w:r>
+      <w:r>
+        <w:rPr>
+          <w:rFonts w:ascii="Arial" w:hAnsi="Arial" w:cs="Arial"/>
+        </w:rPr>
+        <w:t>).</w:t>
+      </w:r>
+      <w:proofErr w:type="gramEnd"/>
+      <w:r>
+        <w:rPr>
+          <w:rFonts w:ascii="Arial" w:hAnsi="Arial" w:cs="Arial"/>
+        </w:rPr>
+        <w:t xml:space="preserve"> Known for turning ambiguous requirements into </w:t>
+      </w:r>
+      <w:r>
+        <w:rPr>
+          <w:rStyle w:val="Strong"/>
+          <w:rFonts w:ascii="Arial" w:hAnsi="Arial" w:cs="Arial"/>
+        </w:rPr>
+        <w:t>shippable increments</w:t>
+      </w:r>
+      <w:r>
+        <w:rPr>
+          <w:rFonts w:ascii="Arial" w:hAnsi="Arial" w:cs="Arial"/>
+        </w:rPr>
+        <w:t xml:space="preserve"> via clear API contracts, maintainable domain boundaries, and CI/CD-driven releases; tightening reliability with </w:t>
+      </w:r>
+      <w:proofErr w:type="spellStart"/>
+      <w:r>
+        <w:rPr>
+          <w:rStyle w:val="Strong"/>
+          <w:rFonts w:ascii="Arial" w:hAnsi="Arial" w:cs="Arial"/>
+        </w:rPr>
+        <w:t>OpenTelemetry</w:t>
+      </w:r>
+      <w:proofErr w:type="spellEnd"/>
+      <w:r>
+        <w:rPr>
+          <w:rFonts w:ascii="Arial" w:hAnsi="Arial" w:cs="Arial"/>
+        </w:rPr>
+        <w:t>, structured logging, metrics/tracing, and automated tests; and mentoring engineers through pragmatic standards around code review, performance, and secure-by-default patterns (</w:t>
+      </w:r>
+      <w:r>
+        <w:rPr>
+          <w:rStyle w:val="Strong"/>
+          <w:rFonts w:ascii="Arial" w:hAnsi="Arial" w:cs="Arial"/>
+        </w:rPr>
+        <w:t>OAuth2/OIDC</w:t>
       </w:r>
       <w:r>
         <w:rPr>
@@ -256,107 +379,27 @@
           <w:rStyle w:val="Strong"/>
           <w:rFonts w:ascii="Arial" w:hAnsi="Arial" w:cs="Arial"/>
         </w:rPr>
-        <w:t>secure</w:t>
-      </w:r>
-      <w:r>
-        <w:rPr>
-          <w:rFonts w:ascii="Arial" w:hAnsi="Arial" w:cs="Arial"/>
-        </w:rPr>
-        <w:t xml:space="preserve">, and </w:t>
-      </w:r>
-      <w:r>
-        <w:rPr>
-          <w:rStyle w:val="Strong"/>
-          <w:rFonts w:ascii="Arial" w:hAnsi="Arial" w:cs="Arial"/>
-        </w:rPr>
-        <w:t>cost-aware</w:t>
-      </w:r>
-      <w:r>
-        <w:rPr>
-          <w:rFonts w:ascii="Arial" w:hAnsi="Arial" w:cs="Arial"/>
-        </w:rPr>
-        <w:t xml:space="preserve"> services with </w:t>
-      </w:r>
-      <w:r>
-        <w:rPr>
-          <w:rStyle w:val="Strong"/>
-          <w:rFonts w:ascii="Arial" w:hAnsi="Arial" w:cs="Arial"/>
-        </w:rPr>
-        <w:t>AWS-first</w:t>
-      </w:r>
-      <w:r>
-        <w:rPr>
-          <w:rFonts w:ascii="Arial" w:hAnsi="Arial" w:cs="Arial"/>
-        </w:rPr>
-        <w:t xml:space="preserve"> architecture, plus practical exposure to </w:t>
-      </w:r>
-      <w:r>
-        <w:rPr>
-          <w:rStyle w:val="Strong"/>
-          <w:rFonts w:ascii="Arial" w:hAnsi="Arial" w:cs="Arial"/>
-        </w:rPr>
-        <w:t>Azure</w:t>
-      </w:r>
-      <w:r>
-        <w:rPr>
-          <w:rFonts w:ascii="Arial" w:hAnsi="Arial" w:cs="Arial"/>
-        </w:rPr>
-        <w:t xml:space="preserve"> and </w:t>
-      </w:r>
-      <w:r>
-        <w:rPr>
-          <w:rStyle w:val="Strong"/>
-          <w:rFonts w:ascii="Arial" w:hAnsi="Arial" w:cs="Arial"/>
-        </w:rPr>
-        <w:t>GCP</w:t>
-      </w:r>
-      <w:r>
-        <w:rPr>
-          <w:rFonts w:ascii="Arial" w:hAnsi="Arial" w:cs="Arial"/>
-        </w:rPr>
-        <w:t>.</w:t>
-      </w:r>
-      <w:proofErr w:type="gramEnd"/>
-      <w:r>
-        <w:rPr>
-          <w:rFonts w:ascii="Arial" w:hAnsi="Arial" w:cs="Arial"/>
-        </w:rPr>
-        <w:t xml:space="preserve"> </w:t>
-      </w:r>
-      <w:proofErr w:type="gramStart"/>
-      <w:r>
-        <w:rPr>
-          <w:rFonts w:ascii="Arial" w:hAnsi="Arial" w:cs="Arial"/>
-        </w:rPr>
-        <w:t xml:space="preserve">Known for turning ambiguous requirements into </w:t>
-      </w:r>
-      <w:r>
-        <w:rPr>
-          <w:rStyle w:val="Strong"/>
-          <w:rFonts w:ascii="Arial" w:hAnsi="Arial" w:cs="Arial"/>
-        </w:rPr>
-        <w:t>shippable</w:t>
-      </w:r>
-      <w:r>
-        <w:rPr>
-          <w:rFonts w:ascii="Arial" w:hAnsi="Arial" w:cs="Arial"/>
-        </w:rPr>
-        <w:t xml:space="preserve"> increments, tightening </w:t>
-      </w:r>
-      <w:r>
-        <w:rPr>
-          <w:rStyle w:val="Strong"/>
-          <w:rFonts w:ascii="Arial" w:hAnsi="Arial" w:cs="Arial"/>
-        </w:rPr>
-        <w:t>reliability</w:t>
-      </w:r>
-      <w:r>
-        <w:rPr>
-          <w:rFonts w:ascii="Arial" w:hAnsi="Arial" w:cs="Arial"/>
-        </w:rPr>
-        <w:t xml:space="preserve"> through instrumentation and automation, and mentoring engineers with pragmatic engineering standards.</w:t>
-      </w:r>
-      <w:proofErr w:type="gramEnd"/>
+        <w:t>JWT</w:t>
+      </w:r>
+      <w:r>
+        <w:rPr>
+          <w:rFonts w:ascii="Arial" w:hAnsi="Arial" w:cs="Arial"/>
+        </w:rPr>
+        <w:t xml:space="preserve">, </w:t>
+      </w:r>
+      <w:r>
+        <w:rPr>
+          <w:rStyle w:val="Strong"/>
+          <w:rFonts w:ascii="Arial" w:hAnsi="Arial" w:cs="Arial"/>
+        </w:rPr>
+        <w:t>RBAC/ABAC</w:t>
+      </w:r>
+      <w:r>
+        <w:rPr>
+          <w:rFonts w:ascii="Arial" w:hAnsi="Arial" w:cs="Arial"/>
+        </w:rPr>
+        <w:t>, audit logging).</w:t>
+      </w:r>
     </w:p>
     <w:p>
       <w:pPr>
@@ -386,21 +429,21 @@
         <w:jc w:val="both"/>
         <w:rPr>
           <w:rFonts w:ascii="Arial" w:hAnsi="Arial" w:cs="Arial"/>
-          <w:sz w:val="20"/>
-        </w:rPr>
-      </w:pPr>
-      <w:r>
-        <w:rPr>
-          <w:rStyle w:val="Strong"/>
-          <w:rFonts w:ascii="Arial" w:hAnsi="Arial" w:cs="Arial"/>
-          <w:sz w:val="20"/>
+          <w:sz w:val="18"/>
+        </w:rPr>
+      </w:pPr>
+      <w:r>
+        <w:rPr>
+          <w:rStyle w:val="Strong"/>
+          <w:rFonts w:ascii="Arial" w:hAnsi="Arial" w:cs="Arial"/>
+          <w:sz w:val="18"/>
         </w:rPr>
         <w:t>Frontend</w:t>
       </w:r>
       <w:r>
         <w:rPr>
           <w:rFonts w:ascii="Arial" w:hAnsi="Arial" w:cs="Arial"/>
-          <w:sz w:val="20"/>
+          <w:sz w:val="18"/>
         </w:rPr>
         <w:t xml:space="preserve"> — React, Next.js, </w:t>
       </w:r>
@@ -408,7 +451,7 @@
       <w:r>
         <w:rPr>
           <w:rFonts w:ascii="Arial" w:hAnsi="Arial" w:cs="Arial"/>
-          <w:sz w:val="20"/>
+          <w:sz w:val="18"/>
         </w:rPr>
         <w:t>TypeScript</w:t>
       </w:r>
@@ -416,7 +459,7 @@
       <w:r>
         <w:rPr>
           <w:rFonts w:ascii="Arial" w:hAnsi="Arial" w:cs="Arial"/>
-          <w:sz w:val="20"/>
+          <w:sz w:val="18"/>
         </w:rPr>
         <w:t xml:space="preserve">, </w:t>
       </w:r>
@@ -424,7 +467,7 @@
       <w:r>
         <w:rPr>
           <w:rFonts w:ascii="Arial" w:hAnsi="Arial" w:cs="Arial"/>
-          <w:sz w:val="20"/>
+          <w:sz w:val="18"/>
         </w:rPr>
         <w:t>Blazor</w:t>
       </w:r>
@@ -432,7 +475,7 @@
       <w:r>
         <w:rPr>
           <w:rFonts w:ascii="Arial" w:hAnsi="Arial" w:cs="Arial"/>
-          <w:sz w:val="20"/>
+          <w:sz w:val="18"/>
         </w:rPr>
         <w:t xml:space="preserve"> Server, </w:t>
       </w:r>
@@ -440,7 +483,7 @@
       <w:r>
         <w:rPr>
           <w:rFonts w:ascii="Arial" w:hAnsi="Arial" w:cs="Arial"/>
-          <w:sz w:val="20"/>
+          <w:sz w:val="18"/>
         </w:rPr>
         <w:t>Blazor</w:t>
       </w:r>
@@ -448,7 +491,7 @@
       <w:r>
         <w:rPr>
           <w:rFonts w:ascii="Arial" w:hAnsi="Arial" w:cs="Arial"/>
-          <w:sz w:val="20"/>
+          <w:sz w:val="18"/>
         </w:rPr>
         <w:t xml:space="preserve"> </w:t>
       </w:r>
@@ -456,7 +499,7 @@
       <w:r>
         <w:rPr>
           <w:rFonts w:ascii="Arial" w:hAnsi="Arial" w:cs="Arial"/>
-          <w:sz w:val="20"/>
+          <w:sz w:val="18"/>
         </w:rPr>
         <w:t>WebAssembly</w:t>
       </w:r>
@@ -464,7 +507,7 @@
       <w:r>
         <w:rPr>
           <w:rFonts w:ascii="Arial" w:hAnsi="Arial" w:cs="Arial"/>
-          <w:sz w:val="20"/>
+          <w:sz w:val="18"/>
         </w:rPr>
         <w:t xml:space="preserve">, Razor Components, </w:t>
       </w:r>
@@ -472,7 +515,7 @@
       <w:r>
         <w:rPr>
           <w:rFonts w:ascii="Arial" w:hAnsi="Arial" w:cs="Arial"/>
-          <w:sz w:val="20"/>
+          <w:sz w:val="18"/>
         </w:rPr>
         <w:t>Redux</w:t>
       </w:r>
@@ -480,7 +523,7 @@
       <w:r>
         <w:rPr>
           <w:rFonts w:ascii="Arial" w:hAnsi="Arial" w:cs="Arial"/>
-          <w:sz w:val="20"/>
+          <w:sz w:val="18"/>
         </w:rPr>
         <w:t>, React Query, Tailwind CSS, Material UI, Storybook</w:t>
       </w:r>
@@ -495,21 +538,21 @@
         <w:jc w:val="both"/>
         <w:rPr>
           <w:rFonts w:ascii="Arial" w:hAnsi="Arial" w:cs="Arial"/>
-          <w:sz w:val="20"/>
-        </w:rPr>
-      </w:pPr>
-      <w:r>
-        <w:rPr>
-          <w:rStyle w:val="Strong"/>
-          <w:rFonts w:ascii="Arial" w:hAnsi="Arial" w:cs="Arial"/>
-          <w:sz w:val="20"/>
+          <w:sz w:val="18"/>
+        </w:rPr>
+      </w:pPr>
+      <w:r>
+        <w:rPr>
+          <w:rStyle w:val="Strong"/>
+          <w:rFonts w:ascii="Arial" w:hAnsi="Arial" w:cs="Arial"/>
+          <w:sz w:val="18"/>
         </w:rPr>
         <w:t>Backend &amp; APIs</w:t>
       </w:r>
       <w:r>
         <w:rPr>
           <w:rFonts w:ascii="Arial" w:hAnsi="Arial" w:cs="Arial"/>
-          <w:sz w:val="20"/>
+          <w:sz w:val="18"/>
         </w:rPr>
         <w:t xml:space="preserve"> — C#, .NET, ASP.NET Core Web APIs, Minimal APIs, Node.js, Express, </w:t>
       </w:r>
@@ -517,7 +560,7 @@
       <w:r>
         <w:rPr>
           <w:rFonts w:ascii="Arial" w:hAnsi="Arial" w:cs="Arial"/>
-          <w:sz w:val="20"/>
+          <w:sz w:val="18"/>
         </w:rPr>
         <w:t>NestJS</w:t>
       </w:r>
@@ -525,7 +568,7 @@
       <w:r>
         <w:rPr>
           <w:rFonts w:ascii="Arial" w:hAnsi="Arial" w:cs="Arial"/>
-          <w:sz w:val="20"/>
+          <w:sz w:val="18"/>
         </w:rPr>
         <w:t xml:space="preserve">, REST, </w:t>
       </w:r>
@@ -533,7 +576,7 @@
       <w:r>
         <w:rPr>
           <w:rFonts w:ascii="Arial" w:hAnsi="Arial" w:cs="Arial"/>
-          <w:sz w:val="20"/>
+          <w:sz w:val="18"/>
         </w:rPr>
         <w:t>GraphQL</w:t>
       </w:r>
@@ -541,7 +584,7 @@
       <w:r>
         <w:rPr>
           <w:rFonts w:ascii="Arial" w:hAnsi="Arial" w:cs="Arial"/>
-          <w:sz w:val="20"/>
+          <w:sz w:val="18"/>
         </w:rPr>
         <w:t xml:space="preserve">, </w:t>
       </w:r>
@@ -549,7 +592,7 @@
       <w:r>
         <w:rPr>
           <w:rFonts w:ascii="Arial" w:hAnsi="Arial" w:cs="Arial"/>
-          <w:sz w:val="20"/>
+          <w:sz w:val="18"/>
         </w:rPr>
         <w:t>gRPC</w:t>
       </w:r>
@@ -557,7 +600,7 @@
       <w:r>
         <w:rPr>
           <w:rFonts w:ascii="Arial" w:hAnsi="Arial" w:cs="Arial"/>
-          <w:sz w:val="20"/>
+          <w:sz w:val="18"/>
         </w:rPr>
         <w:t xml:space="preserve">, </w:t>
       </w:r>
@@ -565,7 +608,7 @@
       <w:r>
         <w:rPr>
           <w:rFonts w:ascii="Arial" w:hAnsi="Arial" w:cs="Arial"/>
-          <w:sz w:val="20"/>
+          <w:sz w:val="18"/>
         </w:rPr>
         <w:t>webhooks</w:t>
       </w:r>
@@ -573,7 +616,7 @@
       <w:r>
         <w:rPr>
           <w:rFonts w:ascii="Arial" w:hAnsi="Arial" w:cs="Arial"/>
-          <w:sz w:val="20"/>
+          <w:sz w:val="18"/>
         </w:rPr>
         <w:t xml:space="preserve">, </w:t>
       </w:r>
@@ -581,7 +624,7 @@
       <w:r>
         <w:rPr>
           <w:rFonts w:ascii="Arial" w:hAnsi="Arial" w:cs="Arial"/>
-          <w:sz w:val="20"/>
+          <w:sz w:val="18"/>
         </w:rPr>
         <w:t>WebSockets</w:t>
       </w:r>
@@ -589,7 +632,7 @@
       <w:r>
         <w:rPr>
           <w:rFonts w:ascii="Arial" w:hAnsi="Arial" w:cs="Arial"/>
-          <w:sz w:val="20"/>
+          <w:sz w:val="18"/>
         </w:rPr>
         <w:t xml:space="preserve">, background jobs, event-driven architecture, caching strategies, rate limiting, retries, </w:t>
       </w:r>
@@ -597,7 +640,7 @@
       <w:r>
         <w:rPr>
           <w:rFonts w:ascii="Arial" w:hAnsi="Arial" w:cs="Arial"/>
-          <w:sz w:val="20"/>
+          <w:sz w:val="18"/>
         </w:rPr>
         <w:t>idempotency</w:t>
       </w:r>
@@ -613,29 +656,44 @@
         <w:jc w:val="both"/>
         <w:rPr>
           <w:rFonts w:ascii="Arial" w:hAnsi="Arial" w:cs="Arial"/>
-          <w:sz w:val="20"/>
-        </w:rPr>
-      </w:pPr>
-      <w:r>
-        <w:rPr>
-          <w:rStyle w:val="Strong"/>
-          <w:rFonts w:ascii="Arial" w:hAnsi="Arial" w:cs="Arial"/>
-          <w:sz w:val="20"/>
+          <w:sz w:val="18"/>
+        </w:rPr>
+      </w:pPr>
+      <w:r>
+        <w:rPr>
+          <w:rStyle w:val="Strong"/>
+          <w:rFonts w:ascii="Arial" w:hAnsi="Arial" w:cs="Arial"/>
+          <w:sz w:val="18"/>
         </w:rPr>
         <w:t>Data, Messaging &amp; Search</w:t>
       </w:r>
       <w:r>
         <w:rPr>
           <w:rFonts w:ascii="Arial" w:hAnsi="Arial" w:cs="Arial"/>
-          <w:sz w:val="20"/>
-        </w:rPr>
-        <w:t xml:space="preserve"> — Relational: </w:t>
-      </w:r>
-      <w:proofErr w:type="spellStart"/>
-      <w:r>
-        <w:rPr>
-          <w:rFonts w:ascii="Arial" w:hAnsi="Arial" w:cs="Arial"/>
-          <w:sz w:val="20"/>
+          <w:sz w:val="18"/>
+        </w:rPr>
+        <w:t xml:space="preserve"> — </w:t>
+      </w:r>
+      <w:r>
+        <w:rPr>
+          <w:rFonts w:ascii="Arial" w:hAnsi="Arial" w:cs="Arial"/>
+          <w:b/>
+          <w:sz w:val="18"/>
+        </w:rPr>
+        <w:t>Relational</w:t>
+      </w:r>
+      <w:r>
+        <w:rPr>
+          <w:rFonts w:ascii="Arial" w:hAnsi="Arial" w:cs="Arial"/>
+          <w:sz w:val="18"/>
+        </w:rPr>
+        <w:t xml:space="preserve">: </w:t>
+      </w:r>
+      <w:proofErr w:type="spellStart"/>
+      <w:r>
+        <w:rPr>
+          <w:rFonts w:ascii="Arial" w:hAnsi="Arial" w:cs="Arial"/>
+          <w:sz w:val="18"/>
         </w:rPr>
         <w:t>PostgreSQL</w:t>
       </w:r>
@@ -643,7 +701,7 @@
       <w:r>
         <w:rPr>
           <w:rFonts w:ascii="Arial" w:hAnsi="Arial" w:cs="Arial"/>
-          <w:sz w:val="20"/>
+          <w:sz w:val="18"/>
         </w:rPr>
         <w:t xml:space="preserve">, MySQL, SQL Server • </w:t>
       </w:r>
@@ -651,7 +709,7 @@
       <w:r>
         <w:rPr>
           <w:rFonts w:ascii="Arial" w:hAnsi="Arial" w:cs="Arial"/>
-          <w:sz w:val="20"/>
+          <w:sz w:val="18"/>
         </w:rPr>
         <w:t>NoSQL</w:t>
       </w:r>
@@ -659,7 +717,7 @@
       <w:r>
         <w:rPr>
           <w:rFonts w:ascii="Arial" w:hAnsi="Arial" w:cs="Arial"/>
-          <w:sz w:val="20"/>
+          <w:sz w:val="18"/>
         </w:rPr>
         <w:t xml:space="preserve">: </w:t>
       </w:r>
@@ -667,7 +725,7 @@
       <w:r>
         <w:rPr>
           <w:rFonts w:ascii="Arial" w:hAnsi="Arial" w:cs="Arial"/>
-          <w:sz w:val="20"/>
+          <w:sz w:val="18"/>
         </w:rPr>
         <w:t>Redis</w:t>
       </w:r>
@@ -675,7 +733,7 @@
       <w:r>
         <w:rPr>
           <w:rFonts w:ascii="Arial" w:hAnsi="Arial" w:cs="Arial"/>
-          <w:sz w:val="20"/>
+          <w:sz w:val="18"/>
         </w:rPr>
         <w:t xml:space="preserve">, </w:t>
       </w:r>
@@ -683,7 +741,7 @@
       <w:r>
         <w:rPr>
           <w:rFonts w:ascii="Arial" w:hAnsi="Arial" w:cs="Arial"/>
-          <w:sz w:val="20"/>
+          <w:sz w:val="18"/>
         </w:rPr>
         <w:t>MongoDB</w:t>
       </w:r>
@@ -691,7 +749,7 @@
       <w:r>
         <w:rPr>
           <w:rFonts w:ascii="Arial" w:hAnsi="Arial" w:cs="Arial"/>
-          <w:sz w:val="20"/>
+          <w:sz w:val="18"/>
         </w:rPr>
         <w:t xml:space="preserve">, </w:t>
       </w:r>
@@ -699,7 +757,7 @@
       <w:r>
         <w:rPr>
           <w:rFonts w:ascii="Arial" w:hAnsi="Arial" w:cs="Arial"/>
-          <w:sz w:val="20"/>
+          <w:sz w:val="18"/>
         </w:rPr>
         <w:t>DynamoDB</w:t>
       </w:r>
@@ -707,15 +765,30 @@
       <w:r>
         <w:rPr>
           <w:rFonts w:ascii="Arial" w:hAnsi="Arial" w:cs="Arial"/>
-          <w:sz w:val="20"/>
-        </w:rPr>
-        <w:t xml:space="preserve"> • Queues/streams: AWS SQS/SNS, Kafka, </w:t>
-      </w:r>
-      <w:proofErr w:type="spellStart"/>
-      <w:r>
-        <w:rPr>
-          <w:rFonts w:ascii="Arial" w:hAnsi="Arial" w:cs="Arial"/>
-          <w:sz w:val="20"/>
+          <w:sz w:val="18"/>
+        </w:rPr>
+        <w:t xml:space="preserve"> • </w:t>
+      </w:r>
+      <w:r>
+        <w:rPr>
+          <w:rFonts w:ascii="Arial" w:hAnsi="Arial" w:cs="Arial"/>
+          <w:b/>
+          <w:sz w:val="18"/>
+        </w:rPr>
+        <w:t>Queues/streams</w:t>
+      </w:r>
+      <w:r>
+        <w:rPr>
+          <w:rFonts w:ascii="Arial" w:hAnsi="Arial" w:cs="Arial"/>
+          <w:sz w:val="18"/>
+        </w:rPr>
+        <w:t xml:space="preserve">: AWS SQS/SNS, Kafka, </w:t>
+      </w:r>
+      <w:proofErr w:type="spellStart"/>
+      <w:r>
+        <w:rPr>
+          <w:rFonts w:ascii="Arial" w:hAnsi="Arial" w:cs="Arial"/>
+          <w:sz w:val="18"/>
         </w:rPr>
         <w:t>RabbitMQ</w:t>
       </w:r>
@@ -723,15 +796,30 @@
       <w:r>
         <w:rPr>
           <w:rFonts w:ascii="Arial" w:hAnsi="Arial" w:cs="Arial"/>
-          <w:sz w:val="20"/>
-        </w:rPr>
-        <w:t xml:space="preserve"> • Search: </w:t>
-      </w:r>
-      <w:proofErr w:type="spellStart"/>
-      <w:r>
-        <w:rPr>
-          <w:rFonts w:ascii="Arial" w:hAnsi="Arial" w:cs="Arial"/>
-          <w:sz w:val="20"/>
+          <w:sz w:val="18"/>
+        </w:rPr>
+        <w:t xml:space="preserve"> • </w:t>
+      </w:r>
+      <w:r>
+        <w:rPr>
+          <w:rFonts w:ascii="Arial" w:hAnsi="Arial" w:cs="Arial"/>
+          <w:b/>
+          <w:sz w:val="18"/>
+        </w:rPr>
+        <w:t>Search</w:t>
+      </w:r>
+      <w:r>
+        <w:rPr>
+          <w:rFonts w:ascii="Arial" w:hAnsi="Arial" w:cs="Arial"/>
+          <w:sz w:val="18"/>
+        </w:rPr>
+        <w:t xml:space="preserve">: </w:t>
+      </w:r>
+      <w:proofErr w:type="spellStart"/>
+      <w:r>
+        <w:rPr>
+          <w:rFonts w:ascii="Arial" w:hAnsi="Arial" w:cs="Arial"/>
+          <w:sz w:val="18"/>
         </w:rPr>
         <w:t>Elasticsearch</w:t>
       </w:r>
@@ -739,15 +827,30 @@
       <w:r>
         <w:rPr>
           <w:rFonts w:ascii="Arial" w:hAnsi="Arial" w:cs="Arial"/>
-          <w:sz w:val="20"/>
-        </w:rPr>
-        <w:t xml:space="preserve">, OpenSearch • Analytics: Redshift, </w:t>
-      </w:r>
-      <w:proofErr w:type="spellStart"/>
-      <w:r>
-        <w:rPr>
-          <w:rFonts w:ascii="Arial" w:hAnsi="Arial" w:cs="Arial"/>
-          <w:sz w:val="20"/>
+          <w:sz w:val="18"/>
+        </w:rPr>
+        <w:t xml:space="preserve">, OpenSearch • </w:t>
+      </w:r>
+      <w:r>
+        <w:rPr>
+          <w:rFonts w:ascii="Arial" w:hAnsi="Arial" w:cs="Arial"/>
+          <w:b/>
+          <w:sz w:val="18"/>
+        </w:rPr>
+        <w:t>Analytics</w:t>
+      </w:r>
+      <w:r>
+        <w:rPr>
+          <w:rFonts w:ascii="Arial" w:hAnsi="Arial" w:cs="Arial"/>
+          <w:sz w:val="18"/>
+        </w:rPr>
+        <w:t xml:space="preserve">: Redshift, </w:t>
+      </w:r>
+      <w:proofErr w:type="spellStart"/>
+      <w:r>
+        <w:rPr>
+          <w:rFonts w:ascii="Arial" w:hAnsi="Arial" w:cs="Arial"/>
+          <w:sz w:val="18"/>
         </w:rPr>
         <w:t>BigQuery</w:t>
       </w:r>
@@ -763,14 +866,14 @@
         <w:jc w:val="both"/>
         <w:rPr>
           <w:rFonts w:ascii="Arial" w:hAnsi="Arial" w:cs="Arial"/>
-          <w:sz w:val="20"/>
-        </w:rPr>
-      </w:pPr>
-      <w:r>
-        <w:rPr>
-          <w:rStyle w:val="Strong"/>
-          <w:rFonts w:ascii="Arial" w:hAnsi="Arial" w:cs="Arial"/>
-          <w:sz w:val="20"/>
+          <w:sz w:val="18"/>
+        </w:rPr>
+      </w:pPr>
+      <w:r>
+        <w:rPr>
+          <w:rStyle w:val="Strong"/>
+          <w:rFonts w:ascii="Arial" w:hAnsi="Arial" w:cs="Arial"/>
+          <w:sz w:val="18"/>
         </w:rPr>
         <w:t xml:space="preserve">Cloud &amp; </w:t>
       </w:r>
@@ -779,7 +882,7 @@
         <w:rPr>
           <w:rStyle w:val="Strong"/>
           <w:rFonts w:ascii="Arial" w:hAnsi="Arial" w:cs="Arial"/>
-          <w:sz w:val="20"/>
+          <w:sz w:val="18"/>
         </w:rPr>
         <w:t>DevOps</w:t>
       </w:r>
@@ -787,15 +890,135 @@
       <w:r>
         <w:rPr>
           <w:rFonts w:ascii="Arial" w:hAnsi="Arial" w:cs="Arial"/>
-          <w:sz w:val="20"/>
-        </w:rPr>
-        <w:t xml:space="preserve"> — AWS: EKS, ECS, EC2, Lambda, API Gateway, S3, </w:t>
-      </w:r>
-      <w:proofErr w:type="spellStart"/>
-      <w:r>
-        <w:rPr>
-          <w:rFonts w:ascii="Arial" w:hAnsi="Arial" w:cs="Arial"/>
-          <w:sz w:val="20"/>
+          <w:sz w:val="18"/>
+        </w:rPr>
+        <w:t xml:space="preserve"> — </w:t>
+      </w:r>
+      <w:proofErr w:type="spellStart"/>
+      <w:r>
+        <w:rPr>
+          <w:rFonts w:ascii="Arial" w:hAnsi="Arial" w:cs="Arial"/>
+          <w:sz w:val="18"/>
+        </w:rPr>
+        <w:t>Docker</w:t>
+      </w:r>
+      <w:proofErr w:type="spellEnd"/>
+      <w:r>
+        <w:rPr>
+          <w:rFonts w:ascii="Arial" w:hAnsi="Arial" w:cs="Arial"/>
+          <w:sz w:val="18"/>
+        </w:rPr>
+        <w:t xml:space="preserve">, </w:t>
+      </w:r>
+      <w:proofErr w:type="spellStart"/>
+      <w:r>
+        <w:rPr>
+          <w:rFonts w:ascii="Arial" w:hAnsi="Arial" w:cs="Arial"/>
+          <w:sz w:val="18"/>
+        </w:rPr>
+        <w:t>Kubernetes</w:t>
+      </w:r>
+      <w:proofErr w:type="spellEnd"/>
+      <w:r>
+        <w:rPr>
+          <w:rFonts w:ascii="Arial" w:hAnsi="Arial" w:cs="Arial"/>
+          <w:sz w:val="18"/>
+        </w:rPr>
+        <w:t xml:space="preserve">, Helm, Argo CD, </w:t>
+      </w:r>
+      <w:proofErr w:type="spellStart"/>
+      <w:r>
+        <w:rPr>
+          <w:rFonts w:ascii="Arial" w:hAnsi="Arial" w:cs="Arial"/>
+          <w:sz w:val="18"/>
+        </w:rPr>
+        <w:t>Gi</w:t>
+      </w:r>
+      <w:r>
+        <w:rPr>
+          <w:rFonts w:ascii="Arial" w:hAnsi="Arial" w:cs="Arial"/>
+          <w:sz w:val="18"/>
+        </w:rPr>
+        <w:t>tOps</w:t>
+      </w:r>
+      <w:proofErr w:type="spellEnd"/>
+      <w:r>
+        <w:rPr>
+          <w:rFonts w:ascii="Arial" w:hAnsi="Arial" w:cs="Arial"/>
+          <w:sz w:val="18"/>
+        </w:rPr>
+        <w:t xml:space="preserve">, </w:t>
+      </w:r>
+      <w:proofErr w:type="spellStart"/>
+      <w:r>
+        <w:rPr>
+          <w:rFonts w:ascii="Arial" w:hAnsi="Arial" w:cs="Arial"/>
+          <w:sz w:val="18"/>
+        </w:rPr>
+        <w:t>Terraform</w:t>
+      </w:r>
+      <w:proofErr w:type="spellEnd"/>
+      <w:r>
+        <w:rPr>
+          <w:rFonts w:ascii="Arial" w:hAnsi="Arial" w:cs="Arial"/>
+          <w:sz w:val="18"/>
+        </w:rPr>
+        <w:t xml:space="preserve">, </w:t>
+      </w:r>
+      <w:proofErr w:type="spellStart"/>
+      <w:r>
+        <w:rPr>
+          <w:rFonts w:ascii="Arial" w:hAnsi="Arial" w:cs="Arial"/>
+          <w:sz w:val="18"/>
+        </w:rPr>
+        <w:t>CloudFormation</w:t>
+      </w:r>
+      <w:proofErr w:type="spellEnd"/>
+      <w:r>
+        <w:rPr>
+          <w:rFonts w:ascii="Arial" w:hAnsi="Arial" w:cs="Arial"/>
+          <w:sz w:val="18"/>
+        </w:rPr>
+        <w:t xml:space="preserve"> </w:t>
+      </w:r>
+      <w:r>
+        <w:rPr>
+          <w:rStyle w:val="Strong"/>
+          <w:rFonts w:ascii="Arial" w:hAnsi="Arial" w:cs="Arial"/>
+          <w:b w:val="0"/>
+          <w:sz w:val="18"/>
+        </w:rPr>
+        <w:t>•</w:t>
+      </w:r>
+      <w:bookmarkStart w:id="0" w:name="_GoBack"/>
+      <w:bookmarkEnd w:id="0"/>
+      <w:r>
+        <w:rPr>
+          <w:rFonts w:ascii="Arial" w:hAnsi="Arial" w:cs="Arial"/>
+          <w:sz w:val="18"/>
+        </w:rPr>
+        <w:t xml:space="preserve"> </w:t>
+      </w:r>
+      <w:r>
+        <w:rPr>
+          <w:rFonts w:ascii="Arial" w:hAnsi="Arial" w:cs="Arial"/>
+          <w:b/>
+          <w:sz w:val="18"/>
+        </w:rPr>
+        <w:t>AWS</w:t>
+      </w:r>
+      <w:r>
+        <w:rPr>
+          <w:rFonts w:ascii="Arial" w:hAnsi="Arial" w:cs="Arial"/>
+          <w:sz w:val="18"/>
+        </w:rPr>
+        <w:t xml:space="preserve">: EKS, ECS, EC2, Lambda, API Gateway, S3, </w:t>
+      </w:r>
+      <w:proofErr w:type="spellStart"/>
+      <w:r>
+        <w:rPr>
+          <w:rFonts w:ascii="Arial" w:hAnsi="Arial" w:cs="Arial"/>
+          <w:sz w:val="18"/>
         </w:rPr>
         <w:t>CloudFront</w:t>
       </w:r>
@@ -803,7 +1026,7 @@
       <w:r>
         <w:rPr>
           <w:rFonts w:ascii="Arial" w:hAnsi="Arial" w:cs="Arial"/>
-          <w:sz w:val="20"/>
+          <w:sz w:val="18"/>
         </w:rPr>
         <w:t xml:space="preserve">, RDS, </w:t>
       </w:r>
@@ -811,7 +1034,7 @@
       <w:r>
         <w:rPr>
           <w:rFonts w:ascii="Arial" w:hAnsi="Arial" w:cs="Arial"/>
-          <w:sz w:val="20"/>
+          <w:sz w:val="18"/>
         </w:rPr>
         <w:t>DynamoDB</w:t>
       </w:r>
@@ -819,7 +1042,7 @@
       <w:r>
         <w:rPr>
           <w:rFonts w:ascii="Arial" w:hAnsi="Arial" w:cs="Arial"/>
-          <w:sz w:val="20"/>
+          <w:sz w:val="18"/>
         </w:rPr>
         <w:t xml:space="preserve">, </w:t>
       </w:r>
@@ -827,7 +1050,7 @@
       <w:r>
         <w:rPr>
           <w:rFonts w:ascii="Arial" w:hAnsi="Arial" w:cs="Arial"/>
-          <w:sz w:val="20"/>
+          <w:sz w:val="18"/>
         </w:rPr>
         <w:t>ElastiCache</w:t>
       </w:r>
@@ -835,7 +1058,7 @@
       <w:r>
         <w:rPr>
           <w:rFonts w:ascii="Arial" w:hAnsi="Arial" w:cs="Arial"/>
-          <w:sz w:val="20"/>
+          <w:sz w:val="18"/>
         </w:rPr>
         <w:t xml:space="preserve">, </w:t>
       </w:r>
@@ -843,7 +1066,7 @@
       <w:r>
         <w:rPr>
           <w:rFonts w:ascii="Arial" w:hAnsi="Arial" w:cs="Arial"/>
-          <w:sz w:val="20"/>
+          <w:sz w:val="18"/>
         </w:rPr>
         <w:t>EventBridge</w:t>
       </w:r>
@@ -851,15 +1074,52 @@
       <w:r>
         <w:rPr>
           <w:rFonts w:ascii="Arial" w:hAnsi="Arial" w:cs="Arial"/>
-          <w:sz w:val="20"/>
-        </w:rPr>
-        <w:t xml:space="preserve">, Step Functions, IAM • Azure: AKS, App Service, Azure SQL, Service Bus, Key Vault, Application Insights • GCP: GKE, Cloud Run, Pub/Sub, Cloud Storage, </w:t>
-      </w:r>
-      <w:proofErr w:type="spellStart"/>
-      <w:r>
-        <w:rPr>
-          <w:rFonts w:ascii="Arial" w:hAnsi="Arial" w:cs="Arial"/>
-          <w:sz w:val="20"/>
+          <w:sz w:val="18"/>
+        </w:rPr>
+        <w:t xml:space="preserve">, Step Functions, IAM • </w:t>
+      </w:r>
+      <w:r>
+        <w:rPr>
+          <w:rFonts w:ascii="Arial" w:hAnsi="Arial" w:cs="Arial"/>
+          <w:b/>
+          <w:sz w:val="18"/>
+        </w:rPr>
+        <w:t>Azure</w:t>
+      </w:r>
+      <w:r>
+        <w:rPr>
+          <w:rFonts w:ascii="Arial" w:hAnsi="Arial" w:cs="Arial"/>
+          <w:sz w:val="18"/>
+        </w:rPr>
+        <w:t xml:space="preserve">: AKS, App Service, Azure SQL, Service Bus, Key Vault, Application Insights • </w:t>
+      </w:r>
+      <w:r>
+        <w:rPr>
+          <w:rFonts w:ascii="Arial" w:hAnsi="Arial" w:cs="Arial"/>
+          <w:b/>
+          <w:sz w:val="18"/>
+        </w:rPr>
+        <w:t>GCP</w:t>
+      </w:r>
+      <w:r>
+        <w:rPr>
+          <w:rFonts w:ascii="Arial" w:hAnsi="Arial" w:cs="Arial"/>
+          <w:sz w:val="18"/>
+        </w:rPr>
+        <w:t>: GKE, Cloud Run, Pub</w:t>
+      </w:r>
+      <w:r>
+        <w:rPr>
+          <w:rFonts w:ascii="Arial" w:hAnsi="Arial" w:cs="Arial"/>
+          <w:sz w:val="18"/>
+        </w:rPr>
+        <w:t xml:space="preserve">/Sub, Cloud Storage, </w:t>
+      </w:r>
+      <w:proofErr w:type="spellStart"/>
+      <w:r>
+        <w:rPr>
+          <w:rFonts w:ascii="Arial" w:hAnsi="Arial" w:cs="Arial"/>
+          <w:sz w:val="18"/>
         </w:rPr>
         <w:t>BigQuery</w:t>
       </w:r>
@@ -867,23 +1127,77 @@
       <w:r>
         <w:rPr>
           <w:rFonts w:ascii="Arial" w:hAnsi="Arial" w:cs="Arial"/>
-          <w:sz w:val="20"/>
-        </w:rPr>
-        <w:t xml:space="preserve"> • </w:t>
-      </w:r>
-      <w:proofErr w:type="spellStart"/>
-      <w:r>
-        <w:rPr>
-          <w:rFonts w:ascii="Arial" w:hAnsi="Arial" w:cs="Arial"/>
-          <w:sz w:val="20"/>
-        </w:rPr>
-        <w:t>Docker</w:t>
-      </w:r>
-      <w:proofErr w:type="spellEnd"/>
-      <w:r>
-        <w:rPr>
-          <w:rFonts w:ascii="Arial" w:hAnsi="Arial" w:cs="Arial"/>
-          <w:sz w:val="20"/>
+          <w:sz w:val="18"/>
+        </w:rPr>
+        <w:t xml:space="preserve"> </w:t>
+      </w:r>
+      <w:r>
+        <w:rPr>
+          <w:rFonts w:ascii="Arial" w:hAnsi="Arial" w:cs="Arial"/>
+          <w:sz w:val="18"/>
+        </w:rPr>
+        <w:t xml:space="preserve">• </w:t>
+      </w:r>
+      <w:r>
+        <w:rPr>
+          <w:rFonts w:ascii="Arial" w:hAnsi="Arial" w:cs="Arial"/>
+          <w:b/>
+          <w:sz w:val="18"/>
+        </w:rPr>
+        <w:t>CI/CD</w:t>
+      </w:r>
+      <w:r>
+        <w:rPr>
+          <w:rFonts w:ascii="Arial" w:hAnsi="Arial" w:cs="Arial"/>
+          <w:sz w:val="18"/>
+        </w:rPr>
+        <w:t xml:space="preserve">: </w:t>
+      </w:r>
+      <w:proofErr w:type="spellStart"/>
+      <w:r>
+        <w:rPr>
+          <w:rFonts w:ascii="Arial" w:hAnsi="Arial" w:cs="Arial"/>
+          <w:sz w:val="18"/>
+        </w:rPr>
+        <w:t>GitHub</w:t>
+      </w:r>
+      <w:proofErr w:type="spellEnd"/>
+      <w:r>
+        <w:rPr>
+          <w:rFonts w:ascii="Arial" w:hAnsi="Arial" w:cs="Arial"/>
+          <w:sz w:val="18"/>
+        </w:rPr>
+        <w:t xml:space="preserve"> Actions, </w:t>
+      </w:r>
+      <w:proofErr w:type="spellStart"/>
+      <w:r>
+        <w:rPr>
+          <w:rFonts w:ascii="Arial" w:hAnsi="Arial" w:cs="Arial"/>
+          <w:sz w:val="18"/>
+        </w:rPr>
+        <w:t>GitLab</w:t>
+      </w:r>
+      <w:proofErr w:type="spellEnd"/>
+      <w:r>
+        <w:rPr>
+          <w:rFonts w:ascii="Arial" w:hAnsi="Arial" w:cs="Arial"/>
+          <w:sz w:val="18"/>
+        </w:rPr>
+        <w:t xml:space="preserve"> CI, Jenkins, Azure </w:t>
+      </w:r>
+      <w:proofErr w:type="spellStart"/>
+      <w:r>
+        <w:rPr>
+          <w:rFonts w:ascii="Arial" w:hAnsi="Arial" w:cs="Arial"/>
+          <w:sz w:val="18"/>
+        </w:rPr>
+        <w:t>DevOps</w:t>
+      </w:r>
+      <w:proofErr w:type="spellEnd"/>
+      <w:r>
+        <w:rPr>
+          <w:rFonts w:ascii="Arial" w:hAnsi="Arial" w:cs="Arial"/>
+          <w:sz w:val="18"/>
         </w:rPr>
         <w:t xml:space="preserve">, </w:t>
       </w:r>
@@ -891,119 +1205,7 @@
       <w:r>
         <w:rPr>
           <w:rFonts w:ascii="Arial" w:hAnsi="Arial" w:cs="Arial"/>
-          <w:sz w:val="20"/>
-        </w:rPr>
-        <w:t>Kubernetes</w:t>
-      </w:r>
-      <w:proofErr w:type="spellEnd"/>
-      <w:r>
-        <w:rPr>
-          <w:rFonts w:ascii="Arial" w:hAnsi="Arial" w:cs="Arial"/>
-          <w:sz w:val="20"/>
-        </w:rPr>
-        <w:t xml:space="preserve">, Helm, Argo CD, </w:t>
-      </w:r>
-      <w:proofErr w:type="spellStart"/>
-      <w:r>
-        <w:rPr>
-          <w:rFonts w:ascii="Arial" w:hAnsi="Arial" w:cs="Arial"/>
-          <w:sz w:val="20"/>
-        </w:rPr>
-        <w:t>GitOps</w:t>
-      </w:r>
-      <w:proofErr w:type="spellEnd"/>
-      <w:r>
-        <w:rPr>
-          <w:rFonts w:ascii="Arial" w:hAnsi="Arial" w:cs="Arial"/>
-          <w:sz w:val="20"/>
-        </w:rPr>
-        <w:t xml:space="preserve">, </w:t>
-      </w:r>
-      <w:proofErr w:type="spellStart"/>
-      <w:r>
-        <w:rPr>
-          <w:rFonts w:ascii="Arial" w:hAnsi="Arial" w:cs="Arial"/>
-          <w:sz w:val="20"/>
-        </w:rPr>
-        <w:t>Terraform</w:t>
-      </w:r>
-      <w:proofErr w:type="spellEnd"/>
-      <w:r>
-        <w:rPr>
-          <w:rFonts w:ascii="Arial" w:hAnsi="Arial" w:cs="Arial"/>
-          <w:sz w:val="20"/>
-        </w:rPr>
-        <w:t xml:space="preserve">, </w:t>
-      </w:r>
-      <w:proofErr w:type="spellStart"/>
-      <w:r>
-        <w:rPr>
-          <w:rFonts w:ascii="Arial" w:hAnsi="Arial" w:cs="Arial"/>
-          <w:sz w:val="20"/>
-        </w:rPr>
-        <w:t>CloudFormation</w:t>
-      </w:r>
-      <w:proofErr w:type="spellEnd"/>
-      <w:r>
-        <w:rPr>
-          <w:rFonts w:ascii="Arial" w:hAnsi="Arial" w:cs="Arial"/>
-          <w:sz w:val="20"/>
-        </w:rPr>
-        <w:t xml:space="preserve"> • CI/CD: </w:t>
-      </w:r>
-      <w:proofErr w:type="spellStart"/>
-      <w:r>
-        <w:rPr>
-          <w:rFonts w:ascii="Arial" w:hAnsi="Arial" w:cs="Arial"/>
-          <w:sz w:val="20"/>
-        </w:rPr>
-        <w:t>GitHub</w:t>
-      </w:r>
-      <w:proofErr w:type="spellEnd"/>
-      <w:r>
-        <w:rPr>
-          <w:rFonts w:ascii="Arial" w:hAnsi="Arial" w:cs="Arial"/>
-          <w:sz w:val="20"/>
-        </w:rPr>
-        <w:t xml:space="preserve"> Actions, </w:t>
-      </w:r>
-      <w:proofErr w:type="spellStart"/>
-      <w:r>
-        <w:rPr>
-          <w:rFonts w:ascii="Arial" w:hAnsi="Arial" w:cs="Arial"/>
-          <w:sz w:val="20"/>
-        </w:rPr>
-        <w:t>GitLab</w:t>
-      </w:r>
-      <w:proofErr w:type="spellEnd"/>
-      <w:r>
-        <w:rPr>
-          <w:rFonts w:ascii="Arial" w:hAnsi="Arial" w:cs="Arial"/>
-          <w:sz w:val="20"/>
-        </w:rPr>
-        <w:t xml:space="preserve"> CI, Jenkins, Azure </w:t>
-      </w:r>
-      <w:proofErr w:type="spellStart"/>
-      <w:r>
-        <w:rPr>
-          <w:rFonts w:ascii="Arial" w:hAnsi="Arial" w:cs="Arial"/>
-          <w:sz w:val="20"/>
-        </w:rPr>
-        <w:t>DevOps</w:t>
-      </w:r>
-      <w:proofErr w:type="spellEnd"/>
-      <w:r>
-        <w:rPr>
-          <w:rFonts w:ascii="Arial" w:hAnsi="Arial" w:cs="Arial"/>
-          <w:sz w:val="20"/>
-        </w:rPr>
-        <w:t xml:space="preserve">, </w:t>
-      </w:r>
-      <w:proofErr w:type="spellStart"/>
-      <w:r>
-        <w:rPr>
-          <w:rFonts w:ascii="Arial" w:hAnsi="Arial" w:cs="Arial"/>
-          <w:sz w:val="20"/>
+          <w:sz w:val="18"/>
         </w:rPr>
         <w:t>CircleCI</w:t>
       </w:r>
@@ -1019,15 +1221,15 @@
         <w:jc w:val="both"/>
         <w:rPr>
           <w:rFonts w:ascii="Arial" w:hAnsi="Arial" w:cs="Arial"/>
-          <w:sz w:val="20"/>
-        </w:rPr>
-      </w:pPr>
-      <w:proofErr w:type="spellStart"/>
-      <w:r>
-        <w:rPr>
-          <w:rStyle w:val="Strong"/>
-          <w:rFonts w:ascii="Arial" w:hAnsi="Arial" w:cs="Arial"/>
-          <w:sz w:val="20"/>
+          <w:sz w:val="18"/>
+        </w:rPr>
+      </w:pPr>
+      <w:proofErr w:type="spellStart"/>
+      <w:r>
+        <w:rPr>
+          <w:rStyle w:val="Strong"/>
+          <w:rFonts w:ascii="Arial" w:hAnsi="Arial" w:cs="Arial"/>
+          <w:sz w:val="18"/>
         </w:rPr>
         <w:t>Observability</w:t>
       </w:r>
@@ -1036,14 +1238,14 @@
         <w:rPr>
           <w:rStyle w:val="Strong"/>
           <w:rFonts w:ascii="Arial" w:hAnsi="Arial" w:cs="Arial"/>
-          <w:sz w:val="20"/>
+          <w:sz w:val="18"/>
         </w:rPr>
         <w:t>, Quality &amp; Security</w:t>
       </w:r>
       <w:r>
         <w:rPr>
           <w:rFonts w:ascii="Arial" w:hAnsi="Arial" w:cs="Arial"/>
-          <w:sz w:val="20"/>
+          <w:sz w:val="18"/>
         </w:rPr>
         <w:t xml:space="preserve"> — </w:t>
       </w:r>
@@ -1051,7 +1253,7 @@
       <w:r>
         <w:rPr>
           <w:rFonts w:ascii="Arial" w:hAnsi="Arial" w:cs="Arial"/>
-          <w:sz w:val="20"/>
+          <w:sz w:val="18"/>
         </w:rPr>
         <w:t>OpenTelemetry</w:t>
       </w:r>
@@ -1059,7 +1261,7 @@
       <w:r>
         <w:rPr>
           <w:rFonts w:ascii="Arial" w:hAnsi="Arial" w:cs="Arial"/>
-          <w:sz w:val="20"/>
+          <w:sz w:val="18"/>
         </w:rPr>
         <w:t xml:space="preserve">, </w:t>
       </w:r>
@@ -1067,7 +1269,7 @@
       <w:r>
         <w:rPr>
           <w:rFonts w:ascii="Arial" w:hAnsi="Arial" w:cs="Arial"/>
-          <w:sz w:val="20"/>
+          <w:sz w:val="18"/>
         </w:rPr>
         <w:t>Datadog</w:t>
       </w:r>
@@ -1075,7 +1277,7 @@
       <w:r>
         <w:rPr>
           <w:rFonts w:ascii="Arial" w:hAnsi="Arial" w:cs="Arial"/>
-          <w:sz w:val="20"/>
+          <w:sz w:val="18"/>
         </w:rPr>
         <w:t xml:space="preserve">, Prometheus, </w:t>
       </w:r>
@@ -1083,7 +1285,7 @@
       <w:r>
         <w:rPr>
           <w:rFonts w:ascii="Arial" w:hAnsi="Arial" w:cs="Arial"/>
-          <w:sz w:val="20"/>
+          <w:sz w:val="18"/>
         </w:rPr>
         <w:t>Grafana</w:t>
       </w:r>
@@ -1091,7 +1293,7 @@
       <w:r>
         <w:rPr>
           <w:rFonts w:ascii="Arial" w:hAnsi="Arial" w:cs="Arial"/>
-          <w:sz w:val="20"/>
+          <w:sz w:val="18"/>
         </w:rPr>
         <w:t xml:space="preserve">, ELK/EFK, </w:t>
       </w:r>
@@ -1099,7 +1301,7 @@
       <w:r>
         <w:rPr>
           <w:rFonts w:ascii="Arial" w:hAnsi="Arial" w:cs="Arial"/>
-          <w:sz w:val="20"/>
+          <w:sz w:val="18"/>
         </w:rPr>
         <w:t>CloudWatch</w:t>
       </w:r>
@@ -1107,15 +1309,45 @@
       <w:r>
         <w:rPr>
           <w:rFonts w:ascii="Arial" w:hAnsi="Arial" w:cs="Arial"/>
-          <w:sz w:val="20"/>
-        </w:rPr>
-        <w:t xml:space="preserve">, structured logging • Testing: Jest, Mocha, Chai, React Testing Library, Cypress, Playwright, API contract tests (Pact-style) • Security: OAuth2, </w:t>
-      </w:r>
-      <w:proofErr w:type="spellStart"/>
-      <w:r>
-        <w:rPr>
-          <w:rFonts w:ascii="Arial" w:hAnsi="Arial" w:cs="Arial"/>
-          <w:sz w:val="20"/>
+          <w:sz w:val="18"/>
+        </w:rPr>
+        <w:t xml:space="preserve">, structured logging • </w:t>
+      </w:r>
+      <w:r>
+        <w:rPr>
+          <w:rFonts w:ascii="Arial" w:hAnsi="Arial" w:cs="Arial"/>
+          <w:b/>
+          <w:sz w:val="18"/>
+        </w:rPr>
+        <w:t>Testing</w:t>
+      </w:r>
+      <w:r>
+        <w:rPr>
+          <w:rFonts w:ascii="Arial" w:hAnsi="Arial" w:cs="Arial"/>
+          <w:sz w:val="18"/>
+        </w:rPr>
+        <w:t xml:space="preserve">: Jest, Mocha, Chai, React Testing Library, Cypress, Playwright, API contract tests (Pact-style) • </w:t>
+      </w:r>
+      <w:r>
+        <w:rPr>
+          <w:rFonts w:ascii="Arial" w:hAnsi="Arial" w:cs="Arial"/>
+          <w:b/>
+          <w:sz w:val="18"/>
+        </w:rPr>
+        <w:t>Security</w:t>
+      </w:r>
+      <w:r>
+        <w:rPr>
+          <w:rFonts w:ascii="Arial" w:hAnsi="Arial" w:cs="Arial"/>
+          <w:sz w:val="18"/>
+        </w:rPr>
+        <w:t xml:space="preserve">: OAuth2, </w:t>
+      </w:r>
+      <w:proofErr w:type="spellStart"/>
+      <w:r>
+        <w:rPr>
+          <w:rFonts w:ascii="Arial" w:hAnsi="Arial" w:cs="Arial"/>
+          <w:sz w:val="18"/>
         </w:rPr>
         <w:t>OpenID</w:t>
       </w:r>
@@ -1123,7 +1355,7 @@
       <w:r>
         <w:rPr>
           <w:rFonts w:ascii="Arial" w:hAnsi="Arial" w:cs="Arial"/>
-          <w:sz w:val="20"/>
+          <w:sz w:val="18"/>
         </w:rPr>
         <w:t xml:space="preserve"> Connect, JWT, </w:t>
       </w:r>
@@ -1131,7 +1363,7 @@
       <w:r>
         <w:rPr>
           <w:rFonts w:ascii="Arial" w:hAnsi="Arial" w:cs="Arial"/>
-          <w:sz w:val="20"/>
+          <w:sz w:val="18"/>
         </w:rPr>
         <w:t>Okta</w:t>
       </w:r>
@@ -1139,7 +1371,7 @@
       <w:r>
         <w:rPr>
           <w:rFonts w:ascii="Arial" w:hAnsi="Arial" w:cs="Arial"/>
-          <w:sz w:val="20"/>
+          <w:sz w:val="18"/>
         </w:rPr>
         <w:t xml:space="preserve">, Auth0, AWS </w:t>
       </w:r>
@@ -1147,7 +1379,7 @@
       <w:r>
         <w:rPr>
           <w:rFonts w:ascii="Arial" w:hAnsi="Arial" w:cs="Arial"/>
-          <w:sz w:val="20"/>
+          <w:sz w:val="18"/>
         </w:rPr>
         <w:t>Cognito</w:t>
       </w:r>
@@ -1155,7 +1387,7 @@
       <w:r>
         <w:rPr>
           <w:rFonts w:ascii="Arial" w:hAnsi="Arial" w:cs="Arial"/>
-          <w:sz w:val="20"/>
+          <w:sz w:val="18"/>
         </w:rPr>
         <w:t>, RBAC/ABAC, audit logging</w:t>
       </w:r>
@@ -1234,13 +1466,13 @@
         <w:jc w:val="both"/>
         <w:rPr>
           <w:rFonts w:ascii="Arial" w:hAnsi="Arial" w:cs="Arial"/>
-          <w:sz w:val="20"/>
-        </w:rPr>
-      </w:pPr>
-      <w:r>
-        <w:rPr>
-          <w:rFonts w:ascii="Arial" w:hAnsi="Arial" w:cs="Arial"/>
-          <w:sz w:val="20"/>
+          <w:sz w:val="18"/>
+        </w:rPr>
+      </w:pPr>
+      <w:r>
+        <w:rPr>
+          <w:rFonts w:ascii="Arial" w:hAnsi="Arial" w:cs="Arial"/>
+          <w:sz w:val="18"/>
         </w:rPr>
         <w:t xml:space="preserve">Led delivery of a </w:t>
       </w:r>
@@ -1249,7 +1481,7 @@
         <w:rPr>
           <w:rStyle w:val="Strong"/>
           <w:rFonts w:ascii="Arial" w:hAnsi="Arial" w:cs="Arial"/>
-          <w:sz w:val="20"/>
+          <w:sz w:val="18"/>
         </w:rPr>
         <w:t>Blazor</w:t>
       </w:r>
@@ -1257,7 +1489,7 @@
       <w:r>
         <w:rPr>
           <w:rFonts w:ascii="Arial" w:hAnsi="Arial" w:cs="Arial"/>
-          <w:sz w:val="20"/>
+          <w:sz w:val="18"/>
         </w:rPr>
         <w:t xml:space="preserve"> operations portal with reusable </w:t>
       </w:r>
@@ -1265,14 +1497,14 @@
         <w:rPr>
           <w:rStyle w:val="Strong"/>
           <w:rFonts w:ascii="Arial" w:hAnsi="Arial" w:cs="Arial"/>
-          <w:sz w:val="20"/>
+          <w:sz w:val="18"/>
         </w:rPr>
         <w:t>Razor components</w:t>
       </w:r>
       <w:r>
         <w:rPr>
           <w:rFonts w:ascii="Arial" w:hAnsi="Arial" w:cs="Arial"/>
-          <w:sz w:val="20"/>
+          <w:sz w:val="18"/>
         </w:rPr>
         <w:t>, role-based navigation, and predictable state flows that reduced support churn and accelerated feature delivery.</w:t>
       </w:r>
@@ -1287,13 +1519,13 @@
         <w:jc w:val="both"/>
         <w:rPr>
           <w:rFonts w:ascii="Arial" w:hAnsi="Arial" w:cs="Arial"/>
-          <w:sz w:val="20"/>
-        </w:rPr>
-      </w:pPr>
-      <w:r>
-        <w:rPr>
-          <w:rFonts w:ascii="Arial" w:hAnsi="Arial" w:cs="Arial"/>
-          <w:sz w:val="20"/>
+          <w:sz w:val="18"/>
+        </w:rPr>
+      </w:pPr>
+      <w:r>
+        <w:rPr>
+          <w:rFonts w:ascii="Arial" w:hAnsi="Arial" w:cs="Arial"/>
+          <w:sz w:val="18"/>
         </w:rPr>
         <w:t xml:space="preserve">Designed </w:t>
       </w:r>
@@ -1301,14 +1533,14 @@
         <w:rPr>
           <w:rStyle w:val="Strong"/>
           <w:rFonts w:ascii="Arial" w:hAnsi="Arial" w:cs="Arial"/>
-          <w:sz w:val="20"/>
+          <w:sz w:val="18"/>
         </w:rPr>
         <w:t>ASP.NET Core</w:t>
       </w:r>
       <w:r>
         <w:rPr>
           <w:rFonts w:ascii="Arial" w:hAnsi="Arial" w:cs="Arial"/>
-          <w:sz w:val="20"/>
+          <w:sz w:val="18"/>
         </w:rPr>
         <w:t xml:space="preserve"> APIs with consistent contracts (pagination, validation, error shapes), enabling multiple clients to integrate safely without fragile, one-off handling.</w:t>
       </w:r>
@@ -1323,13 +1555,13 @@
         <w:jc w:val="both"/>
         <w:rPr>
           <w:rFonts w:ascii="Arial" w:hAnsi="Arial" w:cs="Arial"/>
-          <w:sz w:val="20"/>
-        </w:rPr>
-      </w:pPr>
-      <w:r>
-        <w:rPr>
-          <w:rFonts w:ascii="Arial" w:hAnsi="Arial" w:cs="Arial"/>
-          <w:sz w:val="20"/>
+          <w:sz w:val="18"/>
+        </w:rPr>
+      </w:pPr>
+      <w:r>
+        <w:rPr>
+          <w:rFonts w:ascii="Arial" w:hAnsi="Arial" w:cs="Arial"/>
+          <w:sz w:val="18"/>
         </w:rPr>
         <w:t xml:space="preserve">Built a clean data access layer using </w:t>
       </w:r>
@@ -1337,14 +1569,14 @@
         <w:rPr>
           <w:rStyle w:val="Strong"/>
           <w:rFonts w:ascii="Arial" w:hAnsi="Arial" w:cs="Arial"/>
-          <w:sz w:val="20"/>
+          <w:sz w:val="18"/>
         </w:rPr>
         <w:t>Entity Framework Core</w:t>
       </w:r>
       <w:r>
         <w:rPr>
           <w:rFonts w:ascii="Arial" w:hAnsi="Arial" w:cs="Arial"/>
-          <w:sz w:val="20"/>
+          <w:sz w:val="18"/>
         </w:rPr>
         <w:t xml:space="preserve"> and performance-focused querying (including </w:t>
       </w:r>
@@ -1353,7 +1585,7 @@
         <w:rPr>
           <w:rStyle w:val="Strong"/>
           <w:rFonts w:ascii="Arial" w:hAnsi="Arial" w:cs="Arial"/>
-          <w:sz w:val="20"/>
+          <w:sz w:val="18"/>
         </w:rPr>
         <w:t>Dapper</w:t>
       </w:r>
@@ -1361,7 +1593,7 @@
       <w:r>
         <w:rPr>
           <w:rFonts w:ascii="Arial" w:hAnsi="Arial" w:cs="Arial"/>
-          <w:sz w:val="20"/>
+          <w:sz w:val="18"/>
         </w:rPr>
         <w:t xml:space="preserve"> patterns) to balance developer velocity with predictable latency.</w:t>
       </w:r>
@@ -1376,13 +1608,13 @@
         <w:jc w:val="both"/>
         <w:rPr>
           <w:rFonts w:ascii="Arial" w:hAnsi="Arial" w:cs="Arial"/>
-          <w:sz w:val="20"/>
-        </w:rPr>
-      </w:pPr>
-      <w:r>
-        <w:rPr>
-          <w:rFonts w:ascii="Arial" w:hAnsi="Arial" w:cs="Arial"/>
-          <w:sz w:val="20"/>
+          <w:sz w:val="18"/>
+        </w:rPr>
+      </w:pPr>
+      <w:r>
+        <w:rPr>
+          <w:rFonts w:ascii="Arial" w:hAnsi="Arial" w:cs="Arial"/>
+          <w:sz w:val="18"/>
         </w:rPr>
         <w:t xml:space="preserve">Tuned </w:t>
       </w:r>
@@ -1391,7 +1623,7 @@
         <w:rPr>
           <w:rStyle w:val="Strong"/>
           <w:rFonts w:ascii="Arial" w:hAnsi="Arial" w:cs="Arial"/>
-          <w:sz w:val="20"/>
+          <w:sz w:val="18"/>
         </w:rPr>
         <w:t>PostgreSQL</w:t>
       </w:r>
@@ -1399,7 +1631,7 @@
       <w:r>
         <w:rPr>
           <w:rFonts w:ascii="Arial" w:hAnsi="Arial" w:cs="Arial"/>
-          <w:sz w:val="20"/>
+          <w:sz w:val="18"/>
         </w:rPr>
         <w:t xml:space="preserve"> read/write paths with targeted indexes, query rewrites, and projection optimization, improving responsiveness for high-traffic dashboards and exports.</w:t>
       </w:r>
@@ -1414,13 +1646,13 @@
         <w:jc w:val="both"/>
         <w:rPr>
           <w:rFonts w:ascii="Arial" w:hAnsi="Arial" w:cs="Arial"/>
-          <w:sz w:val="20"/>
-        </w:rPr>
-      </w:pPr>
-      <w:r>
-        <w:rPr>
-          <w:rFonts w:ascii="Arial" w:hAnsi="Arial" w:cs="Arial"/>
-          <w:sz w:val="20"/>
+          <w:sz w:val="18"/>
+        </w:rPr>
+      </w:pPr>
+      <w:r>
+        <w:rPr>
+          <w:rFonts w:ascii="Arial" w:hAnsi="Arial" w:cs="Arial"/>
+          <w:sz w:val="18"/>
         </w:rPr>
         <w:t xml:space="preserve">Implemented background workflows for scheduled processing using queue-driven execution with </w:t>
       </w:r>
@@ -1428,14 +1660,14 @@
         <w:rPr>
           <w:rStyle w:val="Strong"/>
           <w:rFonts w:ascii="Arial" w:hAnsi="Arial" w:cs="Arial"/>
-          <w:sz w:val="20"/>
+          <w:sz w:val="18"/>
         </w:rPr>
         <w:t>AWS SQS/SNS</w:t>
       </w:r>
       <w:r>
         <w:rPr>
           <w:rFonts w:ascii="Arial" w:hAnsi="Arial" w:cs="Arial"/>
-          <w:sz w:val="20"/>
+          <w:sz w:val="18"/>
         </w:rPr>
         <w:t xml:space="preserve"> and </w:t>
       </w:r>
@@ -1444,7 +1676,7 @@
         <w:rPr>
           <w:rStyle w:val="Strong"/>
           <w:rFonts w:ascii="Arial" w:hAnsi="Arial" w:cs="Arial"/>
-          <w:sz w:val="20"/>
+          <w:sz w:val="18"/>
         </w:rPr>
         <w:t>RabbitMQ</w:t>
       </w:r>
@@ -1452,7 +1684,7 @@
       <w:r>
         <w:rPr>
           <w:rFonts w:ascii="Arial" w:hAnsi="Arial" w:cs="Arial"/>
-          <w:sz w:val="20"/>
+          <w:sz w:val="18"/>
         </w:rPr>
         <w:t>, including retries, DLQ-style handling, and operator visibility.</w:t>
       </w:r>
@@ -1467,13 +1699,13 @@
         <w:jc w:val="both"/>
         <w:rPr>
           <w:rFonts w:ascii="Arial" w:hAnsi="Arial" w:cs="Arial"/>
-          <w:sz w:val="20"/>
-        </w:rPr>
-      </w:pPr>
-      <w:r>
-        <w:rPr>
-          <w:rFonts w:ascii="Arial" w:hAnsi="Arial" w:cs="Arial"/>
-          <w:sz w:val="20"/>
+          <w:sz w:val="18"/>
+        </w:rPr>
+      </w:pPr>
+      <w:r>
+        <w:rPr>
+          <w:rFonts w:ascii="Arial" w:hAnsi="Arial" w:cs="Arial"/>
+          <w:sz w:val="18"/>
         </w:rPr>
         <w:t xml:space="preserve">Introduced event-driven integration patterns with </w:t>
       </w:r>
@@ -1481,14 +1713,14 @@
         <w:rPr>
           <w:rStyle w:val="Strong"/>
           <w:rFonts w:ascii="Arial" w:hAnsi="Arial" w:cs="Arial"/>
-          <w:sz w:val="20"/>
+          <w:sz w:val="18"/>
         </w:rPr>
         <w:t>Kafka</w:t>
       </w:r>
       <w:r>
         <w:rPr>
           <w:rFonts w:ascii="Arial" w:hAnsi="Arial" w:cs="Arial"/>
-          <w:sz w:val="20"/>
+          <w:sz w:val="18"/>
         </w:rPr>
         <w:t xml:space="preserve"> for long-running workflows, ensuring consumers were idempotent and safe under replays and partial failures.</w:t>
       </w:r>
@@ -1503,13 +1735,13 @@
         <w:jc w:val="both"/>
         <w:rPr>
           <w:rFonts w:ascii="Arial" w:hAnsi="Arial" w:cs="Arial"/>
-          <w:sz w:val="20"/>
-        </w:rPr>
-      </w:pPr>
-      <w:r>
-        <w:rPr>
-          <w:rFonts w:ascii="Arial" w:hAnsi="Arial" w:cs="Arial"/>
-          <w:sz w:val="20"/>
+          <w:sz w:val="18"/>
+        </w:rPr>
+      </w:pPr>
+      <w:r>
+        <w:rPr>
+          <w:rFonts w:ascii="Arial" w:hAnsi="Arial" w:cs="Arial"/>
+          <w:sz w:val="18"/>
         </w:rPr>
         <w:t xml:space="preserve">Delivered secure file/media workflows using </w:t>
       </w:r>
@@ -1517,14 +1749,14 @@
         <w:rPr>
           <w:rStyle w:val="Strong"/>
           <w:rFonts w:ascii="Arial" w:hAnsi="Arial" w:cs="Arial"/>
-          <w:sz w:val="20"/>
+          <w:sz w:val="18"/>
         </w:rPr>
         <w:t>S3</w:t>
       </w:r>
       <w:r>
         <w:rPr>
           <w:rFonts w:ascii="Arial" w:hAnsi="Arial" w:cs="Arial"/>
-          <w:sz w:val="20"/>
+          <w:sz w:val="18"/>
         </w:rPr>
         <w:t xml:space="preserve"> and signed URL patterns, with metadata persisted in </w:t>
       </w:r>
@@ -1532,14 +1764,14 @@
         <w:rPr>
           <w:rStyle w:val="Strong"/>
           <w:rFonts w:ascii="Arial" w:hAnsi="Arial" w:cs="Arial"/>
-          <w:sz w:val="20"/>
+          <w:sz w:val="18"/>
         </w:rPr>
         <w:t>RDS</w:t>
       </w:r>
       <w:r>
         <w:rPr>
           <w:rFonts w:ascii="Arial" w:hAnsi="Arial" w:cs="Arial"/>
-          <w:sz w:val="20"/>
+          <w:sz w:val="18"/>
         </w:rPr>
         <w:t xml:space="preserve"> and operational caching via </w:t>
       </w:r>
@@ -1548,7 +1780,7 @@
         <w:rPr>
           <w:rStyle w:val="Strong"/>
           <w:rFonts w:ascii="Arial" w:hAnsi="Arial" w:cs="Arial"/>
-          <w:sz w:val="20"/>
+          <w:sz w:val="18"/>
         </w:rPr>
         <w:t>Redis</w:t>
       </w:r>
@@ -1556,7 +1788,7 @@
       <w:r>
         <w:rPr>
           <w:rFonts w:ascii="Arial" w:hAnsi="Arial" w:cs="Arial"/>
-          <w:sz w:val="20"/>
+          <w:sz w:val="18"/>
         </w:rPr>
         <w:t>.</w:t>
       </w:r>
@@ -1571,13 +1803,13 @@
         <w:jc w:val="both"/>
         <w:rPr>
           <w:rFonts w:ascii="Arial" w:hAnsi="Arial" w:cs="Arial"/>
-          <w:sz w:val="20"/>
-        </w:rPr>
-      </w:pPr>
-      <w:r>
-        <w:rPr>
-          <w:rFonts w:ascii="Arial" w:hAnsi="Arial" w:cs="Arial"/>
-          <w:sz w:val="20"/>
+          <w:sz w:val="18"/>
+        </w:rPr>
+      </w:pPr>
+      <w:r>
+        <w:rPr>
+          <w:rFonts w:ascii="Arial" w:hAnsi="Arial" w:cs="Arial"/>
+          <w:sz w:val="18"/>
         </w:rPr>
         <w:t xml:space="preserve">Built search-heavy operational views backed by </w:t>
       </w:r>
@@ -1586,7 +1818,7 @@
         <w:rPr>
           <w:rStyle w:val="Strong"/>
           <w:rFonts w:ascii="Arial" w:hAnsi="Arial" w:cs="Arial"/>
-          <w:sz w:val="20"/>
+          <w:sz w:val="18"/>
         </w:rPr>
         <w:t>Elasticsearch</w:t>
       </w:r>
@@ -1595,14 +1827,14 @@
         <w:rPr>
           <w:rStyle w:val="Strong"/>
           <w:rFonts w:ascii="Arial" w:hAnsi="Arial" w:cs="Arial"/>
-          <w:sz w:val="20"/>
+          <w:sz w:val="18"/>
         </w:rPr>
         <w:t>/OpenSearch</w:t>
       </w:r>
       <w:r>
         <w:rPr>
           <w:rFonts w:ascii="Arial" w:hAnsi="Arial" w:cs="Arial"/>
-          <w:sz w:val="20"/>
+          <w:sz w:val="18"/>
         </w:rPr>
         <w:t xml:space="preserve">, shaping indices, query </w:t>
       </w:r>
@@ -1610,7 +1842,7 @@
       <w:r>
         <w:rPr>
           <w:rFonts w:ascii="Arial" w:hAnsi="Arial" w:cs="Arial"/>
-          <w:sz w:val="20"/>
+          <w:sz w:val="18"/>
         </w:rPr>
         <w:t>templates,</w:t>
       </w:r>
@@ -1618,7 +1850,7 @@
       <w:r>
         <w:rPr>
           <w:rFonts w:ascii="Arial" w:hAnsi="Arial" w:cs="Arial"/>
-          <w:sz w:val="20"/>
+          <w:sz w:val="18"/>
         </w:rPr>
         <w:t xml:space="preserve"> and relevance tuning to reduce “can’t find it” escalations.</w:t>
       </w:r>
@@ -1633,13 +1865,13 @@
         <w:jc w:val="both"/>
         <w:rPr>
           <w:rFonts w:ascii="Arial" w:hAnsi="Arial" w:cs="Arial"/>
-          <w:sz w:val="20"/>
-        </w:rPr>
-      </w:pPr>
-      <w:r>
-        <w:rPr>
-          <w:rFonts w:ascii="Arial" w:hAnsi="Arial" w:cs="Arial"/>
-          <w:sz w:val="20"/>
+          <w:sz w:val="18"/>
+        </w:rPr>
+      </w:pPr>
+      <w:r>
+        <w:rPr>
+          <w:rFonts w:ascii="Arial" w:hAnsi="Arial" w:cs="Arial"/>
+          <w:sz w:val="18"/>
         </w:rPr>
         <w:t xml:space="preserve">Standardized </w:t>
       </w:r>
@@ -1647,14 +1879,14 @@
         <w:rPr>
           <w:rStyle w:val="Strong"/>
           <w:rFonts w:ascii="Arial" w:hAnsi="Arial" w:cs="Arial"/>
-          <w:sz w:val="20"/>
+          <w:sz w:val="18"/>
         </w:rPr>
         <w:t>OAuth2/OIDC</w:t>
       </w:r>
       <w:r>
         <w:rPr>
           <w:rFonts w:ascii="Arial" w:hAnsi="Arial" w:cs="Arial"/>
-          <w:sz w:val="20"/>
+          <w:sz w:val="18"/>
         </w:rPr>
         <w:t xml:space="preserve"> authentication and </w:t>
       </w:r>
@@ -1662,14 +1894,14 @@
         <w:rPr>
           <w:rStyle w:val="Strong"/>
           <w:rFonts w:ascii="Arial" w:hAnsi="Arial" w:cs="Arial"/>
-          <w:sz w:val="20"/>
+          <w:sz w:val="18"/>
         </w:rPr>
         <w:t>JWT</w:t>
       </w:r>
       <w:r>
         <w:rPr>
           <w:rFonts w:ascii="Arial" w:hAnsi="Arial" w:cs="Arial"/>
-          <w:sz w:val="20"/>
+          <w:sz w:val="18"/>
         </w:rPr>
         <w:t xml:space="preserve"> authorization, integrating enterprise identity providers such as </w:t>
       </w:r>
@@ -1678,7 +1910,7 @@
         <w:rPr>
           <w:rStyle w:val="Strong"/>
           <w:rFonts w:ascii="Arial" w:hAnsi="Arial" w:cs="Arial"/>
-          <w:sz w:val="20"/>
+          <w:sz w:val="18"/>
         </w:rPr>
         <w:t>Okta</w:t>
       </w:r>
@@ -1687,14 +1919,14 @@
         <w:rPr>
           <w:rStyle w:val="Strong"/>
           <w:rFonts w:ascii="Arial" w:hAnsi="Arial" w:cs="Arial"/>
-          <w:sz w:val="20"/>
+          <w:sz w:val="18"/>
         </w:rPr>
         <w:t>/Auth0</w:t>
       </w:r>
       <w:r>
         <w:rPr>
           <w:rFonts w:ascii="Arial" w:hAnsi="Arial" w:cs="Arial"/>
-          <w:sz w:val="20"/>
+          <w:sz w:val="18"/>
         </w:rPr>
         <w:t xml:space="preserve"> and enforcing </w:t>
       </w:r>
@@ -1702,14 +1934,14 @@
         <w:rPr>
           <w:rStyle w:val="Strong"/>
           <w:rFonts w:ascii="Arial" w:hAnsi="Arial" w:cs="Arial"/>
-          <w:sz w:val="20"/>
+          <w:sz w:val="18"/>
         </w:rPr>
         <w:t>RBAC/ABAC</w:t>
       </w:r>
       <w:r>
         <w:rPr>
           <w:rFonts w:ascii="Arial" w:hAnsi="Arial" w:cs="Arial"/>
-          <w:sz w:val="20"/>
+          <w:sz w:val="18"/>
         </w:rPr>
         <w:t xml:space="preserve"> at API boundaries.</w:t>
       </w:r>
@@ -1724,13 +1956,13 @@
         <w:jc w:val="both"/>
         <w:rPr>
           <w:rFonts w:ascii="Arial" w:hAnsi="Arial" w:cs="Arial"/>
-          <w:sz w:val="20"/>
-        </w:rPr>
-      </w:pPr>
-      <w:r>
-        <w:rPr>
-          <w:rFonts w:ascii="Arial" w:hAnsi="Arial" w:cs="Arial"/>
-          <w:sz w:val="20"/>
+          <w:sz w:val="18"/>
+        </w:rPr>
+      </w:pPr>
+      <w:r>
+        <w:rPr>
+          <w:rFonts w:ascii="Arial" w:hAnsi="Arial" w:cs="Arial"/>
+          <w:sz w:val="18"/>
         </w:rPr>
         <w:t xml:space="preserve">Added end-to-end </w:t>
       </w:r>
@@ -1738,14 +1970,14 @@
         <w:rPr>
           <w:rStyle w:val="Strong"/>
           <w:rFonts w:ascii="Arial" w:hAnsi="Arial" w:cs="Arial"/>
-          <w:sz w:val="20"/>
+          <w:sz w:val="18"/>
         </w:rPr>
         <w:t>audit logging</w:t>
       </w:r>
       <w:r>
         <w:rPr>
           <w:rFonts w:ascii="Arial" w:hAnsi="Arial" w:cs="Arial"/>
-          <w:sz w:val="20"/>
+          <w:sz w:val="18"/>
         </w:rPr>
         <w:t xml:space="preserve"> for sensitive actions, ensuring compliance-friendly traceability across UI, API, and background job execution.</w:t>
       </w:r>
@@ -1760,15 +1992,14 @@
         <w:jc w:val="both"/>
         <w:rPr>
           <w:rFonts w:ascii="Arial" w:hAnsi="Arial" w:cs="Arial"/>
-          <w:sz w:val="20"/>
-        </w:rPr>
-      </w:pPr>
-      <w:r>
-        <w:rPr>
-          <w:rFonts w:ascii="Arial" w:hAnsi="Arial" w:cs="Arial"/>
-          <w:sz w:val="20"/>
-        </w:rPr>
-        <w:lastRenderedPageBreak/>
+          <w:sz w:val="18"/>
+        </w:rPr>
+      </w:pPr>
+      <w:r>
+        <w:rPr>
+          <w:rFonts w:ascii="Arial" w:hAnsi="Arial" w:cs="Arial"/>
+          <w:sz w:val="18"/>
+        </w:rPr>
         <w:t xml:space="preserve">Rolled out distributed tracing and metrics using </w:t>
       </w:r>
       <w:proofErr w:type="spellStart"/>
@@ -1776,7 +2007,7 @@
         <w:rPr>
           <w:rStyle w:val="Strong"/>
           <w:rFonts w:ascii="Arial" w:hAnsi="Arial" w:cs="Arial"/>
-          <w:sz w:val="20"/>
+          <w:sz w:val="18"/>
         </w:rPr>
         <w:t>OpenTelemetry</w:t>
       </w:r>
@@ -1784,7 +2015,7 @@
       <w:r>
         <w:rPr>
           <w:rFonts w:ascii="Arial" w:hAnsi="Arial" w:cs="Arial"/>
-          <w:sz w:val="20"/>
+          <w:sz w:val="18"/>
         </w:rPr>
         <w:t xml:space="preserve">, exporting telemetry into </w:t>
       </w:r>
@@ -1793,7 +2024,7 @@
         <w:rPr>
           <w:rStyle w:val="Strong"/>
           <w:rFonts w:ascii="Arial" w:hAnsi="Arial" w:cs="Arial"/>
-          <w:sz w:val="20"/>
+          <w:sz w:val="18"/>
         </w:rPr>
         <w:t>Datadog</w:t>
       </w:r>
@@ -1801,7 +2032,7 @@
       <w:r>
         <w:rPr>
           <w:rFonts w:ascii="Arial" w:hAnsi="Arial" w:cs="Arial"/>
-          <w:sz w:val="20"/>
+          <w:sz w:val="18"/>
         </w:rPr>
         <w:t xml:space="preserve">, </w:t>
       </w:r>
@@ -1809,14 +2040,14 @@
         <w:rPr>
           <w:rStyle w:val="Strong"/>
           <w:rFonts w:ascii="Arial" w:hAnsi="Arial" w:cs="Arial"/>
-          <w:sz w:val="20"/>
+          <w:sz w:val="18"/>
         </w:rPr>
         <w:t>Prometheus</w:t>
       </w:r>
       <w:r>
         <w:rPr>
           <w:rFonts w:ascii="Arial" w:hAnsi="Arial" w:cs="Arial"/>
-          <w:sz w:val="20"/>
+          <w:sz w:val="18"/>
         </w:rPr>
         <w:t xml:space="preserve">, and </w:t>
       </w:r>
@@ -1825,7 +2056,7 @@
         <w:rPr>
           <w:rStyle w:val="Strong"/>
           <w:rFonts w:ascii="Arial" w:hAnsi="Arial" w:cs="Arial"/>
-          <w:sz w:val="20"/>
+          <w:sz w:val="18"/>
         </w:rPr>
         <w:t>Grafana</w:t>
       </w:r>
@@ -1833,7 +2064,7 @@
       <w:r>
         <w:rPr>
           <w:rFonts w:ascii="Arial" w:hAnsi="Arial" w:cs="Arial"/>
-          <w:sz w:val="20"/>
+          <w:sz w:val="18"/>
         </w:rPr>
         <w:t xml:space="preserve"> dashboards to cut incident triage time.</w:t>
       </w:r>
@@ -1848,14 +2079,15 @@
         <w:jc w:val="both"/>
         <w:rPr>
           <w:rFonts w:ascii="Arial" w:hAnsi="Arial" w:cs="Arial"/>
-          <w:sz w:val="20"/>
-        </w:rPr>
-      </w:pPr>
-      <w:r>
-        <w:rPr>
-          <w:rFonts w:ascii="Arial" w:hAnsi="Arial" w:cs="Arial"/>
-          <w:sz w:val="20"/>
-        </w:rPr>
+          <w:sz w:val="18"/>
+        </w:rPr>
+      </w:pPr>
+      <w:r>
+        <w:rPr>
+          <w:rFonts w:ascii="Arial" w:hAnsi="Arial" w:cs="Arial"/>
+          <w:sz w:val="18"/>
+        </w:rPr>
+        <w:lastRenderedPageBreak/>
         <w:t xml:space="preserve">Consolidated log pipelines with </w:t>
       </w:r>
       <w:proofErr w:type="spellStart"/>
@@ -1863,7 +2095,7 @@
         <w:rPr>
           <w:rStyle w:val="Strong"/>
           <w:rFonts w:ascii="Arial" w:hAnsi="Arial" w:cs="Arial"/>
-          <w:sz w:val="20"/>
+          <w:sz w:val="18"/>
         </w:rPr>
         <w:t>CloudWatch</w:t>
       </w:r>
@@ -1871,7 +2103,7 @@
       <w:r>
         <w:rPr>
           <w:rFonts w:ascii="Arial" w:hAnsi="Arial" w:cs="Arial"/>
-          <w:sz w:val="20"/>
+          <w:sz w:val="18"/>
         </w:rPr>
         <w:t xml:space="preserve"> and </w:t>
       </w:r>
@@ -1879,14 +2111,14 @@
         <w:rPr>
           <w:rStyle w:val="Strong"/>
           <w:rFonts w:ascii="Arial" w:hAnsi="Arial" w:cs="Arial"/>
-          <w:sz w:val="20"/>
+          <w:sz w:val="18"/>
         </w:rPr>
         <w:t>ELK/EFK</w:t>
       </w:r>
       <w:r>
         <w:rPr>
           <w:rFonts w:ascii="Arial" w:hAnsi="Arial" w:cs="Arial"/>
-          <w:sz w:val="20"/>
+          <w:sz w:val="18"/>
         </w:rPr>
         <w:t xml:space="preserve"> conventions (structured fields, correlation IDs, </w:t>
       </w:r>
@@ -1894,7 +2126,7 @@
       <w:r>
         <w:rPr>
           <w:rFonts w:ascii="Arial" w:hAnsi="Arial" w:cs="Arial"/>
-          <w:sz w:val="20"/>
+          <w:sz w:val="18"/>
         </w:rPr>
         <w:t>request</w:t>
       </w:r>
@@ -1902,7 +2134,7 @@
       <w:r>
         <w:rPr>
           <w:rFonts w:ascii="Arial" w:hAnsi="Arial" w:cs="Arial"/>
-          <w:sz w:val="20"/>
+          <w:sz w:val="18"/>
         </w:rPr>
         <w:t xml:space="preserve">/tenant context) to reduce noisy pages and improve </w:t>
       </w:r>
@@ -1910,7 +2142,7 @@
       <w:r>
         <w:rPr>
           <w:rFonts w:ascii="Arial" w:hAnsi="Arial" w:cs="Arial"/>
-          <w:sz w:val="20"/>
+          <w:sz w:val="18"/>
         </w:rPr>
         <w:t>debuggability</w:t>
       </w:r>
@@ -1918,7 +2150,7 @@
       <w:r>
         <w:rPr>
           <w:rFonts w:ascii="Arial" w:hAnsi="Arial" w:cs="Arial"/>
-          <w:sz w:val="20"/>
+          <w:sz w:val="18"/>
         </w:rPr>
         <w:t>.</w:t>
       </w:r>
@@ -1933,13 +2165,13 @@
         <w:jc w:val="both"/>
         <w:rPr>
           <w:rFonts w:ascii="Arial" w:hAnsi="Arial" w:cs="Arial"/>
-          <w:sz w:val="20"/>
-        </w:rPr>
-      </w:pPr>
-      <w:r>
-        <w:rPr>
-          <w:rFonts w:ascii="Arial" w:hAnsi="Arial" w:cs="Arial"/>
-          <w:sz w:val="20"/>
+          <w:sz w:val="18"/>
+        </w:rPr>
+      </w:pPr>
+      <w:r>
+        <w:rPr>
+          <w:rFonts w:ascii="Arial" w:hAnsi="Arial" w:cs="Arial"/>
+          <w:sz w:val="18"/>
         </w:rPr>
         <w:t xml:space="preserve">Built CI quality gates with </w:t>
       </w:r>
@@ -1948,7 +2180,7 @@
         <w:rPr>
           <w:rStyle w:val="Strong"/>
           <w:rFonts w:ascii="Arial" w:hAnsi="Arial" w:cs="Arial"/>
-          <w:sz w:val="20"/>
+          <w:sz w:val="18"/>
         </w:rPr>
         <w:t>GitHub</w:t>
       </w:r>
@@ -1957,14 +2189,14 @@
         <w:rPr>
           <w:rStyle w:val="Strong"/>
           <w:rFonts w:ascii="Arial" w:hAnsi="Arial" w:cs="Arial"/>
-          <w:sz w:val="20"/>
+          <w:sz w:val="18"/>
         </w:rPr>
         <w:t xml:space="preserve"> Actions</w:t>
       </w:r>
       <w:r>
         <w:rPr>
           <w:rFonts w:ascii="Arial" w:hAnsi="Arial" w:cs="Arial"/>
-          <w:sz w:val="20"/>
+          <w:sz w:val="18"/>
         </w:rPr>
         <w:t xml:space="preserve"> and </w:t>
       </w:r>
@@ -1972,14 +2204,14 @@
         <w:rPr>
           <w:rStyle w:val="Strong"/>
           <w:rFonts w:ascii="Arial" w:hAnsi="Arial" w:cs="Arial"/>
-          <w:sz w:val="20"/>
+          <w:sz w:val="18"/>
         </w:rPr>
         <w:t>Jenkins</w:t>
       </w:r>
       <w:r>
         <w:rPr>
           <w:rFonts w:ascii="Arial" w:hAnsi="Arial" w:cs="Arial"/>
-          <w:sz w:val="20"/>
+          <w:sz w:val="18"/>
         </w:rPr>
         <w:t>, enforcing unit/integration checks and release validations before staged deployments.</w:t>
       </w:r>
@@ -1994,13 +2226,13 @@
         <w:jc w:val="both"/>
         <w:rPr>
           <w:rFonts w:ascii="Arial" w:hAnsi="Arial" w:cs="Arial"/>
-          <w:sz w:val="20"/>
-        </w:rPr>
-      </w:pPr>
-      <w:r>
-        <w:rPr>
-          <w:rFonts w:ascii="Arial" w:hAnsi="Arial" w:cs="Arial"/>
-          <w:sz w:val="20"/>
+          <w:sz w:val="18"/>
+        </w:rPr>
+      </w:pPr>
+      <w:r>
+        <w:rPr>
+          <w:rFonts w:ascii="Arial" w:hAnsi="Arial" w:cs="Arial"/>
+          <w:sz w:val="18"/>
         </w:rPr>
         <w:t xml:space="preserve">Containerized services with </w:t>
       </w:r>
@@ -2009,7 +2241,7 @@
         <w:rPr>
           <w:rStyle w:val="Strong"/>
           <w:rFonts w:ascii="Arial" w:hAnsi="Arial" w:cs="Arial"/>
-          <w:sz w:val="20"/>
+          <w:sz w:val="18"/>
         </w:rPr>
         <w:t>Docker</w:t>
       </w:r>
@@ -2017,7 +2249,7 @@
       <w:r>
         <w:rPr>
           <w:rFonts w:ascii="Arial" w:hAnsi="Arial" w:cs="Arial"/>
-          <w:sz w:val="20"/>
+          <w:sz w:val="18"/>
         </w:rPr>
         <w:t xml:space="preserve"> and deployed onto </w:t>
       </w:r>
@@ -2026,7 +2258,7 @@
         <w:rPr>
           <w:rStyle w:val="Strong"/>
           <w:rFonts w:ascii="Arial" w:hAnsi="Arial" w:cs="Arial"/>
-          <w:sz w:val="20"/>
+          <w:sz w:val="18"/>
         </w:rPr>
         <w:t>Kubernetes</w:t>
       </w:r>
@@ -2034,7 +2266,7 @@
       <w:r>
         <w:rPr>
           <w:rFonts w:ascii="Arial" w:hAnsi="Arial" w:cs="Arial"/>
-          <w:sz w:val="20"/>
+          <w:sz w:val="18"/>
         </w:rPr>
         <w:t xml:space="preserve"> (including </w:t>
       </w:r>
@@ -2042,14 +2274,14 @@
         <w:rPr>
           <w:rStyle w:val="Strong"/>
           <w:rFonts w:ascii="Arial" w:hAnsi="Arial" w:cs="Arial"/>
-          <w:sz w:val="20"/>
+          <w:sz w:val="18"/>
         </w:rPr>
         <w:t>EKS</w:t>
       </w:r>
       <w:r>
         <w:rPr>
           <w:rFonts w:ascii="Arial" w:hAnsi="Arial" w:cs="Arial"/>
-          <w:sz w:val="20"/>
+          <w:sz w:val="18"/>
         </w:rPr>
         <w:t xml:space="preserve"> patterns) using </w:t>
       </w:r>
@@ -2057,14 +2289,14 @@
         <w:rPr>
           <w:rStyle w:val="Strong"/>
           <w:rFonts w:ascii="Arial" w:hAnsi="Arial" w:cs="Arial"/>
-          <w:sz w:val="20"/>
+          <w:sz w:val="18"/>
         </w:rPr>
         <w:t>Helm</w:t>
       </w:r>
       <w:r>
         <w:rPr>
           <w:rFonts w:ascii="Arial" w:hAnsi="Arial" w:cs="Arial"/>
-          <w:sz w:val="20"/>
+          <w:sz w:val="18"/>
         </w:rPr>
         <w:t xml:space="preserve"> and </w:t>
       </w:r>
@@ -2072,14 +2304,14 @@
         <w:rPr>
           <w:rStyle w:val="Strong"/>
           <w:rFonts w:ascii="Arial" w:hAnsi="Arial" w:cs="Arial"/>
-          <w:sz w:val="20"/>
+          <w:sz w:val="18"/>
         </w:rPr>
         <w:t>Argo CD</w:t>
       </w:r>
       <w:r>
         <w:rPr>
           <w:rFonts w:ascii="Arial" w:hAnsi="Arial" w:cs="Arial"/>
-          <w:sz w:val="20"/>
+          <w:sz w:val="18"/>
         </w:rPr>
         <w:t xml:space="preserve"> with </w:t>
       </w:r>
@@ -2088,7 +2320,7 @@
         <w:rPr>
           <w:rStyle w:val="Strong"/>
           <w:rFonts w:ascii="Arial" w:hAnsi="Arial" w:cs="Arial"/>
-          <w:sz w:val="20"/>
+          <w:sz w:val="18"/>
         </w:rPr>
         <w:t>GitOps</w:t>
       </w:r>
@@ -2096,7 +2328,7 @@
       <w:r>
         <w:rPr>
           <w:rFonts w:ascii="Arial" w:hAnsi="Arial" w:cs="Arial"/>
-          <w:sz w:val="20"/>
+          <w:sz w:val="18"/>
         </w:rPr>
         <w:t xml:space="preserve"> workflows for predictable rollouts.</w:t>
       </w:r>
@@ -2111,13 +2343,13 @@
         <w:jc w:val="both"/>
         <w:rPr>
           <w:rFonts w:ascii="Arial" w:hAnsi="Arial" w:cs="Arial"/>
-          <w:sz w:val="20"/>
-        </w:rPr>
-      </w:pPr>
-      <w:r>
-        <w:rPr>
-          <w:rFonts w:ascii="Arial" w:hAnsi="Arial" w:cs="Arial"/>
-          <w:sz w:val="20"/>
+          <w:sz w:val="18"/>
+        </w:rPr>
+      </w:pPr>
+      <w:r>
+        <w:rPr>
+          <w:rFonts w:ascii="Arial" w:hAnsi="Arial" w:cs="Arial"/>
+          <w:sz w:val="18"/>
         </w:rPr>
         <w:t xml:space="preserve">Automated infrastructure changes using </w:t>
       </w:r>
@@ -2126,7 +2358,7 @@
         <w:rPr>
           <w:rStyle w:val="Strong"/>
           <w:rFonts w:ascii="Arial" w:hAnsi="Arial" w:cs="Arial"/>
-          <w:sz w:val="20"/>
+          <w:sz w:val="18"/>
         </w:rPr>
         <w:t>Terraform</w:t>
       </w:r>
@@ -2134,7 +2366,7 @@
       <w:r>
         <w:rPr>
           <w:rFonts w:ascii="Arial" w:hAnsi="Arial" w:cs="Arial"/>
-          <w:sz w:val="20"/>
+          <w:sz w:val="18"/>
         </w:rPr>
         <w:t xml:space="preserve"> and </w:t>
       </w:r>
@@ -2143,7 +2375,7 @@
         <w:rPr>
           <w:rStyle w:val="Strong"/>
           <w:rFonts w:ascii="Arial" w:hAnsi="Arial" w:cs="Arial"/>
-          <w:sz w:val="20"/>
+          <w:sz w:val="18"/>
         </w:rPr>
         <w:t>CloudFormation</w:t>
       </w:r>
@@ -2151,7 +2383,7 @@
       <w:r>
         <w:rPr>
           <w:rFonts w:ascii="Arial" w:hAnsi="Arial" w:cs="Arial"/>
-          <w:sz w:val="20"/>
+          <w:sz w:val="18"/>
         </w:rPr>
         <w:t xml:space="preserve">, improving environment consistency and reducing drift across </w:t>
       </w:r>
@@ -2159,7 +2391,7 @@
       <w:r>
         <w:rPr>
           <w:rFonts w:ascii="Arial" w:hAnsi="Arial" w:cs="Arial"/>
-          <w:sz w:val="20"/>
+          <w:sz w:val="18"/>
         </w:rPr>
         <w:t>dev</w:t>
       </w:r>
@@ -2167,7 +2399,7 @@
       <w:r>
         <w:rPr>
           <w:rFonts w:ascii="Arial" w:hAnsi="Arial" w:cs="Arial"/>
-          <w:sz w:val="20"/>
+          <w:sz w:val="18"/>
         </w:rPr>
         <w:t>/stage/prod.</w:t>
       </w:r>
@@ -2226,13 +2458,13 @@
         <w:jc w:val="both"/>
         <w:rPr>
           <w:rFonts w:ascii="Arial" w:hAnsi="Arial" w:cs="Arial"/>
-          <w:sz w:val="20"/>
-        </w:rPr>
-      </w:pPr>
-      <w:r>
-        <w:rPr>
-          <w:rFonts w:ascii="Arial" w:hAnsi="Arial" w:cs="Arial"/>
-          <w:sz w:val="20"/>
+          <w:sz w:val="18"/>
+        </w:rPr>
+      </w:pPr>
+      <w:r>
+        <w:rPr>
+          <w:rFonts w:ascii="Arial" w:hAnsi="Arial" w:cs="Arial"/>
+          <w:sz w:val="18"/>
         </w:rPr>
         <w:t xml:space="preserve">Owned a customer-facing platform built on </w:t>
       </w:r>
@@ -2240,14 +2472,14 @@
         <w:rPr>
           <w:rStyle w:val="Strong"/>
           <w:rFonts w:ascii="Arial" w:hAnsi="Arial" w:cs="Arial"/>
-          <w:sz w:val="20"/>
+          <w:sz w:val="18"/>
         </w:rPr>
         <w:t>.NET</w:t>
       </w:r>
       <w:r>
         <w:rPr>
           <w:rFonts w:ascii="Arial" w:hAnsi="Arial" w:cs="Arial"/>
-          <w:sz w:val="20"/>
+          <w:sz w:val="18"/>
         </w:rPr>
         <w:t xml:space="preserve"> services and a modern SPA, aligning UI behavior with backend contracts to keep complex workflows stable across releases.</w:t>
       </w:r>
@@ -2262,13 +2494,13 @@
         <w:jc w:val="both"/>
         <w:rPr>
           <w:rFonts w:ascii="Arial" w:hAnsi="Arial" w:cs="Arial"/>
-          <w:sz w:val="20"/>
-        </w:rPr>
-      </w:pPr>
-      <w:r>
-        <w:rPr>
-          <w:rFonts w:ascii="Arial" w:hAnsi="Arial" w:cs="Arial"/>
-          <w:sz w:val="20"/>
+          <w:sz w:val="18"/>
+        </w:rPr>
+      </w:pPr>
+      <w:r>
+        <w:rPr>
+          <w:rFonts w:ascii="Arial" w:hAnsi="Arial" w:cs="Arial"/>
+          <w:sz w:val="18"/>
         </w:rPr>
         <w:t>Designed REST endpoints with consistent filtering/pagination semantics, reducing client-side workarounds and improving supportability for edge-case investigations.</w:t>
       </w:r>
@@ -2283,13 +2515,13 @@
         <w:jc w:val="both"/>
         <w:rPr>
           <w:rFonts w:ascii="Arial" w:hAnsi="Arial" w:cs="Arial"/>
-          <w:sz w:val="20"/>
-        </w:rPr>
-      </w:pPr>
-      <w:r>
-        <w:rPr>
-          <w:rFonts w:ascii="Arial" w:hAnsi="Arial" w:cs="Arial"/>
-          <w:sz w:val="20"/>
+          <w:sz w:val="18"/>
+        </w:rPr>
+      </w:pPr>
+      <w:r>
+        <w:rPr>
+          <w:rFonts w:ascii="Arial" w:hAnsi="Arial" w:cs="Arial"/>
+          <w:sz w:val="18"/>
         </w:rPr>
         <w:t>Refactored legacy request handling into testable service layers, improving maintainability and reducing regressions caused by tightly coupled controller logic.</w:t>
       </w:r>
@@ -2304,13 +2536,13 @@
         <w:jc w:val="both"/>
         <w:rPr>
           <w:rFonts w:ascii="Arial" w:hAnsi="Arial" w:cs="Arial"/>
-          <w:sz w:val="20"/>
-        </w:rPr>
-      </w:pPr>
-      <w:r>
-        <w:rPr>
-          <w:rFonts w:ascii="Arial" w:hAnsi="Arial" w:cs="Arial"/>
-          <w:sz w:val="20"/>
+          <w:sz w:val="18"/>
+        </w:rPr>
+      </w:pPr>
+      <w:r>
+        <w:rPr>
+          <w:rFonts w:ascii="Arial" w:hAnsi="Arial" w:cs="Arial"/>
+          <w:sz w:val="18"/>
         </w:rPr>
         <w:t xml:space="preserve">Implemented resilient vendor integrations with retries, </w:t>
       </w:r>
@@ -2318,7 +2550,7 @@
       <w:r>
         <w:rPr>
           <w:rFonts w:ascii="Arial" w:hAnsi="Arial" w:cs="Arial"/>
-          <w:sz w:val="20"/>
+          <w:sz w:val="18"/>
         </w:rPr>
         <w:t>backoff</w:t>
       </w:r>
@@ -2326,7 +2558,7 @@
       <w:r>
         <w:rPr>
           <w:rFonts w:ascii="Arial" w:hAnsi="Arial" w:cs="Arial"/>
-          <w:sz w:val="20"/>
+          <w:sz w:val="18"/>
         </w:rPr>
         <w:t xml:space="preserve">, and </w:t>
       </w:r>
@@ -2334,7 +2566,7 @@
       <w:r>
         <w:rPr>
           <w:rFonts w:ascii="Arial" w:hAnsi="Arial" w:cs="Arial"/>
-          <w:sz w:val="20"/>
+          <w:sz w:val="18"/>
         </w:rPr>
         <w:t>deduplication</w:t>
       </w:r>
@@ -2342,7 +2574,7 @@
       <w:r>
         <w:rPr>
           <w:rFonts w:ascii="Arial" w:hAnsi="Arial" w:cs="Arial"/>
-          <w:sz w:val="20"/>
+          <w:sz w:val="18"/>
         </w:rPr>
         <w:t>, preventing transient failures from producing inconsistent customer records.</w:t>
       </w:r>
@@ -2357,13 +2589,13 @@
         <w:jc w:val="both"/>
         <w:rPr>
           <w:rFonts w:ascii="Arial" w:hAnsi="Arial" w:cs="Arial"/>
-          <w:sz w:val="20"/>
-        </w:rPr>
-      </w:pPr>
-      <w:r>
-        <w:rPr>
-          <w:rFonts w:ascii="Arial" w:hAnsi="Arial" w:cs="Arial"/>
-          <w:sz w:val="20"/>
+          <w:sz w:val="18"/>
+        </w:rPr>
+      </w:pPr>
+      <w:r>
+        <w:rPr>
+          <w:rFonts w:ascii="Arial" w:hAnsi="Arial" w:cs="Arial"/>
+          <w:sz w:val="18"/>
         </w:rPr>
         <w:t xml:space="preserve">Improved database performance across </w:t>
       </w:r>
@@ -2371,29 +2603,14 @@
         <w:rPr>
           <w:rStyle w:val="Strong"/>
           <w:rFonts w:ascii="Arial" w:hAnsi="Arial" w:cs="Arial"/>
-          <w:sz w:val="20"/>
-        </w:rPr>
-        <w:t>SQL Server</w:t>
-      </w:r>
-      <w:r>
-        <w:rPr>
-          <w:rFonts w:ascii="Arial" w:hAnsi="Arial" w:cs="Arial"/>
-          <w:sz w:val="20"/>
-        </w:rPr>
-        <w:t xml:space="preserve"> and </w:t>
-      </w:r>
-      <w:r>
-        <w:rPr>
-          <w:rStyle w:val="Strong"/>
-          <w:rFonts w:ascii="Arial" w:hAnsi="Arial" w:cs="Arial"/>
-          <w:sz w:val="20"/>
+          <w:sz w:val="18"/>
         </w:rPr>
         <w:t>MySQL</w:t>
       </w:r>
       <w:r>
         <w:rPr>
           <w:rFonts w:ascii="Arial" w:hAnsi="Arial" w:cs="Arial"/>
-          <w:sz w:val="20"/>
+          <w:sz w:val="18"/>
         </w:rPr>
         <w:t xml:space="preserve"> by auditing hot queries, adding selective indexes, and rewriting expensive joins that caused peak-time timeouts.</w:t>
       </w:r>
@@ -2408,13 +2625,13 @@
         <w:jc w:val="both"/>
         <w:rPr>
           <w:rFonts w:ascii="Arial" w:hAnsi="Arial" w:cs="Arial"/>
-          <w:sz w:val="20"/>
-        </w:rPr>
-      </w:pPr>
-      <w:r>
-        <w:rPr>
-          <w:rFonts w:ascii="Arial" w:hAnsi="Arial" w:cs="Arial"/>
-          <w:sz w:val="20"/>
+          <w:sz w:val="18"/>
+        </w:rPr>
+      </w:pPr>
+      <w:r>
+        <w:rPr>
+          <w:rFonts w:ascii="Arial" w:hAnsi="Arial" w:cs="Arial"/>
+          <w:sz w:val="18"/>
         </w:rPr>
         <w:t xml:space="preserve">Implemented cache-backed read paths using </w:t>
       </w:r>
@@ -2423,7 +2640,7 @@
         <w:rPr>
           <w:rStyle w:val="Strong"/>
           <w:rFonts w:ascii="Arial" w:hAnsi="Arial" w:cs="Arial"/>
-          <w:sz w:val="20"/>
+          <w:sz w:val="18"/>
         </w:rPr>
         <w:t>Redis</w:t>
       </w:r>
@@ -2431,7 +2648,7 @@
       <w:r>
         <w:rPr>
           <w:rFonts w:ascii="Arial" w:hAnsi="Arial" w:cs="Arial"/>
-          <w:sz w:val="20"/>
+          <w:sz w:val="18"/>
         </w:rPr>
         <w:t xml:space="preserve"> and </w:t>
       </w:r>
@@ -2440,7 +2657,7 @@
         <w:rPr>
           <w:rStyle w:val="Strong"/>
           <w:rFonts w:ascii="Arial" w:hAnsi="Arial" w:cs="Arial"/>
-          <w:sz w:val="20"/>
+          <w:sz w:val="18"/>
         </w:rPr>
         <w:t>ElastiCache</w:t>
       </w:r>
@@ -2448,7 +2665,7 @@
       <w:r>
         <w:rPr>
           <w:rFonts w:ascii="Arial" w:hAnsi="Arial" w:cs="Arial"/>
-          <w:sz w:val="20"/>
+          <w:sz w:val="18"/>
         </w:rPr>
         <w:t xml:space="preserve"> patterns, tuning invalidation to preserve correctness while improving responsiveness.</w:t>
       </w:r>
@@ -2463,13 +2680,13 @@
         <w:jc w:val="both"/>
         <w:rPr>
           <w:rFonts w:ascii="Arial" w:hAnsi="Arial" w:cs="Arial"/>
-          <w:sz w:val="20"/>
-        </w:rPr>
-      </w:pPr>
-      <w:r>
-        <w:rPr>
-          <w:rFonts w:ascii="Arial" w:hAnsi="Arial" w:cs="Arial"/>
-          <w:sz w:val="20"/>
+          <w:sz w:val="18"/>
+        </w:rPr>
+      </w:pPr>
+      <w:r>
+        <w:rPr>
+          <w:rFonts w:ascii="Arial" w:hAnsi="Arial" w:cs="Arial"/>
+          <w:sz w:val="18"/>
         </w:rPr>
         <w:t xml:space="preserve">Built asynchronous workflows using </w:t>
       </w:r>
@@ -2477,14 +2694,14 @@
         <w:rPr>
           <w:rStyle w:val="Strong"/>
           <w:rFonts w:ascii="Arial" w:hAnsi="Arial" w:cs="Arial"/>
-          <w:sz w:val="20"/>
+          <w:sz w:val="18"/>
         </w:rPr>
         <w:t>AWS SQS/SNS</w:t>
       </w:r>
       <w:r>
         <w:rPr>
           <w:rFonts w:ascii="Arial" w:hAnsi="Arial" w:cs="Arial"/>
-          <w:sz w:val="20"/>
+          <w:sz w:val="18"/>
         </w:rPr>
         <w:t xml:space="preserve"> and </w:t>
       </w:r>
@@ -2493,7 +2710,7 @@
         <w:rPr>
           <w:rStyle w:val="Strong"/>
           <w:rFonts w:ascii="Arial" w:hAnsi="Arial" w:cs="Arial"/>
-          <w:sz w:val="20"/>
+          <w:sz w:val="18"/>
         </w:rPr>
         <w:t>EventBridge</w:t>
       </w:r>
@@ -2501,7 +2718,7 @@
       <w:r>
         <w:rPr>
           <w:rFonts w:ascii="Arial" w:hAnsi="Arial" w:cs="Arial"/>
-          <w:sz w:val="20"/>
+          <w:sz w:val="18"/>
         </w:rPr>
         <w:t xml:space="preserve"> patterns to decouple customer actions from long-running processing and reduce request timeouts.</w:t>
       </w:r>
@@ -2516,13 +2733,13 @@
         <w:jc w:val="both"/>
         <w:rPr>
           <w:rFonts w:ascii="Arial" w:hAnsi="Arial" w:cs="Arial"/>
-          <w:sz w:val="20"/>
-        </w:rPr>
-      </w:pPr>
-      <w:r>
-        <w:rPr>
-          <w:rFonts w:ascii="Arial" w:hAnsi="Arial" w:cs="Arial"/>
-          <w:sz w:val="20"/>
+          <w:sz w:val="18"/>
+        </w:rPr>
+      </w:pPr>
+      <w:r>
+        <w:rPr>
+          <w:rFonts w:ascii="Arial" w:hAnsi="Arial" w:cs="Arial"/>
+          <w:sz w:val="18"/>
         </w:rPr>
         <w:t xml:space="preserve">Introduced centralized error handling and structured logging with correlation IDs, enabling multi-service tracing through </w:t>
       </w:r>
@@ -2530,14 +2747,14 @@
         <w:rPr>
           <w:rStyle w:val="Strong"/>
           <w:rFonts w:ascii="Arial" w:hAnsi="Arial" w:cs="Arial"/>
-          <w:sz w:val="20"/>
+          <w:sz w:val="18"/>
         </w:rPr>
         <w:t>ELK/EFK</w:t>
       </w:r>
       <w:r>
         <w:rPr>
           <w:rFonts w:ascii="Arial" w:hAnsi="Arial" w:cs="Arial"/>
-          <w:sz w:val="20"/>
+          <w:sz w:val="18"/>
         </w:rPr>
         <w:t xml:space="preserve"> and </w:t>
       </w:r>
@@ -2545,7 +2762,7 @@
       <w:r>
         <w:rPr>
           <w:rFonts w:ascii="Arial" w:hAnsi="Arial" w:cs="Arial"/>
-          <w:sz w:val="20"/>
+          <w:sz w:val="18"/>
         </w:rPr>
         <w:t>dashboarding</w:t>
       </w:r>
@@ -2553,7 +2770,7 @@
       <w:r>
         <w:rPr>
           <w:rFonts w:ascii="Arial" w:hAnsi="Arial" w:cs="Arial"/>
-          <w:sz w:val="20"/>
+          <w:sz w:val="18"/>
         </w:rPr>
         <w:t xml:space="preserve"> in </w:t>
       </w:r>
@@ -2562,7 +2779,7 @@
         <w:rPr>
           <w:rStyle w:val="Strong"/>
           <w:rFonts w:ascii="Arial" w:hAnsi="Arial" w:cs="Arial"/>
-          <w:sz w:val="20"/>
+          <w:sz w:val="18"/>
         </w:rPr>
         <w:t>Grafana</w:t>
       </w:r>
@@ -2570,7 +2787,7 @@
       <w:r>
         <w:rPr>
           <w:rFonts w:ascii="Arial" w:hAnsi="Arial" w:cs="Arial"/>
-          <w:sz w:val="20"/>
+          <w:sz w:val="18"/>
         </w:rPr>
         <w:t>.</w:t>
       </w:r>
@@ -2585,13 +2802,13 @@
         <w:jc w:val="both"/>
         <w:rPr>
           <w:rFonts w:ascii="Arial" w:hAnsi="Arial" w:cs="Arial"/>
-          <w:sz w:val="20"/>
-        </w:rPr>
-      </w:pPr>
-      <w:r>
-        <w:rPr>
-          <w:rFonts w:ascii="Arial" w:hAnsi="Arial" w:cs="Arial"/>
-          <w:sz w:val="20"/>
+          <w:sz w:val="18"/>
+        </w:rPr>
+      </w:pPr>
+      <w:r>
+        <w:rPr>
+          <w:rFonts w:ascii="Arial" w:hAnsi="Arial" w:cs="Arial"/>
+          <w:sz w:val="18"/>
         </w:rPr>
         <w:t xml:space="preserve">Strengthened authentication and authorization using </w:t>
       </w:r>
@@ -2599,14 +2816,14 @@
         <w:rPr>
           <w:rStyle w:val="Strong"/>
           <w:rFonts w:ascii="Arial" w:hAnsi="Arial" w:cs="Arial"/>
-          <w:sz w:val="20"/>
+          <w:sz w:val="18"/>
         </w:rPr>
         <w:t>JWT</w:t>
       </w:r>
       <w:r>
         <w:rPr>
           <w:rFonts w:ascii="Arial" w:hAnsi="Arial" w:cs="Arial"/>
-          <w:sz w:val="20"/>
+          <w:sz w:val="18"/>
         </w:rPr>
         <w:t xml:space="preserve"> validation and policy-driven permissions, adding </w:t>
       </w:r>
@@ -2614,14 +2831,14 @@
         <w:rPr>
           <w:rStyle w:val="Strong"/>
           <w:rFonts w:ascii="Arial" w:hAnsi="Arial" w:cs="Arial"/>
-          <w:sz w:val="20"/>
+          <w:sz w:val="18"/>
         </w:rPr>
         <w:t>audit logging</w:t>
       </w:r>
       <w:r>
         <w:rPr>
           <w:rFonts w:ascii="Arial" w:hAnsi="Arial" w:cs="Arial"/>
-          <w:sz w:val="20"/>
+          <w:sz w:val="18"/>
         </w:rPr>
         <w:t xml:space="preserve"> for privileged operational workflows.</w:t>
       </w:r>
@@ -2636,13 +2853,13 @@
         <w:jc w:val="both"/>
         <w:rPr>
           <w:rFonts w:ascii="Arial" w:hAnsi="Arial" w:cs="Arial"/>
-          <w:sz w:val="20"/>
-        </w:rPr>
-      </w:pPr>
-      <w:r>
-        <w:rPr>
-          <w:rFonts w:ascii="Arial" w:hAnsi="Arial" w:cs="Arial"/>
-          <w:sz w:val="20"/>
+          <w:sz w:val="18"/>
+        </w:rPr>
+      </w:pPr>
+      <w:r>
+        <w:rPr>
+          <w:rFonts w:ascii="Arial" w:hAnsi="Arial" w:cs="Arial"/>
+          <w:sz w:val="18"/>
         </w:rPr>
         <w:t xml:space="preserve">Improved CI/CD reliability using </w:t>
       </w:r>
@@ -2650,7 +2867,7 @@
         <w:rPr>
           <w:rStyle w:val="Strong"/>
           <w:rFonts w:ascii="Arial" w:hAnsi="Arial" w:cs="Arial"/>
-          <w:sz w:val="20"/>
+          <w:sz w:val="18"/>
         </w:rPr>
         <w:t xml:space="preserve">Azure </w:t>
       </w:r>
@@ -2659,7 +2876,7 @@
         <w:rPr>
           <w:rStyle w:val="Strong"/>
           <w:rFonts w:ascii="Arial" w:hAnsi="Arial" w:cs="Arial"/>
-          <w:sz w:val="20"/>
+          <w:sz w:val="18"/>
         </w:rPr>
         <w:t>DevOps</w:t>
       </w:r>
@@ -2667,7 +2884,7 @@
       <w:r>
         <w:rPr>
           <w:rFonts w:ascii="Arial" w:hAnsi="Arial" w:cs="Arial"/>
-          <w:sz w:val="20"/>
+          <w:sz w:val="18"/>
         </w:rPr>
         <w:t xml:space="preserve"> and </w:t>
       </w:r>
@@ -2676,7 +2893,7 @@
         <w:rPr>
           <w:rStyle w:val="Strong"/>
           <w:rFonts w:ascii="Arial" w:hAnsi="Arial" w:cs="Arial"/>
-          <w:sz w:val="20"/>
+          <w:sz w:val="18"/>
         </w:rPr>
         <w:t>GitLab</w:t>
       </w:r>
@@ -2685,14 +2902,14 @@
         <w:rPr>
           <w:rStyle w:val="Strong"/>
           <w:rFonts w:ascii="Arial" w:hAnsi="Arial" w:cs="Arial"/>
-          <w:sz w:val="20"/>
+          <w:sz w:val="18"/>
         </w:rPr>
         <w:t xml:space="preserve"> CI</w:t>
       </w:r>
       <w:r>
         <w:rPr>
           <w:rFonts w:ascii="Arial" w:hAnsi="Arial" w:cs="Arial"/>
-          <w:sz w:val="20"/>
+          <w:sz w:val="18"/>
         </w:rPr>
         <w:t xml:space="preserve"> patterns, adding integration tests and automated deploy validations to reduce rollback frequency.</w:t>
       </w:r>
@@ -2707,13 +2924,13 @@
         <w:jc w:val="both"/>
         <w:rPr>
           <w:rFonts w:ascii="Arial" w:hAnsi="Arial" w:cs="Arial"/>
-          <w:sz w:val="20"/>
-        </w:rPr>
-      </w:pPr>
-      <w:r>
-        <w:rPr>
-          <w:rFonts w:ascii="Arial" w:hAnsi="Arial" w:cs="Arial"/>
-          <w:sz w:val="20"/>
+          <w:sz w:val="18"/>
+        </w:rPr>
+      </w:pPr>
+      <w:r>
+        <w:rPr>
+          <w:rFonts w:ascii="Arial" w:hAnsi="Arial" w:cs="Arial"/>
+          <w:sz w:val="18"/>
         </w:rPr>
         <w:t xml:space="preserve">Delivered UI automation coverage using </w:t>
       </w:r>
@@ -2721,14 +2938,14 @@
         <w:rPr>
           <w:rStyle w:val="Strong"/>
           <w:rFonts w:ascii="Arial" w:hAnsi="Arial" w:cs="Arial"/>
-          <w:sz w:val="20"/>
+          <w:sz w:val="18"/>
         </w:rPr>
         <w:t>Cypress</w:t>
       </w:r>
       <w:r>
         <w:rPr>
           <w:rFonts w:ascii="Arial" w:hAnsi="Arial" w:cs="Arial"/>
-          <w:sz w:val="20"/>
+          <w:sz w:val="18"/>
         </w:rPr>
         <w:t xml:space="preserve"> and </w:t>
       </w:r>
@@ -2736,14 +2953,14 @@
         <w:rPr>
           <w:rStyle w:val="Strong"/>
           <w:rFonts w:ascii="Arial" w:hAnsi="Arial" w:cs="Arial"/>
-          <w:sz w:val="20"/>
+          <w:sz w:val="18"/>
         </w:rPr>
         <w:t>Playwright</w:t>
       </w:r>
       <w:r>
         <w:rPr>
           <w:rFonts w:ascii="Arial" w:hAnsi="Arial" w:cs="Arial"/>
-          <w:sz w:val="20"/>
+          <w:sz w:val="18"/>
         </w:rPr>
         <w:t>, focusing on high-value journeys that historically broke during release crunch.</w:t>
       </w:r>
@@ -2758,13 +2975,13 @@
         <w:jc w:val="both"/>
         <w:rPr>
           <w:rFonts w:ascii="Arial" w:hAnsi="Arial" w:cs="Arial"/>
-          <w:sz w:val="20"/>
-        </w:rPr>
-      </w:pPr>
-      <w:r>
-        <w:rPr>
-          <w:rFonts w:ascii="Arial" w:hAnsi="Arial" w:cs="Arial"/>
-          <w:sz w:val="20"/>
+          <w:sz w:val="18"/>
+        </w:rPr>
+      </w:pPr>
+      <w:r>
+        <w:rPr>
+          <w:rFonts w:ascii="Arial" w:hAnsi="Arial" w:cs="Arial"/>
+          <w:sz w:val="18"/>
         </w:rPr>
         <w:t>Implemented API contract testing (Pact-style) between services and clients to prevent accidental breaking changes and speed up parallel development.</w:t>
       </w:r>
@@ -2779,13 +2996,13 @@
         <w:jc w:val="both"/>
         <w:rPr>
           <w:rFonts w:ascii="Arial" w:hAnsi="Arial" w:cs="Arial"/>
-          <w:sz w:val="20"/>
-        </w:rPr>
-      </w:pPr>
-      <w:r>
-        <w:rPr>
-          <w:rFonts w:ascii="Arial" w:hAnsi="Arial" w:cs="Arial"/>
-          <w:sz w:val="20"/>
+          <w:sz w:val="18"/>
+        </w:rPr>
+      </w:pPr>
+      <w:r>
+        <w:rPr>
+          <w:rFonts w:ascii="Arial" w:hAnsi="Arial" w:cs="Arial"/>
+          <w:sz w:val="18"/>
         </w:rPr>
         <w:t>Partnered with product to split large initiatives into incremental deliverables, keeping scope controlled while still shipping measurable improvements each release.</w:t>
       </w:r>
@@ -2855,14 +3072,14 @@
         <w:jc w:val="both"/>
         <w:rPr>
           <w:rFonts w:ascii="Arial" w:hAnsi="Arial" w:cs="Arial"/>
-          <w:sz w:val="20"/>
+          <w:sz w:val="18"/>
           <w:szCs w:val="20"/>
         </w:rPr>
       </w:pPr>
       <w:r>
         <w:rPr>
           <w:rFonts w:ascii="Arial" w:hAnsi="Arial" w:cs="Arial"/>
-          <w:sz w:val="20"/>
+          <w:sz w:val="18"/>
           <w:szCs w:val="20"/>
         </w:rPr>
         <w:t xml:space="preserve">Developed and maintained </w:t>
@@ -2871,7 +3088,7 @@
         <w:rPr>
           <w:rStyle w:val="Strong"/>
           <w:rFonts w:ascii="Arial" w:hAnsi="Arial" w:cs="Arial"/>
-          <w:sz w:val="20"/>
+          <w:sz w:val="18"/>
           <w:szCs w:val="20"/>
         </w:rPr>
         <w:t>.NET</w:t>
@@ -2879,7 +3096,7 @@
       <w:r>
         <w:rPr>
           <w:rFonts w:ascii="Arial" w:hAnsi="Arial" w:cs="Arial"/>
-          <w:sz w:val="20"/>
+          <w:sz w:val="18"/>
           <w:szCs w:val="20"/>
         </w:rPr>
         <w:t xml:space="preserve"> web applications and APIs supporting multi-step workflows, emphasizing predictable validation and consistent request handling.</w:t>
@@ -2895,14 +3112,14 @@
         <w:jc w:val="both"/>
         <w:rPr>
           <w:rFonts w:ascii="Arial" w:hAnsi="Arial" w:cs="Arial"/>
-          <w:sz w:val="20"/>
+          <w:sz w:val="18"/>
           <w:szCs w:val="20"/>
         </w:rPr>
       </w:pPr>
       <w:r>
         <w:rPr>
           <w:rFonts w:ascii="Arial" w:hAnsi="Arial" w:cs="Arial"/>
-          <w:sz w:val="20"/>
+          <w:sz w:val="18"/>
           <w:szCs w:val="20"/>
         </w:rPr>
         <w:t>Modernized UI flows incrementally while preserving behavior parity, improving usability without destabilizing daily operations for existing users.</w:t>
@@ -2918,14 +3135,14 @@
         <w:jc w:val="both"/>
         <w:rPr>
           <w:rFonts w:ascii="Arial" w:hAnsi="Arial" w:cs="Arial"/>
-          <w:sz w:val="20"/>
+          <w:sz w:val="18"/>
           <w:szCs w:val="20"/>
         </w:rPr>
       </w:pPr>
       <w:r>
         <w:rPr>
           <w:rFonts w:ascii="Arial" w:hAnsi="Arial" w:cs="Arial"/>
-          <w:sz w:val="20"/>
+          <w:sz w:val="18"/>
           <w:szCs w:val="20"/>
         </w:rPr>
         <w:t>Built REST endpoints with consistent status codes and error responses, making integrations easier to troubleshoot and reducing support dependency on tribal knowledge.</w:t>
@@ -2941,50 +3158,33 @@
         <w:jc w:val="both"/>
         <w:rPr>
           <w:rFonts w:ascii="Arial" w:hAnsi="Arial" w:cs="Arial"/>
-          <w:sz w:val="20"/>
+          <w:sz w:val="18"/>
           <w:szCs w:val="20"/>
         </w:rPr>
       </w:pPr>
       <w:r>
         <w:rPr>
           <w:rFonts w:ascii="Arial" w:hAnsi="Arial" w:cs="Arial"/>
-          <w:sz w:val="20"/>
+          <w:sz w:val="18"/>
           <w:szCs w:val="20"/>
         </w:rPr>
         <w:t xml:space="preserve">Designed schema changes and migrations across </w:t>
       </w:r>
-      <w:r>
-        <w:rPr>
-          <w:rStyle w:val="Strong"/>
-          <w:rFonts w:ascii="Arial" w:hAnsi="Arial" w:cs="Arial"/>
-          <w:sz w:val="20"/>
+      <w:proofErr w:type="spellStart"/>
+      <w:r>
+        <w:rPr>
+          <w:rStyle w:val="Strong"/>
+          <w:rFonts w:ascii="Arial" w:hAnsi="Arial" w:cs="Arial"/>
+          <w:sz w:val="18"/>
           <w:szCs w:val="20"/>
         </w:rPr>
-        <w:t>SQL Server</w:t>
-      </w:r>
-      <w:r>
-        <w:rPr>
-          <w:rFonts w:ascii="Arial" w:hAnsi="Arial" w:cs="Arial"/>
-          <w:sz w:val="20"/>
-          <w:szCs w:val="20"/>
-        </w:rPr>
-        <w:t xml:space="preserve"> and </w:t>
-      </w:r>
-      <w:proofErr w:type="spellStart"/>
-      <w:r>
-        <w:rPr>
-          <w:rStyle w:val="Strong"/>
-          <w:rFonts w:ascii="Arial" w:hAnsi="Arial" w:cs="Arial"/>
-          <w:sz w:val="20"/>
-          <w:szCs w:val="20"/>
-        </w:rPr>
         <w:t>PostgreSQL</w:t>
       </w:r>
       <w:proofErr w:type="spellEnd"/>
       <w:r>
         <w:rPr>
           <w:rFonts w:ascii="Arial" w:hAnsi="Arial" w:cs="Arial"/>
-          <w:sz w:val="20"/>
+          <w:sz w:val="18"/>
           <w:szCs w:val="20"/>
         </w:rPr>
         <w:t>, planning rollouts to minimize downtime and avoid lock-heavy deployments.</w:t>
@@ -3000,14 +3200,14 @@
         <w:jc w:val="both"/>
         <w:rPr>
           <w:rFonts w:ascii="Arial" w:hAnsi="Arial" w:cs="Arial"/>
-          <w:sz w:val="20"/>
+          <w:sz w:val="18"/>
           <w:szCs w:val="20"/>
         </w:rPr>
       </w:pPr>
       <w:r>
         <w:rPr>
           <w:rFonts w:ascii="Arial" w:hAnsi="Arial" w:cs="Arial"/>
-          <w:sz w:val="20"/>
+          <w:sz w:val="18"/>
           <w:szCs w:val="20"/>
         </w:rPr>
         <w:t>Improved performance by profiling slow request paths, reducing redundant database calls, and optimizing serialization to stabilize page loads under real traffic.</w:t>
@@ -3023,14 +3223,14 @@
         <w:jc w:val="both"/>
         <w:rPr>
           <w:rFonts w:ascii="Arial" w:hAnsi="Arial" w:cs="Arial"/>
-          <w:sz w:val="20"/>
+          <w:sz w:val="18"/>
           <w:szCs w:val="20"/>
         </w:rPr>
       </w:pPr>
       <w:r>
         <w:rPr>
           <w:rFonts w:ascii="Arial" w:hAnsi="Arial" w:cs="Arial"/>
-          <w:sz w:val="20"/>
+          <w:sz w:val="18"/>
           <w:szCs w:val="20"/>
         </w:rPr>
         <w:t>Implemented scheduled/background processing for notifications and maintenance tasks, ensuring retries were safe and side effects were controlled.</w:t>
@@ -3046,14 +3246,14 @@
         <w:jc w:val="both"/>
         <w:rPr>
           <w:rFonts w:ascii="Arial" w:hAnsi="Arial" w:cs="Arial"/>
-          <w:sz w:val="20"/>
+          <w:sz w:val="18"/>
           <w:szCs w:val="20"/>
         </w:rPr>
       </w:pPr>
       <w:r>
         <w:rPr>
           <w:rFonts w:ascii="Arial" w:hAnsi="Arial" w:cs="Arial"/>
-          <w:sz w:val="20"/>
+          <w:sz w:val="18"/>
           <w:szCs w:val="20"/>
         </w:rPr>
         <w:t xml:space="preserve">Added caching strategies using </w:t>
@@ -3064,7 +3264,7 @@
         <w:rPr>
           <w:rStyle w:val="Strong"/>
           <w:rFonts w:ascii="Arial" w:hAnsi="Arial" w:cs="Arial"/>
-          <w:sz w:val="20"/>
+          <w:sz w:val="18"/>
           <w:szCs w:val="20"/>
         </w:rPr>
         <w:t>Redis</w:t>
@@ -3074,7 +3274,7 @@
       <w:r>
         <w:rPr>
           <w:rFonts w:ascii="Arial" w:hAnsi="Arial" w:cs="Arial"/>
-          <w:sz w:val="20"/>
+          <w:sz w:val="18"/>
           <w:szCs w:val="20"/>
         </w:rPr>
         <w:t xml:space="preserve"> to reduce repeated reads on high-traffic endpoints while maintaining correctness with clear invalidation rules.</w:t>
@@ -3090,17 +3290,16 @@
         <w:jc w:val="both"/>
         <w:rPr>
           <w:rFonts w:ascii="Arial" w:hAnsi="Arial" w:cs="Arial"/>
-          <w:sz w:val="20"/>
+          <w:sz w:val="18"/>
           <w:szCs w:val="20"/>
         </w:rPr>
       </w:pPr>
       <w:r>
         <w:rPr>
           <w:rFonts w:ascii="Arial" w:hAnsi="Arial" w:cs="Arial"/>
-          <w:sz w:val="20"/>
+          <w:sz w:val="18"/>
           <w:szCs w:val="20"/>
         </w:rPr>
-        <w:lastRenderedPageBreak/>
         <w:t>Implemented authentication and authorization checks across sensitive workflows, tightening access controls and reducing the risk of privilege drift.</w:t>
       </w:r>
     </w:p>
@@ -3114,14 +3313,14 @@
         <w:jc w:val="both"/>
         <w:rPr>
           <w:rFonts w:ascii="Arial" w:hAnsi="Arial" w:cs="Arial"/>
-          <w:sz w:val="20"/>
+          <w:sz w:val="18"/>
           <w:szCs w:val="20"/>
         </w:rPr>
       </w:pPr>
       <w:r>
         <w:rPr>
           <w:rFonts w:ascii="Arial" w:hAnsi="Arial" w:cs="Arial"/>
-          <w:sz w:val="20"/>
+          <w:sz w:val="18"/>
           <w:szCs w:val="20"/>
         </w:rPr>
         <w:t xml:space="preserve">Supported search and reporting features using index-driven patterns compatible with </w:t>
@@ -3131,7 +3330,7 @@
         <w:rPr>
           <w:rStyle w:val="Strong"/>
           <w:rFonts w:ascii="Arial" w:hAnsi="Arial" w:cs="Arial"/>
-          <w:sz w:val="20"/>
+          <w:sz w:val="18"/>
           <w:szCs w:val="20"/>
         </w:rPr>
         <w:t>Elasticsearch</w:t>
@@ -3140,7 +3339,7 @@
       <w:r>
         <w:rPr>
           <w:rFonts w:ascii="Arial" w:hAnsi="Arial" w:cs="Arial"/>
-          <w:sz w:val="20"/>
+          <w:sz w:val="18"/>
           <w:szCs w:val="20"/>
         </w:rPr>
         <w:t>, improving response times for filter-heavy screens.</w:t>
@@ -3156,14 +3355,14 @@
         <w:jc w:val="both"/>
         <w:rPr>
           <w:rFonts w:ascii="Arial" w:hAnsi="Arial" w:cs="Arial"/>
-          <w:sz w:val="20"/>
+          <w:sz w:val="18"/>
           <w:szCs w:val="20"/>
         </w:rPr>
       </w:pPr>
       <w:r>
         <w:rPr>
           <w:rFonts w:ascii="Arial" w:hAnsi="Arial" w:cs="Arial"/>
-          <w:sz w:val="20"/>
+          <w:sz w:val="18"/>
           <w:szCs w:val="20"/>
         </w:rPr>
         <w:t xml:space="preserve">Strengthened build/release practices with </w:t>
@@ -3172,7 +3371,7 @@
         <w:rPr>
           <w:rStyle w:val="Strong"/>
           <w:rFonts w:ascii="Arial" w:hAnsi="Arial" w:cs="Arial"/>
-          <w:sz w:val="20"/>
+          <w:sz w:val="18"/>
           <w:szCs w:val="20"/>
         </w:rPr>
         <w:t>Jenkins</w:t>
@@ -3180,7 +3379,7 @@
       <w:r>
         <w:rPr>
           <w:rFonts w:ascii="Arial" w:hAnsi="Arial" w:cs="Arial"/>
-          <w:sz w:val="20"/>
+          <w:sz w:val="18"/>
           <w:szCs w:val="20"/>
         </w:rPr>
         <w:t xml:space="preserve"> pipelines and scripted automation, reducing “works on my machine” friction during deployments.</w:t>
@@ -3196,14 +3395,14 @@
         <w:jc w:val="both"/>
         <w:rPr>
           <w:rFonts w:ascii="Arial" w:hAnsi="Arial" w:cs="Arial"/>
-          <w:sz w:val="20"/>
+          <w:sz w:val="18"/>
           <w:szCs w:val="20"/>
         </w:rPr>
       </w:pPr>
       <w:r>
         <w:rPr>
           <w:rFonts w:ascii="Arial" w:hAnsi="Arial" w:cs="Arial"/>
-          <w:sz w:val="20"/>
+          <w:sz w:val="18"/>
           <w:szCs w:val="20"/>
         </w:rPr>
         <w:t>Collaborated closely with QA/support to reproduce production defects, delivering targeted fixes with regression coverage so resolved bugs stayed resolved.</w:t>
@@ -3219,6 +3418,7 @@
           <w:sz w:val="25"/>
           <w:szCs w:val="25"/>
         </w:rPr>
+        <w:lastRenderedPageBreak/>
         <w:t>Software Engineer Intern</w:t>
       </w:r>
     </w:p>
@@ -3254,14 +3454,14 @@
         <w:jc w:val="both"/>
         <w:rPr>
           <w:rFonts w:ascii="Arial" w:hAnsi="Arial" w:cs="Arial"/>
-          <w:sz w:val="20"/>
+          <w:sz w:val="18"/>
           <w:szCs w:val="20"/>
         </w:rPr>
       </w:pPr>
       <w:r>
         <w:rPr>
           <w:rFonts w:ascii="Arial" w:hAnsi="Arial" w:cs="Arial"/>
-          <w:sz w:val="20"/>
+          <w:sz w:val="18"/>
           <w:szCs w:val="20"/>
         </w:rPr>
         <w:t>Shipped scoped UI improvements and reliability fixes through review gates, aligning changes to team standards for quality and maintainability.</w:t>
@@ -3277,14 +3477,14 @@
         <w:jc w:val="both"/>
         <w:rPr>
           <w:rFonts w:ascii="Arial" w:hAnsi="Arial" w:cs="Arial"/>
-          <w:sz w:val="20"/>
+          <w:sz w:val="18"/>
           <w:szCs w:val="20"/>
         </w:rPr>
       </w:pPr>
       <w:r>
         <w:rPr>
           <w:rFonts w:ascii="Arial" w:hAnsi="Arial" w:cs="Arial"/>
-          <w:sz w:val="20"/>
+          <w:sz w:val="18"/>
           <w:szCs w:val="20"/>
         </w:rPr>
         <w:t>Built small internal service utilities with careful input validation and predictable outputs to support engineering workflows.</w:t>
@@ -3300,14 +3500,14 @@
         <w:jc w:val="both"/>
         <w:rPr>
           <w:rFonts w:ascii="Arial" w:hAnsi="Arial" w:cs="Arial"/>
-          <w:sz w:val="20"/>
+          <w:sz w:val="18"/>
           <w:szCs w:val="20"/>
         </w:rPr>
       </w:pPr>
       <w:r>
         <w:rPr>
           <w:rFonts w:ascii="Arial" w:hAnsi="Arial" w:cs="Arial"/>
-          <w:sz w:val="20"/>
+          <w:sz w:val="18"/>
           <w:szCs w:val="20"/>
         </w:rPr>
         <w:t xml:space="preserve">Investigated issues using logs and reproducible steps, </w:t>
@@ -3316,7 +3516,7 @@
       <w:r>
         <w:rPr>
           <w:rFonts w:ascii="Arial" w:hAnsi="Arial" w:cs="Arial"/>
-          <w:sz w:val="20"/>
+          <w:sz w:val="18"/>
           <w:szCs w:val="20"/>
         </w:rPr>
         <w:t>then</w:t>
@@ -3325,7 +3525,7 @@
       <w:r>
         <w:rPr>
           <w:rFonts w:ascii="Arial" w:hAnsi="Arial" w:cs="Arial"/>
-          <w:sz w:val="20"/>
+          <w:sz w:val="18"/>
           <w:szCs w:val="20"/>
         </w:rPr>
         <w:t xml:space="preserve"> implemented fixes with clear technical write-ups for reviewers and stakeholders.</w:t>
@@ -3341,14 +3541,14 @@
         <w:jc w:val="both"/>
         <w:rPr>
           <w:rFonts w:ascii="Arial" w:hAnsi="Arial" w:cs="Arial"/>
-          <w:sz w:val="20"/>
+          <w:sz w:val="18"/>
           <w:szCs w:val="20"/>
         </w:rPr>
       </w:pPr>
       <w:r>
         <w:rPr>
           <w:rFonts w:ascii="Arial" w:hAnsi="Arial" w:cs="Arial"/>
-          <w:sz w:val="20"/>
+          <w:sz w:val="18"/>
           <w:szCs w:val="20"/>
         </w:rPr>
         <w:t>Reduced duplication by refactoring repeated patterns into shared helpers, improving clarity and lowering future change risk.</w:t>
@@ -3364,14 +3564,14 @@
         <w:jc w:val="both"/>
         <w:rPr>
           <w:rFonts w:ascii="Arial" w:hAnsi="Arial" w:cs="Arial"/>
-          <w:sz w:val="20"/>
+          <w:sz w:val="18"/>
           <w:szCs w:val="20"/>
         </w:rPr>
       </w:pPr>
       <w:r>
         <w:rPr>
           <w:rFonts w:ascii="Arial" w:hAnsi="Arial" w:cs="Arial"/>
-          <w:sz w:val="20"/>
+          <w:sz w:val="18"/>
           <w:szCs w:val="20"/>
         </w:rPr>
         <w:t>Added basic automated tests for high-risk logic paths, increasing confidence during iterative releases.</w:t>
@@ -3387,14 +3587,14 @@
         <w:jc w:val="both"/>
         <w:rPr>
           <w:rFonts w:ascii="Arial" w:hAnsi="Arial" w:cs="Arial"/>
-          <w:sz w:val="20"/>
+          <w:sz w:val="18"/>
           <w:szCs w:val="20"/>
         </w:rPr>
       </w:pPr>
       <w:r>
         <w:rPr>
           <w:rFonts w:ascii="Arial" w:hAnsi="Arial" w:cs="Arial"/>
-          <w:sz w:val="20"/>
+          <w:sz w:val="18"/>
           <w:szCs w:val="20"/>
         </w:rPr>
         <w:t>Communicated progress, risks, and trade-offs in regular updates, adapting implementation details when constraints shifted.</w:t>
@@ -3410,14 +3610,14 @@
         <w:jc w:val="both"/>
         <w:rPr>
           <w:rFonts w:ascii="Arial" w:hAnsi="Arial" w:cs="Arial"/>
-          <w:sz w:val="20"/>
+          <w:sz w:val="18"/>
           <w:szCs w:val="20"/>
         </w:rPr>
       </w:pPr>
       <w:r>
         <w:rPr>
           <w:rFonts w:ascii="Arial" w:hAnsi="Arial" w:cs="Arial"/>
-          <w:sz w:val="20"/>
+          <w:sz w:val="18"/>
           <w:szCs w:val="20"/>
         </w:rPr>
         <w:t>Collaborated with engineers and PMs to clarify requirements and edge cases, ensuring delivered work matched expected outcomes.</w:t>
@@ -3510,13 +3710,16 @@
           <w:ilvl w:val="0"/>
           <w:numId w:val="19"/>
         </w:numPr>
-        <w:rPr>
-          <w:rFonts w:ascii="Arial" w:hAnsi="Arial" w:cs="Arial"/>
-        </w:rPr>
-      </w:pPr>
-      <w:r>
-        <w:rPr>
-          <w:rFonts w:ascii="Arial" w:hAnsi="Arial" w:cs="Arial"/>
+        <w:jc w:val="both"/>
+        <w:rPr>
+          <w:rFonts w:ascii="Arial" w:hAnsi="Arial" w:cs="Arial"/>
+          <w:sz w:val="18"/>
+        </w:rPr>
+      </w:pPr>
+      <w:r>
+        <w:rPr>
+          <w:rFonts w:ascii="Arial" w:hAnsi="Arial" w:cs="Arial"/>
+          <w:sz w:val="18"/>
         </w:rPr>
         <w:t xml:space="preserve">Completed a CS curriculum grounded in </w:t>
       </w:r>
@@ -3524,12 +3727,14 @@
         <w:rPr>
           <w:rStyle w:val="Strong"/>
           <w:rFonts w:ascii="Arial" w:hAnsi="Arial" w:cs="Arial"/>
+          <w:sz w:val="18"/>
         </w:rPr>
         <w:t>algorithms</w:t>
       </w:r>
       <w:r>
         <w:rPr>
           <w:rFonts w:ascii="Arial" w:hAnsi="Arial" w:cs="Arial"/>
+          <w:sz w:val="18"/>
         </w:rPr>
         <w:t xml:space="preserve">, </w:t>
       </w:r>
@@ -3537,12 +3742,14 @@
         <w:rPr>
           <w:rStyle w:val="Strong"/>
           <w:rFonts w:ascii="Arial" w:hAnsi="Arial" w:cs="Arial"/>
+          <w:sz w:val="18"/>
         </w:rPr>
         <w:t>systems</w:t>
       </w:r>
       <w:r>
         <w:rPr>
           <w:rFonts w:ascii="Arial" w:hAnsi="Arial" w:cs="Arial"/>
+          <w:sz w:val="18"/>
         </w:rPr>
         <w:t xml:space="preserve">, and </w:t>
       </w:r>
@@ -3550,12 +3757,14 @@
         <w:rPr>
           <w:rStyle w:val="Strong"/>
           <w:rFonts w:ascii="Arial" w:hAnsi="Arial" w:cs="Arial"/>
+          <w:sz w:val="18"/>
         </w:rPr>
         <w:t>software engineering</w:t>
       </w:r>
       <w:r>
         <w:rPr>
           <w:rFonts w:ascii="Arial" w:hAnsi="Arial" w:cs="Arial"/>
+          <w:sz w:val="18"/>
         </w:rPr>
         <w:t>, with projects emphasizing scalable backend design and data-driven application development.</w:t>
       </w:r>
@@ -3585,7 +3794,7 @@
         <w:rPr>
           <w:rFonts w:ascii="Arial" w:hAnsi="Arial" w:cs="Arial"/>
           <w:color w:val="auto"/>
-          <w:sz w:val="20"/>
+          <w:sz w:val="18"/>
         </w:rPr>
       </w:pPr>
       <w:r>
@@ -3594,7 +3803,7 @@
           <w:rFonts w:ascii="Arial" w:hAnsi="Arial" w:cs="Arial"/>
           <w:bCs w:val="0"/>
           <w:color w:val="auto"/>
-          <w:sz w:val="20"/>
+          <w:sz w:val="18"/>
         </w:rPr>
         <w:t>Operational Portal Modernization (</w:t>
       </w:r>
@@ -3605,7 +3814,7 @@
           <w:rFonts w:ascii="Arial" w:hAnsi="Arial" w:cs="Arial"/>
           <w:bCs w:val="0"/>
           <w:color w:val="auto"/>
-          <w:sz w:val="20"/>
+          <w:sz w:val="18"/>
         </w:rPr>
         <w:t>Blazor</w:t>
       </w:r>
@@ -3616,7 +3825,7 @@
           <w:rFonts w:ascii="Arial" w:hAnsi="Arial" w:cs="Arial"/>
           <w:bCs w:val="0"/>
           <w:color w:val="auto"/>
-          <w:sz w:val="20"/>
+          <w:sz w:val="18"/>
         </w:rPr>
         <w:t xml:space="preserve"> + API Platform)</w:t>
       </w:r>
@@ -3631,13 +3840,13 @@
         <w:jc w:val="both"/>
         <w:rPr>
           <w:rFonts w:ascii="Arial" w:hAnsi="Arial" w:cs="Arial"/>
-          <w:sz w:val="20"/>
-        </w:rPr>
-      </w:pPr>
-      <w:r>
-        <w:rPr>
-          <w:rFonts w:ascii="Arial" w:hAnsi="Arial" w:cs="Arial"/>
-          <w:sz w:val="20"/>
+          <w:sz w:val="18"/>
+        </w:rPr>
+      </w:pPr>
+      <w:r>
+        <w:rPr>
+          <w:rFonts w:ascii="Arial" w:hAnsi="Arial" w:cs="Arial"/>
+          <w:sz w:val="18"/>
         </w:rPr>
         <w:t xml:space="preserve">Built a unified operations portal with </w:t>
       </w:r>
@@ -3646,7 +3855,7 @@
         <w:rPr>
           <w:rStyle w:val="Strong"/>
           <w:rFonts w:ascii="Arial" w:hAnsi="Arial" w:cs="Arial"/>
-          <w:sz w:val="20"/>
+          <w:sz w:val="18"/>
         </w:rPr>
         <w:t>Blazor</w:t>
       </w:r>
@@ -3655,14 +3864,14 @@
         <w:rPr>
           <w:rStyle w:val="Strong"/>
           <w:rFonts w:ascii="Arial" w:hAnsi="Arial" w:cs="Arial"/>
-          <w:sz w:val="20"/>
+          <w:sz w:val="18"/>
         </w:rPr>
         <w:t>/Razor components</w:t>
       </w:r>
       <w:r>
         <w:rPr>
           <w:rFonts w:ascii="Arial" w:hAnsi="Arial" w:cs="Arial"/>
-          <w:sz w:val="20"/>
+          <w:sz w:val="18"/>
         </w:rPr>
         <w:t xml:space="preserve"> and a contract-first </w:t>
       </w:r>
@@ -3670,14 +3879,14 @@
         <w:rPr>
           <w:rStyle w:val="Strong"/>
           <w:rFonts w:ascii="Arial" w:hAnsi="Arial" w:cs="Arial"/>
-          <w:sz w:val="20"/>
+          <w:sz w:val="18"/>
         </w:rPr>
         <w:t>ASP.NET Core</w:t>
       </w:r>
       <w:r>
         <w:rPr>
           <w:rFonts w:ascii="Arial" w:hAnsi="Arial" w:cs="Arial"/>
-          <w:sz w:val="20"/>
+          <w:sz w:val="18"/>
         </w:rPr>
         <w:t xml:space="preserve"> API layer, consolidating fragmented workflows into a consistent UX with reusable form/table components and server-side validation. Implemented </w:t>
       </w:r>
@@ -3685,14 +3894,14 @@
         <w:rPr>
           <w:rStyle w:val="Strong"/>
           <w:rFonts w:ascii="Arial" w:hAnsi="Arial" w:cs="Arial"/>
-          <w:sz w:val="20"/>
+          <w:sz w:val="18"/>
         </w:rPr>
         <w:t>S3</w:t>
       </w:r>
       <w:r>
         <w:rPr>
           <w:rFonts w:ascii="Arial" w:hAnsi="Arial" w:cs="Arial"/>
-          <w:sz w:val="20"/>
+          <w:sz w:val="18"/>
         </w:rPr>
         <w:t xml:space="preserve">-based artifact handling, </w:t>
       </w:r>
@@ -3701,7 +3910,7 @@
         <w:rPr>
           <w:rStyle w:val="Strong"/>
           <w:rFonts w:ascii="Arial" w:hAnsi="Arial" w:cs="Arial"/>
-          <w:sz w:val="20"/>
+          <w:sz w:val="18"/>
         </w:rPr>
         <w:t>Redis</w:t>
       </w:r>
@@ -3709,7 +3918,7 @@
       <w:r>
         <w:rPr>
           <w:rFonts w:ascii="Arial" w:hAnsi="Arial" w:cs="Arial"/>
-          <w:sz w:val="20"/>
+          <w:sz w:val="18"/>
         </w:rPr>
         <w:t xml:space="preserve"> caching for hot reads, and queue-backed processing using </w:t>
       </w:r>
@@ -3717,14 +3926,14 @@
         <w:rPr>
           <w:rStyle w:val="Strong"/>
           <w:rFonts w:ascii="Arial" w:hAnsi="Arial" w:cs="Arial"/>
-          <w:sz w:val="20"/>
+          <w:sz w:val="18"/>
         </w:rPr>
         <w:t>AWS SQS/SNS</w:t>
       </w:r>
       <w:r>
         <w:rPr>
           <w:rFonts w:ascii="Arial" w:hAnsi="Arial" w:cs="Arial"/>
-          <w:sz w:val="20"/>
+          <w:sz w:val="18"/>
         </w:rPr>
         <w:t xml:space="preserve"> and </w:t>
       </w:r>
@@ -3732,14 +3941,14 @@
         <w:rPr>
           <w:rStyle w:val="Strong"/>
           <w:rFonts w:ascii="Arial" w:hAnsi="Arial" w:cs="Arial"/>
-          <w:sz w:val="20"/>
+          <w:sz w:val="18"/>
         </w:rPr>
         <w:t>Kafka</w:t>
       </w:r>
       <w:r>
         <w:rPr>
           <w:rFonts w:ascii="Arial" w:hAnsi="Arial" w:cs="Arial"/>
-          <w:sz w:val="20"/>
+          <w:sz w:val="18"/>
         </w:rPr>
         <w:t xml:space="preserve"> to keep the UI responsive while long-running work executed asynchronously. Added </w:t>
       </w:r>
@@ -3748,7 +3957,7 @@
         <w:rPr>
           <w:rStyle w:val="Strong"/>
           <w:rFonts w:ascii="Arial" w:hAnsi="Arial" w:cs="Arial"/>
-          <w:sz w:val="20"/>
+          <w:sz w:val="18"/>
         </w:rPr>
         <w:t>OpenTelemetry</w:t>
       </w:r>
@@ -3756,7 +3965,7 @@
       <w:r>
         <w:rPr>
           <w:rFonts w:ascii="Arial" w:hAnsi="Arial" w:cs="Arial"/>
-          <w:sz w:val="20"/>
+          <w:sz w:val="18"/>
         </w:rPr>
         <w:t xml:space="preserve"> tracing with </w:t>
       </w:r>
@@ -3765,7 +3974,7 @@
         <w:rPr>
           <w:rStyle w:val="Strong"/>
           <w:rFonts w:ascii="Arial" w:hAnsi="Arial" w:cs="Arial"/>
-          <w:sz w:val="20"/>
+          <w:sz w:val="18"/>
         </w:rPr>
         <w:t>Datadog</w:t>
       </w:r>
@@ -3774,7 +3983,7 @@
         <w:rPr>
           <w:rStyle w:val="Strong"/>
           <w:rFonts w:ascii="Arial" w:hAnsi="Arial" w:cs="Arial"/>
-          <w:sz w:val="20"/>
+          <w:sz w:val="18"/>
         </w:rPr>
         <w:t>/</w:t>
       </w:r>
@@ -3783,7 +3992,7 @@
         <w:rPr>
           <w:rStyle w:val="Strong"/>
           <w:rFonts w:ascii="Arial" w:hAnsi="Arial" w:cs="Arial"/>
-          <w:sz w:val="20"/>
+          <w:sz w:val="18"/>
         </w:rPr>
         <w:t>Grafana</w:t>
       </w:r>
@@ -3791,7 +4000,7 @@
       <w:r>
         <w:rPr>
           <w:rFonts w:ascii="Arial" w:hAnsi="Arial" w:cs="Arial"/>
-          <w:sz w:val="20"/>
+          <w:sz w:val="18"/>
         </w:rPr>
         <w:t xml:space="preserve"> dashboards plus structured logs in </w:t>
       </w:r>
@@ -3800,7 +4009,7 @@
         <w:rPr>
           <w:rStyle w:val="Strong"/>
           <w:rFonts w:ascii="Arial" w:hAnsi="Arial" w:cs="Arial"/>
-          <w:sz w:val="20"/>
+          <w:sz w:val="18"/>
         </w:rPr>
         <w:t>CloudWatch</w:t>
       </w:r>
@@ -3809,14 +4018,14 @@
         <w:rPr>
           <w:rStyle w:val="Strong"/>
           <w:rFonts w:ascii="Arial" w:hAnsi="Arial" w:cs="Arial"/>
-          <w:sz w:val="20"/>
+          <w:sz w:val="18"/>
         </w:rPr>
         <w:t>/ELK</w:t>
       </w:r>
       <w:r>
         <w:rPr>
           <w:rFonts w:ascii="Arial" w:hAnsi="Arial" w:cs="Arial"/>
-          <w:sz w:val="20"/>
+          <w:sz w:val="18"/>
         </w:rPr>
         <w:t>, enabling fast root-cause analysis and measurable reductions in alert noise.</w:t>
       </w:r>
@@ -3828,7 +4037,7 @@
         <w:rPr>
           <w:rFonts w:ascii="Arial" w:hAnsi="Arial" w:cs="Arial"/>
           <w:color w:val="auto"/>
-          <w:sz w:val="20"/>
+          <w:sz w:val="18"/>
         </w:rPr>
       </w:pPr>
       <w:r>
@@ -3837,7 +4046,7 @@
           <w:rFonts w:ascii="Arial" w:hAnsi="Arial" w:cs="Arial"/>
           <w:bCs w:val="0"/>
           <w:color w:val="auto"/>
-          <w:sz w:val="20"/>
+          <w:sz w:val="18"/>
         </w:rPr>
         <w:t>Event-Driven Integrations &amp; Search Enablement</w:t>
       </w:r>
@@ -3852,13 +4061,13 @@
         <w:jc w:val="both"/>
         <w:rPr>
           <w:rFonts w:ascii="Arial" w:hAnsi="Arial" w:cs="Arial"/>
-          <w:sz w:val="20"/>
-        </w:rPr>
-      </w:pPr>
-      <w:r>
-        <w:rPr>
-          <w:rFonts w:ascii="Arial" w:hAnsi="Arial" w:cs="Arial"/>
-          <w:sz w:val="20"/>
+          <w:sz w:val="18"/>
+        </w:rPr>
+      </w:pPr>
+      <w:r>
+        <w:rPr>
+          <w:rFonts w:ascii="Arial" w:hAnsi="Arial" w:cs="Arial"/>
+          <w:sz w:val="18"/>
         </w:rPr>
         <w:t xml:space="preserve">Designed integration pipelines using </w:t>
       </w:r>
@@ -3867,7 +4076,7 @@
         <w:rPr>
           <w:rStyle w:val="Strong"/>
           <w:rFonts w:ascii="Arial" w:hAnsi="Arial" w:cs="Arial"/>
-          <w:sz w:val="20"/>
+          <w:sz w:val="18"/>
         </w:rPr>
         <w:t>EventBridge</w:t>
       </w:r>
@@ -3875,7 +4084,7 @@
       <w:r>
         <w:rPr>
           <w:rFonts w:ascii="Arial" w:hAnsi="Arial" w:cs="Arial"/>
-          <w:sz w:val="20"/>
+          <w:sz w:val="18"/>
         </w:rPr>
         <w:t xml:space="preserve"> patterns and durable consumers with </w:t>
       </w:r>
@@ -3883,7 +4092,7 @@
       <w:r>
         <w:rPr>
           <w:rFonts w:ascii="Arial" w:hAnsi="Arial" w:cs="Arial"/>
-          <w:sz w:val="20"/>
+          <w:sz w:val="18"/>
         </w:rPr>
         <w:t>idempotency</w:t>
       </w:r>
@@ -3891,7 +4100,7 @@
       <w:r>
         <w:rPr>
           <w:rFonts w:ascii="Arial" w:hAnsi="Arial" w:cs="Arial"/>
-          <w:sz w:val="20"/>
+          <w:sz w:val="18"/>
         </w:rPr>
         <w:t xml:space="preserve"> keys, retries, and DLQ-style recovery for safe reprocessing under vendor retries. Implemented operational search using </w:t>
       </w:r>
@@ -3900,7 +4109,7 @@
         <w:rPr>
           <w:rStyle w:val="Strong"/>
           <w:rFonts w:ascii="Arial" w:hAnsi="Arial" w:cs="Arial"/>
-          <w:sz w:val="20"/>
+          <w:sz w:val="18"/>
         </w:rPr>
         <w:t>Elasticsearch</w:t>
       </w:r>
@@ -3909,14 +4118,14 @@
         <w:rPr>
           <w:rStyle w:val="Strong"/>
           <w:rFonts w:ascii="Arial" w:hAnsi="Arial" w:cs="Arial"/>
-          <w:sz w:val="20"/>
+          <w:sz w:val="18"/>
         </w:rPr>
         <w:t>/OpenSearch</w:t>
       </w:r>
       <w:r>
         <w:rPr>
           <w:rFonts w:ascii="Arial" w:hAnsi="Arial" w:cs="Arial"/>
-          <w:sz w:val="20"/>
+          <w:sz w:val="18"/>
         </w:rPr>
         <w:t xml:space="preserve"> with index templates and query tuning to improve discoverability for high-volume records, while ensuring sensitive actions were protected with </w:t>
       </w:r>
@@ -3924,14 +4133,14 @@
         <w:rPr>
           <w:rStyle w:val="Strong"/>
           <w:rFonts w:ascii="Arial" w:hAnsi="Arial" w:cs="Arial"/>
-          <w:sz w:val="20"/>
+          <w:sz w:val="18"/>
         </w:rPr>
         <w:t>OAuth2/OIDC</w:t>
       </w:r>
       <w:r>
         <w:rPr>
           <w:rFonts w:ascii="Arial" w:hAnsi="Arial" w:cs="Arial"/>
-          <w:sz w:val="20"/>
+          <w:sz w:val="18"/>
         </w:rPr>
         <w:t xml:space="preserve">, </w:t>
       </w:r>
@@ -3939,14 +4148,14 @@
         <w:rPr>
           <w:rStyle w:val="Strong"/>
           <w:rFonts w:ascii="Arial" w:hAnsi="Arial" w:cs="Arial"/>
-          <w:sz w:val="20"/>
+          <w:sz w:val="18"/>
         </w:rPr>
         <w:t>JWT</w:t>
       </w:r>
       <w:r>
         <w:rPr>
           <w:rFonts w:ascii="Arial" w:hAnsi="Arial" w:cs="Arial"/>
-          <w:sz w:val="20"/>
+          <w:sz w:val="18"/>
         </w:rPr>
         <w:t xml:space="preserve">, and consistent </w:t>
       </w:r>
@@ -3954,14 +4163,14 @@
         <w:rPr>
           <w:rStyle w:val="Strong"/>
           <w:rFonts w:ascii="Arial" w:hAnsi="Arial" w:cs="Arial"/>
-          <w:sz w:val="20"/>
+          <w:sz w:val="18"/>
         </w:rPr>
         <w:t>audit logging</w:t>
       </w:r>
       <w:r>
         <w:rPr>
           <w:rFonts w:ascii="Arial" w:hAnsi="Arial" w:cs="Arial"/>
-          <w:sz w:val="20"/>
+          <w:sz w:val="18"/>
         </w:rPr>
         <w:t>.</w:t>
       </w:r>
@@ -3970,8 +4179,6 @@
       <w:pPr>
         <w:spacing w:after="60"/>
       </w:pPr>
-      <w:bookmarkStart w:id="0" w:name="_GoBack"/>
-      <w:bookmarkEnd w:id="0"/>
     </w:p>
     <w:sectPr>
       <w:pgSz w:w="11906" w:h="16838"/>
@@ -7454,4 +7661,16 @@
   <a:objectDefaults/>
   <a:extraClrSchemeLst/>
 </a:theme>
+</file>
+
+<file path=customXml/item1.xml><?xml version="1.0" encoding="utf-8"?>
+<b:Sources xmlns:b="http://schemas.openxmlformats.org/officeDocument/2006/bibliography" xmlns="http://schemas.openxmlformats.org/officeDocument/2006/bibliography" SelectedStyle="\APA.XSL" StyleName="APA"/>
+</file>
+
+<file path=customXml/itemProps1.xml><?xml version="1.0" encoding="utf-8"?>
+<ds:datastoreItem xmlns:ds="http://schemas.openxmlformats.org/officeDocument/2006/customXml" ds:itemID="{A2406E76-0E59-426C-9397-461977218EF3}">
+  <ds:schemaRefs>
+    <ds:schemaRef ds:uri="http://schemas.openxmlformats.org/officeDocument/2006/bibliography"/>
+  </ds:schemaRefs>
+</ds:datastoreItem>
 </file>
--- a/idris/.NET Blazor/Idris_Sadiq.docx
+++ b/idris/.NET Blazor/Idris_Sadiq.docx
@@ -47,7 +47,6 @@
               <w:spacing w:after="40"/>
               <w:jc w:val="center"/>
             </w:pPr>
-            <w:proofErr w:type="spellStart"/>
             <w:r>
               <w:rPr>
                 <w:rFonts w:ascii="Arial" w:eastAsia="Arial" w:hAnsi="Arial" w:cs="Arial"/>
@@ -57,33 +56,8 @@
                 <w:sz w:val="48"/>
                 <w:szCs w:val="48"/>
               </w:rPr>
-              <w:t>Idris</w:t>
+              <w:t>Idris Sadiq</w:t>
             </w:r>
-            <w:proofErr w:type="spellEnd"/>
-            <w:r>
-              <w:rPr>
-                <w:rFonts w:ascii="Arial" w:eastAsia="Arial" w:hAnsi="Arial" w:cs="Arial"/>
-                <w:b/>
-                <w:bCs/>
-                <w:color w:val="FFFFFF"/>
-                <w:sz w:val="48"/>
-                <w:szCs w:val="48"/>
-              </w:rPr>
-              <w:t xml:space="preserve"> </w:t>
-            </w:r>
-            <w:proofErr w:type="spellStart"/>
-            <w:r>
-              <w:rPr>
-                <w:rFonts w:ascii="Arial" w:eastAsia="Arial" w:hAnsi="Arial" w:cs="Arial"/>
-                <w:b/>
-                <w:bCs/>
-                <w:color w:val="FFFFFF"/>
-                <w:sz w:val="48"/>
-                <w:szCs w:val="48"/>
-              </w:rPr>
-              <w:t>Sadiq</w:t>
-            </w:r>
-            <w:proofErr w:type="spellEnd"/>
           </w:p>
           <w:p>
             <w:pPr>
@@ -104,41 +78,27 @@
             <w:pPr>
               <w:spacing w:after="40"/>
               <w:jc w:val="center"/>
+              <w:rPr>
+                <w:rFonts w:ascii="Arial" w:eastAsia="Arial" w:hAnsi="Arial" w:cs="Arial"/>
+                <w:color w:val="BBBBBB"/>
+              </w:rPr>
             </w:pPr>
             <w:r>
               <w:rPr>
                 <w:rFonts w:ascii="Arial" w:eastAsia="Arial" w:hAnsi="Arial" w:cs="Arial"/>
                 <w:color w:val="BBBBBB"/>
               </w:rPr>
-              <w:t xml:space="preserve">Idrissdev@outlook.com  </w:t>
+              <w:t>Idrissdev@outlook.com | +1 (424) 458-6548 | Spring Valley, California, United States</w:t>
+            </w:r>
+            <w:r>
+              <w:t xml:space="preserve"> </w:t>
             </w:r>
             <w:r>
               <w:rPr>
                 <w:rFonts w:ascii="Arial" w:eastAsia="Arial" w:hAnsi="Arial" w:cs="Arial"/>
                 <w:color w:val="BBBBBB"/>
               </w:rPr>
-              <w:t>+1 (424) 458-6548</w:t>
-            </w:r>
-            <w:r>
-              <w:rPr>
-                <w:rFonts w:ascii="Arial" w:eastAsia="Arial" w:hAnsi="Arial" w:cs="Arial"/>
-                <w:color w:val="BBBBBB"/>
-              </w:rPr>
-              <w:t xml:space="preserve">|  </w:t>
-            </w:r>
-            <w:r>
-              <w:rPr>
-                <w:rFonts w:ascii="Arial" w:eastAsia="Arial" w:hAnsi="Arial" w:cs="Arial"/>
-                <w:color w:val="BBBBBB"/>
-              </w:rPr>
-              <w:t>Spring Valley</w:t>
-            </w:r>
-            <w:r>
-              <w:rPr>
-                <w:rFonts w:ascii="Arial" w:eastAsia="Arial" w:hAnsi="Arial" w:cs="Arial"/>
-                <w:color w:val="BBBBBB"/>
-              </w:rPr>
-              <w:t>, California, United States</w:t>
+              <w:t xml:space="preserve">https://www.linkedin.com/in/idris-sadiq-1b824b3b4 </w:t>
             </w:r>
           </w:p>
           <w:p>
@@ -150,15 +110,10 @@
                 <w:rFonts w:ascii="Arial" w:eastAsia="Arial" w:hAnsi="Arial" w:cs="Arial"/>
                 <w:color w:val="BBBBBB"/>
               </w:rPr>
-              <w:t xml:space="preserve">LinkedIn: </w:t>
+              <w:t>US citizen | White | English (Native)</w:t>
             </w:r>
-            <w:r>
-              <w:rPr>
-                <w:rFonts w:ascii="Arial" w:eastAsia="Arial" w:hAnsi="Arial" w:cs="Arial"/>
-                <w:color w:val="BBBBBB"/>
-              </w:rPr>
-              <w:t>https://www.linkedin.com/in/idris-sadiq-1b824b3b4</w:t>
-            </w:r>
+            <w:bookmarkStart w:id="0" w:name="_GoBack"/>
+            <w:bookmarkEnd w:id="0"/>
           </w:p>
         </w:tc>
       </w:tr>
@@ -226,7 +181,6 @@
         </w:rPr>
         <w:t xml:space="preserve">, data models, and modern UI using </w:t>
       </w:r>
-      <w:proofErr w:type="spellStart"/>
       <w:r>
         <w:rPr>
           <w:rStyle w:val="Strong"/>
@@ -234,19 +188,11 @@
         </w:rPr>
         <w:t>Blazor</w:t>
       </w:r>
-      <w:proofErr w:type="spellEnd"/>
-      <w:r>
-        <w:rPr>
-          <w:rFonts w:ascii="Arial" w:hAnsi="Arial" w:cs="Arial"/>
-        </w:rPr>
-        <w:t xml:space="preserve">. </w:t>
-      </w:r>
-      <w:proofErr w:type="gramStart"/>
-      <w:r>
-        <w:rPr>
-          <w:rFonts w:ascii="Arial" w:hAnsi="Arial" w:cs="Arial"/>
-        </w:rPr>
-        <w:t xml:space="preserve">Strong track record modernizing legacy systems into </w:t>
+      <w:r>
+        <w:rPr>
+          <w:rFonts w:ascii="Arial" w:hAnsi="Arial" w:cs="Arial"/>
+        </w:rPr>
+        <w:t xml:space="preserve">. Strong track record modernizing legacy systems into </w:t>
       </w:r>
       <w:r>
         <w:rPr>
@@ -324,14 +270,7 @@
         <w:rPr>
           <w:rFonts w:ascii="Arial" w:hAnsi="Arial" w:cs="Arial"/>
         </w:rPr>
-        <w:t>).</w:t>
-      </w:r>
-      <w:proofErr w:type="gramEnd"/>
-      <w:r>
-        <w:rPr>
-          <w:rFonts w:ascii="Arial" w:hAnsi="Arial" w:cs="Arial"/>
-        </w:rPr>
-        <w:t xml:space="preserve"> Known for turning ambiguous requirements into </w:t>
+        <w:t xml:space="preserve">). Known for turning ambiguous requirements into </w:t>
       </w:r>
       <w:r>
         <w:rPr>
@@ -346,7 +285,6 @@
         </w:rPr>
         <w:t xml:space="preserve"> via clear API contracts, maintainable domain boundaries, and CI/CD-driven releases; tightening reliability with </w:t>
       </w:r>
-      <w:proofErr w:type="spellStart"/>
       <w:r>
         <w:rPr>
           <w:rStyle w:val="Strong"/>
@@ -354,7 +292,6 @@
         </w:rPr>
         <w:t>OpenTelemetry</w:t>
       </w:r>
-      <w:proofErr w:type="spellEnd"/>
       <w:r>
         <w:rPr>
           <w:rFonts w:ascii="Arial" w:hAnsi="Arial" w:cs="Arial"/>
@@ -445,87 +382,7 @@
           <w:rFonts w:ascii="Arial" w:hAnsi="Arial" w:cs="Arial"/>
           <w:sz w:val="18"/>
         </w:rPr>
-        <w:t xml:space="preserve"> — React, Next.js, </w:t>
-      </w:r>
-      <w:proofErr w:type="spellStart"/>
-      <w:r>
-        <w:rPr>
-          <w:rFonts w:ascii="Arial" w:hAnsi="Arial" w:cs="Arial"/>
-          <w:sz w:val="18"/>
-        </w:rPr>
-        <w:t>TypeScript</w:t>
-      </w:r>
-      <w:proofErr w:type="spellEnd"/>
-      <w:r>
-        <w:rPr>
-          <w:rFonts w:ascii="Arial" w:hAnsi="Arial" w:cs="Arial"/>
-          <w:sz w:val="18"/>
-        </w:rPr>
-        <w:t xml:space="preserve">, </w:t>
-      </w:r>
-      <w:proofErr w:type="spellStart"/>
-      <w:r>
-        <w:rPr>
-          <w:rFonts w:ascii="Arial" w:hAnsi="Arial" w:cs="Arial"/>
-          <w:sz w:val="18"/>
-        </w:rPr>
-        <w:t>Blazor</w:t>
-      </w:r>
-      <w:proofErr w:type="spellEnd"/>
-      <w:r>
-        <w:rPr>
-          <w:rFonts w:ascii="Arial" w:hAnsi="Arial" w:cs="Arial"/>
-          <w:sz w:val="18"/>
-        </w:rPr>
-        <w:t xml:space="preserve"> Server, </w:t>
-      </w:r>
-      <w:proofErr w:type="spellStart"/>
-      <w:r>
-        <w:rPr>
-          <w:rFonts w:ascii="Arial" w:hAnsi="Arial" w:cs="Arial"/>
-          <w:sz w:val="18"/>
-        </w:rPr>
-        <w:t>Blazor</w:t>
-      </w:r>
-      <w:proofErr w:type="spellEnd"/>
-      <w:r>
-        <w:rPr>
-          <w:rFonts w:ascii="Arial" w:hAnsi="Arial" w:cs="Arial"/>
-          <w:sz w:val="18"/>
-        </w:rPr>
-        <w:t xml:space="preserve"> </w:t>
-      </w:r>
-      <w:proofErr w:type="spellStart"/>
-      <w:r>
-        <w:rPr>
-          <w:rFonts w:ascii="Arial" w:hAnsi="Arial" w:cs="Arial"/>
-          <w:sz w:val="18"/>
-        </w:rPr>
-        <w:t>WebAssembly</w:t>
-      </w:r>
-      <w:proofErr w:type="spellEnd"/>
-      <w:r>
-        <w:rPr>
-          <w:rFonts w:ascii="Arial" w:hAnsi="Arial" w:cs="Arial"/>
-          <w:sz w:val="18"/>
-        </w:rPr>
-        <w:t xml:space="preserve">, Razor Components, </w:t>
-      </w:r>
-      <w:proofErr w:type="spellStart"/>
-      <w:r>
-        <w:rPr>
-          <w:rFonts w:ascii="Arial" w:hAnsi="Arial" w:cs="Arial"/>
-          <w:sz w:val="18"/>
-        </w:rPr>
-        <w:t>Redux</w:t>
-      </w:r>
-      <w:proofErr w:type="spellEnd"/>
-      <w:r>
-        <w:rPr>
-          <w:rFonts w:ascii="Arial" w:hAnsi="Arial" w:cs="Arial"/>
-          <w:sz w:val="18"/>
-        </w:rPr>
-        <w:t>, React Query, Tailwind CSS, Material UI, Storybook</w:t>
+        <w:t xml:space="preserve"> — React, Next.js, TypeScript, Blazor Server, Blazor WebAssembly, Razor Components, Redux, React Query, Tailwind CSS, Material UI, Storybook</w:t>
       </w:r>
     </w:p>
     <w:p>
@@ -554,97 +411,8 @@
           <w:rFonts w:ascii="Arial" w:hAnsi="Arial" w:cs="Arial"/>
           <w:sz w:val="18"/>
         </w:rPr>
-        <w:t xml:space="preserve"> — C#, .NET, ASP.NET Core Web APIs, Minimal APIs, Node.js, Express, </w:t>
-      </w:r>
-      <w:proofErr w:type="spellStart"/>
-      <w:r>
-        <w:rPr>
-          <w:rFonts w:ascii="Arial" w:hAnsi="Arial" w:cs="Arial"/>
-          <w:sz w:val="18"/>
-        </w:rPr>
-        <w:t>NestJS</w:t>
-      </w:r>
-      <w:proofErr w:type="spellEnd"/>
-      <w:r>
-        <w:rPr>
-          <w:rFonts w:ascii="Arial" w:hAnsi="Arial" w:cs="Arial"/>
-          <w:sz w:val="18"/>
-        </w:rPr>
-        <w:t xml:space="preserve">, REST, </w:t>
-      </w:r>
-      <w:proofErr w:type="spellStart"/>
-      <w:r>
-        <w:rPr>
-          <w:rFonts w:ascii="Arial" w:hAnsi="Arial" w:cs="Arial"/>
-          <w:sz w:val="18"/>
-        </w:rPr>
-        <w:t>GraphQL</w:t>
-      </w:r>
-      <w:proofErr w:type="spellEnd"/>
-      <w:r>
-        <w:rPr>
-          <w:rFonts w:ascii="Arial" w:hAnsi="Arial" w:cs="Arial"/>
-          <w:sz w:val="18"/>
-        </w:rPr>
-        <w:t xml:space="preserve">, </w:t>
-      </w:r>
-      <w:proofErr w:type="spellStart"/>
-      <w:r>
-        <w:rPr>
-          <w:rFonts w:ascii="Arial" w:hAnsi="Arial" w:cs="Arial"/>
-          <w:sz w:val="18"/>
-        </w:rPr>
-        <w:t>gRPC</w:t>
-      </w:r>
-      <w:proofErr w:type="spellEnd"/>
-      <w:r>
-        <w:rPr>
-          <w:rFonts w:ascii="Arial" w:hAnsi="Arial" w:cs="Arial"/>
-          <w:sz w:val="18"/>
-        </w:rPr>
-        <w:t xml:space="preserve">, </w:t>
-      </w:r>
-      <w:proofErr w:type="spellStart"/>
-      <w:r>
-        <w:rPr>
-          <w:rFonts w:ascii="Arial" w:hAnsi="Arial" w:cs="Arial"/>
-          <w:sz w:val="18"/>
-        </w:rPr>
-        <w:t>webhooks</w:t>
-      </w:r>
-      <w:proofErr w:type="spellEnd"/>
-      <w:r>
-        <w:rPr>
-          <w:rFonts w:ascii="Arial" w:hAnsi="Arial" w:cs="Arial"/>
-          <w:sz w:val="18"/>
-        </w:rPr>
-        <w:t xml:space="preserve">, </w:t>
-      </w:r>
-      <w:proofErr w:type="spellStart"/>
-      <w:r>
-        <w:rPr>
-          <w:rFonts w:ascii="Arial" w:hAnsi="Arial" w:cs="Arial"/>
-          <w:sz w:val="18"/>
-        </w:rPr>
-        <w:t>WebSockets</w:t>
-      </w:r>
-      <w:proofErr w:type="spellEnd"/>
-      <w:r>
-        <w:rPr>
-          <w:rFonts w:ascii="Arial" w:hAnsi="Arial" w:cs="Arial"/>
-          <w:sz w:val="18"/>
-        </w:rPr>
-        <w:t xml:space="preserve">, background jobs, event-driven architecture, caching strategies, rate limiting, retries, </w:t>
-      </w:r>
-      <w:proofErr w:type="spellStart"/>
-      <w:r>
-        <w:rPr>
-          <w:rFonts w:ascii="Arial" w:hAnsi="Arial" w:cs="Arial"/>
-          <w:sz w:val="18"/>
-        </w:rPr>
-        <w:t>idempotency</w:t>
-      </w:r>
-      <w:proofErr w:type="spellEnd"/>
+        <w:t xml:space="preserve"> — C#, .NET, ASP.NET Core Web APIs, Minimal APIs, Node.js, Express, NestJS, REST, GraphQL, gRPC, webhooks, WebSockets, background jobs, event-driven architecture, caching strategies, rate limiting, retries, idempotency</w:t>
+      </w:r>
     </w:p>
     <w:p>
       <w:pPr>
@@ -687,87 +455,7 @@
           <w:rFonts w:ascii="Arial" w:hAnsi="Arial" w:cs="Arial"/>
           <w:sz w:val="18"/>
         </w:rPr>
-        <w:t xml:space="preserve">: </w:t>
-      </w:r>
-      <w:proofErr w:type="spellStart"/>
-      <w:r>
-        <w:rPr>
-          <w:rFonts w:ascii="Arial" w:hAnsi="Arial" w:cs="Arial"/>
-          <w:sz w:val="18"/>
-        </w:rPr>
-        <w:t>PostgreSQL</w:t>
-      </w:r>
-      <w:proofErr w:type="spellEnd"/>
-      <w:r>
-        <w:rPr>
-          <w:rFonts w:ascii="Arial" w:hAnsi="Arial" w:cs="Arial"/>
-          <w:sz w:val="18"/>
-        </w:rPr>
-        <w:t xml:space="preserve">, MySQL, SQL Server • </w:t>
-      </w:r>
-      <w:proofErr w:type="spellStart"/>
-      <w:r>
-        <w:rPr>
-          <w:rFonts w:ascii="Arial" w:hAnsi="Arial" w:cs="Arial"/>
-          <w:sz w:val="18"/>
-        </w:rPr>
-        <w:t>NoSQL</w:t>
-      </w:r>
-      <w:proofErr w:type="spellEnd"/>
-      <w:r>
-        <w:rPr>
-          <w:rFonts w:ascii="Arial" w:hAnsi="Arial" w:cs="Arial"/>
-          <w:sz w:val="18"/>
-        </w:rPr>
-        <w:t xml:space="preserve">: </w:t>
-      </w:r>
-      <w:proofErr w:type="spellStart"/>
-      <w:r>
-        <w:rPr>
-          <w:rFonts w:ascii="Arial" w:hAnsi="Arial" w:cs="Arial"/>
-          <w:sz w:val="18"/>
-        </w:rPr>
-        <w:t>Redis</w:t>
-      </w:r>
-      <w:proofErr w:type="spellEnd"/>
-      <w:r>
-        <w:rPr>
-          <w:rFonts w:ascii="Arial" w:hAnsi="Arial" w:cs="Arial"/>
-          <w:sz w:val="18"/>
-        </w:rPr>
-        <w:t xml:space="preserve">, </w:t>
-      </w:r>
-      <w:proofErr w:type="spellStart"/>
-      <w:r>
-        <w:rPr>
-          <w:rFonts w:ascii="Arial" w:hAnsi="Arial" w:cs="Arial"/>
-          <w:sz w:val="18"/>
-        </w:rPr>
-        <w:t>MongoDB</w:t>
-      </w:r>
-      <w:proofErr w:type="spellEnd"/>
-      <w:r>
-        <w:rPr>
-          <w:rFonts w:ascii="Arial" w:hAnsi="Arial" w:cs="Arial"/>
-          <w:sz w:val="18"/>
-        </w:rPr>
-        <w:t xml:space="preserve">, </w:t>
-      </w:r>
-      <w:proofErr w:type="spellStart"/>
-      <w:r>
-        <w:rPr>
-          <w:rFonts w:ascii="Arial" w:hAnsi="Arial" w:cs="Arial"/>
-          <w:sz w:val="18"/>
-        </w:rPr>
-        <w:t>DynamoDB</w:t>
-      </w:r>
-      <w:proofErr w:type="spellEnd"/>
-      <w:r>
-        <w:rPr>
-          <w:rFonts w:ascii="Arial" w:hAnsi="Arial" w:cs="Arial"/>
-          <w:sz w:val="18"/>
-        </w:rPr>
-        <w:t xml:space="preserve"> • </w:t>
+        <w:t xml:space="preserve">: PostgreSQL, MySQL, SQL Server • NoSQL: Redis, MongoDB, DynamoDB • </w:t>
       </w:r>
       <w:r>
         <w:rPr>
@@ -782,23 +470,7 @@
           <w:rFonts w:ascii="Arial" w:hAnsi="Arial" w:cs="Arial"/>
           <w:sz w:val="18"/>
         </w:rPr>
-        <w:t xml:space="preserve">: AWS SQS/SNS, Kafka, </w:t>
-      </w:r>
-      <w:proofErr w:type="spellStart"/>
-      <w:r>
-        <w:rPr>
-          <w:rFonts w:ascii="Arial" w:hAnsi="Arial" w:cs="Arial"/>
-          <w:sz w:val="18"/>
-        </w:rPr>
-        <w:t>RabbitMQ</w:t>
-      </w:r>
-      <w:proofErr w:type="spellEnd"/>
-      <w:r>
-        <w:rPr>
-          <w:rFonts w:ascii="Arial" w:hAnsi="Arial" w:cs="Arial"/>
-          <w:sz w:val="18"/>
-        </w:rPr>
-        <w:t xml:space="preserve"> • </w:t>
+        <w:t xml:space="preserve">: AWS SQS/SNS, Kafka, RabbitMQ • </w:t>
       </w:r>
       <w:r>
         <w:rPr>
@@ -813,23 +485,7 @@
           <w:rFonts w:ascii="Arial" w:hAnsi="Arial" w:cs="Arial"/>
           <w:sz w:val="18"/>
         </w:rPr>
-        <w:t xml:space="preserve">: </w:t>
-      </w:r>
-      <w:proofErr w:type="spellStart"/>
-      <w:r>
-        <w:rPr>
-          <w:rFonts w:ascii="Arial" w:hAnsi="Arial" w:cs="Arial"/>
-          <w:sz w:val="18"/>
-        </w:rPr>
-        <w:t>Elasticsearch</w:t>
-      </w:r>
-      <w:proofErr w:type="spellEnd"/>
-      <w:r>
-        <w:rPr>
-          <w:rFonts w:ascii="Arial" w:hAnsi="Arial" w:cs="Arial"/>
-          <w:sz w:val="18"/>
-        </w:rPr>
-        <w:t xml:space="preserve">, OpenSearch • </w:t>
+        <w:t xml:space="preserve">: Elasticsearch, OpenSearch • </w:t>
       </w:r>
       <w:r>
         <w:rPr>
@@ -844,17 +500,8 @@
           <w:rFonts w:ascii="Arial" w:hAnsi="Arial" w:cs="Arial"/>
           <w:sz w:val="18"/>
         </w:rPr>
-        <w:t xml:space="preserve">: Redshift, </w:t>
-      </w:r>
-      <w:proofErr w:type="spellStart"/>
-      <w:r>
-        <w:rPr>
-          <w:rFonts w:ascii="Arial" w:hAnsi="Arial" w:cs="Arial"/>
-          <w:sz w:val="18"/>
-        </w:rPr>
-        <w:t>BigQuery</w:t>
-      </w:r>
-      <w:proofErr w:type="spellEnd"/>
+        <w:t>: Redshift, BigQuery</w:t>
+      </w:r>
     </w:p>
     <w:p>
       <w:pPr>
@@ -875,18 +522,8 @@
           <w:rFonts w:ascii="Arial" w:hAnsi="Arial" w:cs="Arial"/>
           <w:sz w:val="18"/>
         </w:rPr>
-        <w:t xml:space="preserve">Cloud &amp; </w:t>
-      </w:r>
-      <w:proofErr w:type="spellStart"/>
-      <w:r>
-        <w:rPr>
-          <w:rStyle w:val="Strong"/>
-          <w:rFonts w:ascii="Arial" w:hAnsi="Arial" w:cs="Arial"/>
-          <w:sz w:val="18"/>
-        </w:rPr>
-        <w:t>DevOps</w:t>
-      </w:r>
-      <w:proofErr w:type="spellEnd"/>
+        <w:t>Cloud &amp; DevOps</w:t>
+      </w:r>
       <w:r>
         <w:rPr>
           <w:rFonts w:ascii="Arial" w:hAnsi="Arial" w:cs="Arial"/>
@@ -894,86 +531,29 @@
         </w:rPr>
         <w:t xml:space="preserve"> — </w:t>
       </w:r>
-      <w:proofErr w:type="spellStart"/>
-      <w:r>
-        <w:rPr>
-          <w:rFonts w:ascii="Arial" w:hAnsi="Arial" w:cs="Arial"/>
-          <w:sz w:val="18"/>
-        </w:rPr>
-        <w:t>Docker</w:t>
-      </w:r>
-      <w:proofErr w:type="spellEnd"/>
-      <w:r>
-        <w:rPr>
-          <w:rFonts w:ascii="Arial" w:hAnsi="Arial" w:cs="Arial"/>
-          <w:sz w:val="18"/>
-        </w:rPr>
-        <w:t xml:space="preserve">, </w:t>
-      </w:r>
-      <w:proofErr w:type="spellStart"/>
-      <w:r>
-        <w:rPr>
-          <w:rFonts w:ascii="Arial" w:hAnsi="Arial" w:cs="Arial"/>
-          <w:sz w:val="18"/>
-        </w:rPr>
-        <w:t>Kubernetes</w:t>
-      </w:r>
-      <w:proofErr w:type="spellEnd"/>
-      <w:r>
-        <w:rPr>
-          <w:rFonts w:ascii="Arial" w:hAnsi="Arial" w:cs="Arial"/>
-          <w:sz w:val="18"/>
-        </w:rPr>
-        <w:t xml:space="preserve">, Helm, Argo CD, </w:t>
-      </w:r>
-      <w:proofErr w:type="spellStart"/>
-      <w:r>
-        <w:rPr>
-          <w:rFonts w:ascii="Arial" w:hAnsi="Arial" w:cs="Arial"/>
-          <w:sz w:val="18"/>
-        </w:rPr>
-        <w:t>Gi</w:t>
-      </w:r>
-      <w:r>
-        <w:rPr>
-          <w:rFonts w:ascii="Arial" w:hAnsi="Arial" w:cs="Arial"/>
-          <w:sz w:val="18"/>
-        </w:rPr>
-        <w:t>tOps</w:t>
-      </w:r>
-      <w:proofErr w:type="spellEnd"/>
-      <w:r>
-        <w:rPr>
-          <w:rFonts w:ascii="Arial" w:hAnsi="Arial" w:cs="Arial"/>
-          <w:sz w:val="18"/>
-        </w:rPr>
-        <w:t xml:space="preserve">, </w:t>
-      </w:r>
-      <w:proofErr w:type="spellStart"/>
-      <w:r>
-        <w:rPr>
-          <w:rFonts w:ascii="Arial" w:hAnsi="Arial" w:cs="Arial"/>
-          <w:sz w:val="18"/>
-        </w:rPr>
-        <w:t>Terraform</w:t>
-      </w:r>
-      <w:proofErr w:type="spellEnd"/>
-      <w:r>
-        <w:rPr>
-          <w:rFonts w:ascii="Arial" w:hAnsi="Arial" w:cs="Arial"/>
-          <w:sz w:val="18"/>
-        </w:rPr>
-        <w:t xml:space="preserve">, </w:t>
-      </w:r>
-      <w:proofErr w:type="spellStart"/>
-      <w:r>
-        <w:rPr>
-          <w:rFonts w:ascii="Arial" w:hAnsi="Arial" w:cs="Arial"/>
-          <w:sz w:val="18"/>
-        </w:rPr>
-        <w:t>CloudFormation</w:t>
-      </w:r>
-      <w:proofErr w:type="spellEnd"/>
+      <w:r>
+        <w:rPr>
+          <w:rFonts w:ascii="Arial" w:hAnsi="Arial" w:cs="Arial"/>
+          <w:sz w:val="18"/>
+        </w:rPr>
+        <w:t>Docker, Kubernetes, Helm, Argo CD, Gi</w:t>
+      </w:r>
+      <w:r>
+        <w:rPr>
+          <w:rFonts w:ascii="Arial" w:hAnsi="Arial" w:cs="Arial"/>
+          <w:sz w:val="18"/>
+        </w:rPr>
+        <w:t xml:space="preserve">tOps, Terraform, CloudFormation </w:t>
+      </w:r>
+      <w:r>
+        <w:rPr>
+          <w:rStyle w:val="Strong"/>
+          <w:rFonts w:ascii="Arial" w:hAnsi="Arial" w:cs="Arial"/>
+          <w:b w:val="0"/>
+          <w:sz w:val="18"/>
+        </w:rPr>
+        <w:t>•</w:t>
+      </w:r>
       <w:r>
         <w:rPr>
           <w:rFonts w:ascii="Arial" w:hAnsi="Arial" w:cs="Arial"/>
@@ -983,24 +563,6 @@
       </w:r>
       <w:r>
         <w:rPr>
-          <w:rStyle w:val="Strong"/>
-          <w:rFonts w:ascii="Arial" w:hAnsi="Arial" w:cs="Arial"/>
-          <w:b w:val="0"/>
-          <w:sz w:val="18"/>
-        </w:rPr>
-        <w:t>•</w:t>
-      </w:r>
-      <w:bookmarkStart w:id="0" w:name="_GoBack"/>
-      <w:bookmarkEnd w:id="0"/>
-      <w:r>
-        <w:rPr>
-          <w:rFonts w:ascii="Arial" w:hAnsi="Arial" w:cs="Arial"/>
-          <w:sz w:val="18"/>
-        </w:rPr>
-        <w:t xml:space="preserve"> </w:t>
-      </w:r>
-      <w:r>
-        <w:rPr>
           <w:rFonts w:ascii="Arial" w:hAnsi="Arial" w:cs="Arial"/>
           <w:b/>
           <w:sz w:val="18"/>
@@ -1012,71 +574,7 @@
           <w:rFonts w:ascii="Arial" w:hAnsi="Arial" w:cs="Arial"/>
           <w:sz w:val="18"/>
         </w:rPr>
-        <w:t xml:space="preserve">: EKS, ECS, EC2, Lambda, API Gateway, S3, </w:t>
-      </w:r>
-      <w:proofErr w:type="spellStart"/>
-      <w:r>
-        <w:rPr>
-          <w:rFonts w:ascii="Arial" w:hAnsi="Arial" w:cs="Arial"/>
-          <w:sz w:val="18"/>
-        </w:rPr>
-        <w:t>CloudFront</w:t>
-      </w:r>
-      <w:proofErr w:type="spellEnd"/>
-      <w:r>
-        <w:rPr>
-          <w:rFonts w:ascii="Arial" w:hAnsi="Arial" w:cs="Arial"/>
-          <w:sz w:val="18"/>
-        </w:rPr>
-        <w:t xml:space="preserve">, RDS, </w:t>
-      </w:r>
-      <w:proofErr w:type="spellStart"/>
-      <w:r>
-        <w:rPr>
-          <w:rFonts w:ascii="Arial" w:hAnsi="Arial" w:cs="Arial"/>
-          <w:sz w:val="18"/>
-        </w:rPr>
-        <w:t>DynamoDB</w:t>
-      </w:r>
-      <w:proofErr w:type="spellEnd"/>
-      <w:r>
-        <w:rPr>
-          <w:rFonts w:ascii="Arial" w:hAnsi="Arial" w:cs="Arial"/>
-          <w:sz w:val="18"/>
-        </w:rPr>
-        <w:t xml:space="preserve">, </w:t>
-      </w:r>
-      <w:proofErr w:type="spellStart"/>
-      <w:r>
-        <w:rPr>
-          <w:rFonts w:ascii="Arial" w:hAnsi="Arial" w:cs="Arial"/>
-          <w:sz w:val="18"/>
-        </w:rPr>
-        <w:t>ElastiCache</w:t>
-      </w:r>
-      <w:proofErr w:type="spellEnd"/>
-      <w:r>
-        <w:rPr>
-          <w:rFonts w:ascii="Arial" w:hAnsi="Arial" w:cs="Arial"/>
-          <w:sz w:val="18"/>
-        </w:rPr>
-        <w:t xml:space="preserve">, </w:t>
-      </w:r>
-      <w:proofErr w:type="spellStart"/>
-      <w:r>
-        <w:rPr>
-          <w:rFonts w:ascii="Arial" w:hAnsi="Arial" w:cs="Arial"/>
-          <w:sz w:val="18"/>
-        </w:rPr>
-        <w:t>EventBridge</w:t>
-      </w:r>
-      <w:proofErr w:type="spellEnd"/>
-      <w:r>
-        <w:rPr>
-          <w:rFonts w:ascii="Arial" w:hAnsi="Arial" w:cs="Arial"/>
-          <w:sz w:val="18"/>
-        </w:rPr>
-        <w:t xml:space="preserve">, Step Functions, IAM • </w:t>
+        <w:t xml:space="preserve">: EKS, ECS, EC2, Lambda, API Gateway, S3, CloudFront, RDS, DynamoDB, ElastiCache, EventBridge, Step Functions, IAM • </w:t>
       </w:r>
       <w:r>
         <w:rPr>
@@ -1113,23 +611,7 @@
           <w:rFonts w:ascii="Arial" w:hAnsi="Arial" w:cs="Arial"/>
           <w:sz w:val="18"/>
         </w:rPr>
-        <w:t xml:space="preserve">/Sub, Cloud Storage, </w:t>
-      </w:r>
-      <w:proofErr w:type="spellStart"/>
-      <w:r>
-        <w:rPr>
-          <w:rFonts w:ascii="Arial" w:hAnsi="Arial" w:cs="Arial"/>
-          <w:sz w:val="18"/>
-        </w:rPr>
-        <w:t>BigQuery</w:t>
-      </w:r>
-      <w:proofErr w:type="spellEnd"/>
-      <w:r>
-        <w:rPr>
-          <w:rFonts w:ascii="Arial" w:hAnsi="Arial" w:cs="Arial"/>
-          <w:sz w:val="18"/>
-        </w:rPr>
-        <w:t xml:space="preserve"> </w:t>
+        <w:t xml:space="preserve">/Sub, Cloud Storage, BigQuery </w:t>
       </w:r>
       <w:r>
         <w:rPr>
@@ -1151,65 +633,8 @@
           <w:rFonts w:ascii="Arial" w:hAnsi="Arial" w:cs="Arial"/>
           <w:sz w:val="18"/>
         </w:rPr>
-        <w:t xml:space="preserve">: </w:t>
-      </w:r>
-      <w:proofErr w:type="spellStart"/>
-      <w:r>
-        <w:rPr>
-          <w:rFonts w:ascii="Arial" w:hAnsi="Arial" w:cs="Arial"/>
-          <w:sz w:val="18"/>
-        </w:rPr>
-        <w:t>GitHub</w:t>
-      </w:r>
-      <w:proofErr w:type="spellEnd"/>
-      <w:r>
-        <w:rPr>
-          <w:rFonts w:ascii="Arial" w:hAnsi="Arial" w:cs="Arial"/>
-          <w:sz w:val="18"/>
-        </w:rPr>
-        <w:t xml:space="preserve"> Actions, </w:t>
-      </w:r>
-      <w:proofErr w:type="spellStart"/>
-      <w:r>
-        <w:rPr>
-          <w:rFonts w:ascii="Arial" w:hAnsi="Arial" w:cs="Arial"/>
-          <w:sz w:val="18"/>
-        </w:rPr>
-        <w:t>GitLab</w:t>
-      </w:r>
-      <w:proofErr w:type="spellEnd"/>
-      <w:r>
-        <w:rPr>
-          <w:rFonts w:ascii="Arial" w:hAnsi="Arial" w:cs="Arial"/>
-          <w:sz w:val="18"/>
-        </w:rPr>
-        <w:t xml:space="preserve"> CI, Jenkins, Azure </w:t>
-      </w:r>
-      <w:proofErr w:type="spellStart"/>
-      <w:r>
-        <w:rPr>
-          <w:rFonts w:ascii="Arial" w:hAnsi="Arial" w:cs="Arial"/>
-          <w:sz w:val="18"/>
-        </w:rPr>
-        <w:t>DevOps</w:t>
-      </w:r>
-      <w:proofErr w:type="spellEnd"/>
-      <w:r>
-        <w:rPr>
-          <w:rFonts w:ascii="Arial" w:hAnsi="Arial" w:cs="Arial"/>
-          <w:sz w:val="18"/>
-        </w:rPr>
-        <w:t xml:space="preserve">, </w:t>
-      </w:r>
-      <w:proofErr w:type="spellStart"/>
-      <w:r>
-        <w:rPr>
-          <w:rFonts w:ascii="Arial" w:hAnsi="Arial" w:cs="Arial"/>
-          <w:sz w:val="18"/>
-        </w:rPr>
-        <w:t>CircleCI</w:t>
-      </w:r>
-      <w:proofErr w:type="spellEnd"/>
+        <w:t>: GitHub Actions, GitLab CI, Jenkins, Azure DevOps, CircleCI</w:t>
+      </w:r>
     </w:p>
     <w:p>
       <w:pPr>
@@ -1224,94 +649,20 @@
           <w:sz w:val="18"/>
         </w:rPr>
       </w:pPr>
-      <w:proofErr w:type="spellStart"/>
-      <w:r>
-        <w:rPr>
-          <w:rStyle w:val="Strong"/>
-          <w:rFonts w:ascii="Arial" w:hAnsi="Arial" w:cs="Arial"/>
-          <w:sz w:val="18"/>
-        </w:rPr>
-        <w:t>Observability</w:t>
-      </w:r>
-      <w:proofErr w:type="spellEnd"/>
-      <w:r>
-        <w:rPr>
-          <w:rStyle w:val="Strong"/>
-          <w:rFonts w:ascii="Arial" w:hAnsi="Arial" w:cs="Arial"/>
-          <w:sz w:val="18"/>
-        </w:rPr>
-        <w:t>, Quality &amp; Security</w:t>
-      </w:r>
-      <w:r>
-        <w:rPr>
-          <w:rFonts w:ascii="Arial" w:hAnsi="Arial" w:cs="Arial"/>
-          <w:sz w:val="18"/>
-        </w:rPr>
-        <w:t xml:space="preserve"> — </w:t>
-      </w:r>
-      <w:proofErr w:type="spellStart"/>
-      <w:r>
-        <w:rPr>
-          <w:rFonts w:ascii="Arial" w:hAnsi="Arial" w:cs="Arial"/>
-          <w:sz w:val="18"/>
-        </w:rPr>
-        <w:t>OpenTelemetry</w:t>
-      </w:r>
-      <w:proofErr w:type="spellEnd"/>
-      <w:r>
-        <w:rPr>
-          <w:rFonts w:ascii="Arial" w:hAnsi="Arial" w:cs="Arial"/>
-          <w:sz w:val="18"/>
-        </w:rPr>
-        <w:t xml:space="preserve">, </w:t>
-      </w:r>
-      <w:proofErr w:type="spellStart"/>
-      <w:r>
-        <w:rPr>
-          <w:rFonts w:ascii="Arial" w:hAnsi="Arial" w:cs="Arial"/>
-          <w:sz w:val="18"/>
-        </w:rPr>
-        <w:t>Datadog</w:t>
-      </w:r>
-      <w:proofErr w:type="spellEnd"/>
-      <w:r>
-        <w:rPr>
-          <w:rFonts w:ascii="Arial" w:hAnsi="Arial" w:cs="Arial"/>
-          <w:sz w:val="18"/>
-        </w:rPr>
-        <w:t xml:space="preserve">, Prometheus, </w:t>
-      </w:r>
-      <w:proofErr w:type="spellStart"/>
-      <w:r>
-        <w:rPr>
-          <w:rFonts w:ascii="Arial" w:hAnsi="Arial" w:cs="Arial"/>
-          <w:sz w:val="18"/>
-        </w:rPr>
-        <w:t>Grafana</w:t>
-      </w:r>
-      <w:proofErr w:type="spellEnd"/>
-      <w:r>
-        <w:rPr>
-          <w:rFonts w:ascii="Arial" w:hAnsi="Arial" w:cs="Arial"/>
-          <w:sz w:val="18"/>
-        </w:rPr>
-        <w:t xml:space="preserve">, ELK/EFK, </w:t>
-      </w:r>
-      <w:proofErr w:type="spellStart"/>
-      <w:r>
-        <w:rPr>
-          <w:rFonts w:ascii="Arial" w:hAnsi="Arial" w:cs="Arial"/>
-          <w:sz w:val="18"/>
-        </w:rPr>
-        <w:t>CloudWatch</w:t>
-      </w:r>
-      <w:proofErr w:type="spellEnd"/>
-      <w:r>
-        <w:rPr>
-          <w:rFonts w:ascii="Arial" w:hAnsi="Arial" w:cs="Arial"/>
-          <w:sz w:val="18"/>
-        </w:rPr>
-        <w:t xml:space="preserve">, structured logging • </w:t>
+      <w:r>
+        <w:rPr>
+          <w:rStyle w:val="Strong"/>
+          <w:rFonts w:ascii="Arial" w:hAnsi="Arial" w:cs="Arial"/>
+          <w:sz w:val="18"/>
+        </w:rPr>
+        <w:t>Observability, Quality &amp; Security</w:t>
+      </w:r>
+      <w:r>
+        <w:rPr>
+          <w:rFonts w:ascii="Arial" w:hAnsi="Arial" w:cs="Arial"/>
+          <w:sz w:val="18"/>
+        </w:rPr>
+        <w:t xml:space="preserve"> — OpenTelemetry, Datadog, Prometheus, Grafana, ELK/EFK, CloudWatch, structured logging • </w:t>
       </w:r>
       <w:r>
         <w:rPr>
@@ -1341,55 +692,7 @@
           <w:rFonts w:ascii="Arial" w:hAnsi="Arial" w:cs="Arial"/>
           <w:sz w:val="18"/>
         </w:rPr>
-        <w:t xml:space="preserve">: OAuth2, </w:t>
-      </w:r>
-      <w:proofErr w:type="spellStart"/>
-      <w:r>
-        <w:rPr>
-          <w:rFonts w:ascii="Arial" w:hAnsi="Arial" w:cs="Arial"/>
-          <w:sz w:val="18"/>
-        </w:rPr>
-        <w:t>OpenID</w:t>
-      </w:r>
-      <w:proofErr w:type="spellEnd"/>
-      <w:r>
-        <w:rPr>
-          <w:rFonts w:ascii="Arial" w:hAnsi="Arial" w:cs="Arial"/>
-          <w:sz w:val="18"/>
-        </w:rPr>
-        <w:t xml:space="preserve"> Connect, JWT, </w:t>
-      </w:r>
-      <w:proofErr w:type="spellStart"/>
-      <w:r>
-        <w:rPr>
-          <w:rFonts w:ascii="Arial" w:hAnsi="Arial" w:cs="Arial"/>
-          <w:sz w:val="18"/>
-        </w:rPr>
-        <w:t>Okta</w:t>
-      </w:r>
-      <w:proofErr w:type="spellEnd"/>
-      <w:r>
-        <w:rPr>
-          <w:rFonts w:ascii="Arial" w:hAnsi="Arial" w:cs="Arial"/>
-          <w:sz w:val="18"/>
-        </w:rPr>
-        <w:t xml:space="preserve">, Auth0, AWS </w:t>
-      </w:r>
-      <w:proofErr w:type="spellStart"/>
-      <w:r>
-        <w:rPr>
-          <w:rFonts w:ascii="Arial" w:hAnsi="Arial" w:cs="Arial"/>
-          <w:sz w:val="18"/>
-        </w:rPr>
-        <w:t>Cognito</w:t>
-      </w:r>
-      <w:proofErr w:type="spellEnd"/>
-      <w:r>
-        <w:rPr>
-          <w:rFonts w:ascii="Arial" w:hAnsi="Arial" w:cs="Arial"/>
-          <w:sz w:val="18"/>
-        </w:rPr>
-        <w:t>, RBAC/ABAC, audit logging</w:t>
+        <w:t>: OAuth2, OpenID Connect, JWT, Okta, Auth0, AWS Cognito, RBAC/ABAC, audit logging</w:t>
       </w:r>
     </w:p>
     <w:p>
@@ -1424,8 +727,6 @@
       </w:r>
     </w:p>
     <w:p>
-      <w:proofErr w:type="spellStart"/>
-      <w:proofErr w:type="gramStart"/>
       <w:r>
         <w:rPr>
           <w:rFonts w:ascii="Arial" w:eastAsia="Arial" w:hAnsi="Arial" w:cs="Arial"/>
@@ -1433,27 +734,7 @@
           <w:sz w:val="21"/>
           <w:szCs w:val="21"/>
         </w:rPr>
-        <w:t>SumatoSoft</w:t>
-      </w:r>
-      <w:proofErr w:type="spellEnd"/>
-      <w:r>
-        <w:rPr>
-          <w:rFonts w:ascii="Arial" w:eastAsia="Arial" w:hAnsi="Arial" w:cs="Arial"/>
-          <w:color w:val="555555"/>
-          <w:sz w:val="21"/>
-          <w:szCs w:val="21"/>
-        </w:rPr>
-        <w:t xml:space="preserve">  |</w:t>
-      </w:r>
-      <w:proofErr w:type="gramEnd"/>
-      <w:r>
-        <w:rPr>
-          <w:rFonts w:ascii="Arial" w:eastAsia="Arial" w:hAnsi="Arial" w:cs="Arial"/>
-          <w:color w:val="555555"/>
-          <w:sz w:val="21"/>
-          <w:szCs w:val="21"/>
-        </w:rPr>
-        <w:t xml:space="preserve">  January 2021 - December 2025</w:t>
+        <w:t>SumatoSoft  |  January 2021 - December 2025</w:t>
       </w:r>
     </w:p>
     <w:p>
@@ -1476,7 +757,6 @@
         </w:rPr>
         <w:t xml:space="preserve">Led delivery of a </w:t>
       </w:r>
-      <w:proofErr w:type="spellStart"/>
       <w:r>
         <w:rPr>
           <w:rStyle w:val="Strong"/>
@@ -1485,7 +765,6 @@
         </w:rPr>
         <w:t>Blazor</w:t>
       </w:r>
-      <w:proofErr w:type="spellEnd"/>
       <w:r>
         <w:rPr>
           <w:rFonts w:ascii="Arial" w:hAnsi="Arial" w:cs="Arial"/>
@@ -1580,7 +859,6 @@
         </w:rPr>
         <w:t xml:space="preserve"> and performance-focused querying (including </w:t>
       </w:r>
-      <w:proofErr w:type="gramStart"/>
       <w:r>
         <w:rPr>
           <w:rStyle w:val="Strong"/>
@@ -1589,7 +867,6 @@
         </w:rPr>
         <w:t>Dapper</w:t>
       </w:r>
-      <w:proofErr w:type="gramEnd"/>
       <w:r>
         <w:rPr>
           <w:rFonts w:ascii="Arial" w:hAnsi="Arial" w:cs="Arial"/>
@@ -1618,7 +895,6 @@
         </w:rPr>
         <w:t xml:space="preserve">Tuned </w:t>
       </w:r>
-      <w:proofErr w:type="spellStart"/>
       <w:r>
         <w:rPr>
           <w:rStyle w:val="Strong"/>
@@ -1627,7 +903,6 @@
         </w:rPr>
         <w:t>PostgreSQL</w:t>
       </w:r>
-      <w:proofErr w:type="spellEnd"/>
       <w:r>
         <w:rPr>
           <w:rFonts w:ascii="Arial" w:hAnsi="Arial" w:cs="Arial"/>
@@ -1671,7 +946,6 @@
         </w:rPr>
         <w:t xml:space="preserve"> and </w:t>
       </w:r>
-      <w:proofErr w:type="spellStart"/>
       <w:r>
         <w:rPr>
           <w:rStyle w:val="Strong"/>
@@ -1680,7 +954,6 @@
         </w:rPr>
         <w:t>RabbitMQ</w:t>
       </w:r>
-      <w:proofErr w:type="spellEnd"/>
       <w:r>
         <w:rPr>
           <w:rFonts w:ascii="Arial" w:hAnsi="Arial" w:cs="Arial"/>
@@ -1775,7 +1048,6 @@
         </w:rPr>
         <w:t xml:space="preserve"> and operational caching via </w:t>
       </w:r>
-      <w:proofErr w:type="spellStart"/>
       <w:r>
         <w:rPr>
           <w:rStyle w:val="Strong"/>
@@ -1784,7 +1056,6 @@
         </w:rPr>
         <w:t>Redis</w:t>
       </w:r>
-      <w:proofErr w:type="spellEnd"/>
       <w:r>
         <w:rPr>
           <w:rFonts w:ascii="Arial" w:hAnsi="Arial" w:cs="Arial"/>
@@ -1813,46 +1084,20 @@
         </w:rPr>
         <w:t xml:space="preserve">Built search-heavy operational views backed by </w:t>
       </w:r>
-      <w:proofErr w:type="spellStart"/>
-      <w:r>
-        <w:rPr>
-          <w:rStyle w:val="Strong"/>
-          <w:rFonts w:ascii="Arial" w:hAnsi="Arial" w:cs="Arial"/>
-          <w:sz w:val="18"/>
-        </w:rPr>
-        <w:t>Elasticsearch</w:t>
-      </w:r>
-      <w:proofErr w:type="spellEnd"/>
-      <w:r>
-        <w:rPr>
-          <w:rStyle w:val="Strong"/>
-          <w:rFonts w:ascii="Arial" w:hAnsi="Arial" w:cs="Arial"/>
-          <w:sz w:val="18"/>
-        </w:rPr>
-        <w:t>/OpenSearch</w:t>
-      </w:r>
-      <w:r>
-        <w:rPr>
-          <w:rFonts w:ascii="Arial" w:hAnsi="Arial" w:cs="Arial"/>
-          <w:sz w:val="18"/>
-        </w:rPr>
-        <w:t xml:space="preserve">, shaping indices, query </w:t>
-      </w:r>
-      <w:proofErr w:type="gramStart"/>
-      <w:r>
-        <w:rPr>
-          <w:rFonts w:ascii="Arial" w:hAnsi="Arial" w:cs="Arial"/>
-          <w:sz w:val="18"/>
-        </w:rPr>
-        <w:t>templates,</w:t>
-      </w:r>
-      <w:proofErr w:type="gramEnd"/>
-      <w:r>
-        <w:rPr>
-          <w:rFonts w:ascii="Arial" w:hAnsi="Arial" w:cs="Arial"/>
-          <w:sz w:val="18"/>
-        </w:rPr>
-        <w:t xml:space="preserve"> and relevance tuning to reduce “can’t find it” escalations.</w:t>
+      <w:r>
+        <w:rPr>
+          <w:rStyle w:val="Strong"/>
+          <w:rFonts w:ascii="Arial" w:hAnsi="Arial" w:cs="Arial"/>
+          <w:sz w:val="18"/>
+        </w:rPr>
+        <w:t>Elasticsearch/OpenSearch</w:t>
+      </w:r>
+      <w:r>
+        <w:rPr>
+          <w:rFonts w:ascii="Arial" w:hAnsi="Arial" w:cs="Arial"/>
+          <w:sz w:val="18"/>
+        </w:rPr>
+        <w:t>, shaping indices, query templates, and relevance tuning to reduce “can’t find it” escalations.</w:t>
       </w:r>
     </w:p>
     <w:p>
@@ -1905,23 +1150,13 @@
         </w:rPr>
         <w:t xml:space="preserve"> authorization, integrating enterprise identity providers such as </w:t>
       </w:r>
-      <w:proofErr w:type="spellStart"/>
-      <w:r>
-        <w:rPr>
-          <w:rStyle w:val="Strong"/>
-          <w:rFonts w:ascii="Arial" w:hAnsi="Arial" w:cs="Arial"/>
-          <w:sz w:val="18"/>
-        </w:rPr>
-        <w:t>Okta</w:t>
-      </w:r>
-      <w:proofErr w:type="spellEnd"/>
-      <w:r>
-        <w:rPr>
-          <w:rStyle w:val="Strong"/>
-          <w:rFonts w:ascii="Arial" w:hAnsi="Arial" w:cs="Arial"/>
-          <w:sz w:val="18"/>
-        </w:rPr>
-        <w:t>/Auth0</w:t>
+      <w:r>
+        <w:rPr>
+          <w:rStyle w:val="Strong"/>
+          <w:rFonts w:ascii="Arial" w:hAnsi="Arial" w:cs="Arial"/>
+          <w:sz w:val="18"/>
+        </w:rPr>
+        <w:t>Okta/Auth0</w:t>
       </w:r>
       <w:r>
         <w:rPr>
@@ -2002,7 +1237,6 @@
         </w:rPr>
         <w:t xml:space="preserve">Rolled out distributed tracing and metrics using </w:t>
       </w:r>
-      <w:proofErr w:type="spellStart"/>
       <w:r>
         <w:rPr>
           <w:rStyle w:val="Strong"/>
@@ -2011,7 +1245,6 @@
         </w:rPr>
         <w:t>OpenTelemetry</w:t>
       </w:r>
-      <w:proofErr w:type="spellEnd"/>
       <w:r>
         <w:rPr>
           <w:rFonts w:ascii="Arial" w:hAnsi="Arial" w:cs="Arial"/>
@@ -2019,7 +1252,6 @@
         </w:rPr>
         <w:t xml:space="preserve">, exporting telemetry into </w:t>
       </w:r>
-      <w:proofErr w:type="spellStart"/>
       <w:r>
         <w:rPr>
           <w:rStyle w:val="Strong"/>
@@ -2028,7 +1260,6 @@
         </w:rPr>
         <w:t>Datadog</w:t>
       </w:r>
-      <w:proofErr w:type="spellEnd"/>
       <w:r>
         <w:rPr>
           <w:rFonts w:ascii="Arial" w:hAnsi="Arial" w:cs="Arial"/>
@@ -2051,7 +1282,6 @@
         </w:rPr>
         <w:t xml:space="preserve">, and </w:t>
       </w:r>
-      <w:proofErr w:type="spellStart"/>
       <w:r>
         <w:rPr>
           <w:rStyle w:val="Strong"/>
@@ -2060,7 +1290,6 @@
         </w:rPr>
         <w:t>Grafana</w:t>
       </w:r>
-      <w:proofErr w:type="spellEnd"/>
       <w:r>
         <w:rPr>
           <w:rFonts w:ascii="Arial" w:hAnsi="Arial" w:cs="Arial"/>
@@ -2090,7 +1319,6 @@
         <w:lastRenderedPageBreak/>
         <w:t xml:space="preserve">Consolidated log pipelines with </w:t>
       </w:r>
-      <w:proofErr w:type="spellStart"/>
       <w:r>
         <w:rPr>
           <w:rStyle w:val="Strong"/>
@@ -2099,7 +1327,6 @@
         </w:rPr>
         <w:t>CloudWatch</w:t>
       </w:r>
-      <w:proofErr w:type="spellEnd"/>
       <w:r>
         <w:rPr>
           <w:rFonts w:ascii="Arial" w:hAnsi="Arial" w:cs="Arial"/>
@@ -2120,39 +1347,7 @@
           <w:rFonts w:ascii="Arial" w:hAnsi="Arial" w:cs="Arial"/>
           <w:sz w:val="18"/>
         </w:rPr>
-        <w:t xml:space="preserve"> conventions (structured fields, correlation IDs, </w:t>
-      </w:r>
-      <w:proofErr w:type="gramStart"/>
-      <w:r>
-        <w:rPr>
-          <w:rFonts w:ascii="Arial" w:hAnsi="Arial" w:cs="Arial"/>
-          <w:sz w:val="18"/>
-        </w:rPr>
-        <w:t>request</w:t>
-      </w:r>
-      <w:proofErr w:type="gramEnd"/>
-      <w:r>
-        <w:rPr>
-          <w:rFonts w:ascii="Arial" w:hAnsi="Arial" w:cs="Arial"/>
-          <w:sz w:val="18"/>
-        </w:rPr>
-        <w:t xml:space="preserve">/tenant context) to reduce noisy pages and improve </w:t>
-      </w:r>
-      <w:proofErr w:type="spellStart"/>
-      <w:r>
-        <w:rPr>
-          <w:rFonts w:ascii="Arial" w:hAnsi="Arial" w:cs="Arial"/>
-          <w:sz w:val="18"/>
-        </w:rPr>
-        <w:t>debuggability</w:t>
-      </w:r>
-      <w:proofErr w:type="spellEnd"/>
-      <w:r>
-        <w:rPr>
-          <w:rFonts w:ascii="Arial" w:hAnsi="Arial" w:cs="Arial"/>
-          <w:sz w:val="18"/>
-        </w:rPr>
-        <w:t>.</w:t>
+        <w:t xml:space="preserve"> conventions (structured fields, correlation IDs, request/tenant context) to reduce noisy pages and improve debuggability.</w:t>
       </w:r>
     </w:p>
     <w:p>
@@ -2175,23 +1370,13 @@
         </w:rPr>
         <w:t xml:space="preserve">Built CI quality gates with </w:t>
       </w:r>
-      <w:proofErr w:type="spellStart"/>
-      <w:r>
-        <w:rPr>
-          <w:rStyle w:val="Strong"/>
-          <w:rFonts w:ascii="Arial" w:hAnsi="Arial" w:cs="Arial"/>
-          <w:sz w:val="18"/>
-        </w:rPr>
-        <w:t>GitHub</w:t>
-      </w:r>
-      <w:proofErr w:type="spellEnd"/>
-      <w:r>
-        <w:rPr>
-          <w:rStyle w:val="Strong"/>
-          <w:rFonts w:ascii="Arial" w:hAnsi="Arial" w:cs="Arial"/>
-          <w:sz w:val="18"/>
-        </w:rPr>
-        <w:t xml:space="preserve"> Actions</w:t>
+      <w:r>
+        <w:rPr>
+          <w:rStyle w:val="Strong"/>
+          <w:rFonts w:ascii="Arial" w:hAnsi="Arial" w:cs="Arial"/>
+          <w:sz w:val="18"/>
+        </w:rPr>
+        <w:t>GitHub Actions</w:t>
       </w:r>
       <w:r>
         <w:rPr>
@@ -2236,7 +1421,6 @@
         </w:rPr>
         <w:t xml:space="preserve">Containerized services with </w:t>
       </w:r>
-      <w:proofErr w:type="spellStart"/>
       <w:r>
         <w:rPr>
           <w:rStyle w:val="Strong"/>
@@ -2245,7 +1429,6 @@
         </w:rPr>
         <w:t>Docker</w:t>
       </w:r>
-      <w:proofErr w:type="spellEnd"/>
       <w:r>
         <w:rPr>
           <w:rFonts w:ascii="Arial" w:hAnsi="Arial" w:cs="Arial"/>
@@ -2253,7 +1436,6 @@
         </w:rPr>
         <w:t xml:space="preserve"> and deployed onto </w:t>
       </w:r>
-      <w:proofErr w:type="spellStart"/>
       <w:r>
         <w:rPr>
           <w:rStyle w:val="Strong"/>
@@ -2262,7 +1444,6 @@
         </w:rPr>
         <w:t>Kubernetes</w:t>
       </w:r>
-      <w:proofErr w:type="spellEnd"/>
       <w:r>
         <w:rPr>
           <w:rFonts w:ascii="Arial" w:hAnsi="Arial" w:cs="Arial"/>
@@ -2315,7 +1496,6 @@
         </w:rPr>
         <w:t xml:space="preserve"> with </w:t>
       </w:r>
-      <w:proofErr w:type="spellStart"/>
       <w:r>
         <w:rPr>
           <w:rStyle w:val="Strong"/>
@@ -2324,7 +1504,6 @@
         </w:rPr>
         <w:t>GitOps</w:t>
       </w:r>
-      <w:proofErr w:type="spellEnd"/>
       <w:r>
         <w:rPr>
           <w:rFonts w:ascii="Arial" w:hAnsi="Arial" w:cs="Arial"/>
@@ -2353,7 +1532,6 @@
         </w:rPr>
         <w:t xml:space="preserve">Automated infrastructure changes using </w:t>
       </w:r>
-      <w:proofErr w:type="spellStart"/>
       <w:r>
         <w:rPr>
           <w:rStyle w:val="Strong"/>
@@ -2362,7 +1540,6 @@
         </w:rPr>
         <w:t>Terraform</w:t>
       </w:r>
-      <w:proofErr w:type="spellEnd"/>
       <w:r>
         <w:rPr>
           <w:rFonts w:ascii="Arial" w:hAnsi="Arial" w:cs="Arial"/>
@@ -2370,7 +1547,6 @@
         </w:rPr>
         <w:t xml:space="preserve"> and </w:t>
       </w:r>
-      <w:proofErr w:type="spellStart"/>
       <w:r>
         <w:rPr>
           <w:rStyle w:val="Strong"/>
@@ -2379,29 +1555,12 @@
         </w:rPr>
         <w:t>CloudFormation</w:t>
       </w:r>
-      <w:proofErr w:type="spellEnd"/>
-      <w:r>
-        <w:rPr>
-          <w:rFonts w:ascii="Arial" w:hAnsi="Arial" w:cs="Arial"/>
-          <w:sz w:val="18"/>
-        </w:rPr>
-        <w:t xml:space="preserve">, improving environment consistency and reducing drift across </w:t>
-      </w:r>
-      <w:proofErr w:type="spellStart"/>
-      <w:r>
-        <w:rPr>
-          <w:rFonts w:ascii="Arial" w:hAnsi="Arial" w:cs="Arial"/>
-          <w:sz w:val="18"/>
-        </w:rPr>
-        <w:t>dev</w:t>
-      </w:r>
-      <w:proofErr w:type="spellEnd"/>
-      <w:r>
-        <w:rPr>
-          <w:rFonts w:ascii="Arial" w:hAnsi="Arial" w:cs="Arial"/>
-          <w:sz w:val="18"/>
-        </w:rPr>
-        <w:t>/stage/prod.</w:t>
+      <w:r>
+        <w:rPr>
+          <w:rFonts w:ascii="Arial" w:hAnsi="Arial" w:cs="Arial"/>
+          <w:sz w:val="18"/>
+        </w:rPr>
+        <w:t>, improving environment consistency and reducing drift across dev/stage/prod.</w:t>
       </w:r>
     </w:p>
     <w:p>
@@ -2425,27 +1584,7 @@
           <w:sz w:val="21"/>
           <w:szCs w:val="21"/>
         </w:rPr>
-        <w:t xml:space="preserve">High Touch </w:t>
-      </w:r>
-      <w:proofErr w:type="gramStart"/>
-      <w:r>
-        <w:rPr>
-          <w:rFonts w:ascii="Arial" w:eastAsia="Arial" w:hAnsi="Arial" w:cs="Arial"/>
-          <w:color w:val="555555"/>
-          <w:sz w:val="21"/>
-          <w:szCs w:val="21"/>
-        </w:rPr>
-        <w:t>Technologies  |</w:t>
-      </w:r>
-      <w:proofErr w:type="gramEnd"/>
-      <w:r>
-        <w:rPr>
-          <w:rFonts w:ascii="Arial" w:eastAsia="Arial" w:hAnsi="Arial" w:cs="Arial"/>
-          <w:color w:val="555555"/>
-          <w:sz w:val="21"/>
-          <w:szCs w:val="21"/>
-        </w:rPr>
-        <w:t xml:space="preserve">  June 2018 - December 2020</w:t>
+        <w:t>High Touch Technologies  |  June 2018 - December 2020</w:t>
       </w:r>
     </w:p>
     <w:p>
@@ -2544,39 +1683,7 @@
           <w:rFonts w:ascii="Arial" w:hAnsi="Arial" w:cs="Arial"/>
           <w:sz w:val="18"/>
         </w:rPr>
-        <w:t xml:space="preserve">Implemented resilient vendor integrations with retries, </w:t>
-      </w:r>
-      <w:proofErr w:type="spellStart"/>
-      <w:r>
-        <w:rPr>
-          <w:rFonts w:ascii="Arial" w:hAnsi="Arial" w:cs="Arial"/>
-          <w:sz w:val="18"/>
-        </w:rPr>
-        <w:t>backoff</w:t>
-      </w:r>
-      <w:proofErr w:type="spellEnd"/>
-      <w:r>
-        <w:rPr>
-          <w:rFonts w:ascii="Arial" w:hAnsi="Arial" w:cs="Arial"/>
-          <w:sz w:val="18"/>
-        </w:rPr>
-        <w:t xml:space="preserve">, and </w:t>
-      </w:r>
-      <w:proofErr w:type="spellStart"/>
-      <w:r>
-        <w:rPr>
-          <w:rFonts w:ascii="Arial" w:hAnsi="Arial" w:cs="Arial"/>
-          <w:sz w:val="18"/>
-        </w:rPr>
-        <w:t>deduplication</w:t>
-      </w:r>
-      <w:proofErr w:type="spellEnd"/>
-      <w:r>
-        <w:rPr>
-          <w:rFonts w:ascii="Arial" w:hAnsi="Arial" w:cs="Arial"/>
-          <w:sz w:val="18"/>
-        </w:rPr>
-        <w:t>, preventing transient failures from producing inconsistent customer records.</w:t>
+        <w:t>Implemented resilient vendor integrations with retries, backoff, and deduplication, preventing transient failures from producing inconsistent customer records.</w:t>
       </w:r>
     </w:p>
     <w:p>
@@ -2635,7 +1742,6 @@
         </w:rPr>
         <w:t xml:space="preserve">Implemented cache-backed read paths using </w:t>
       </w:r>
-      <w:proofErr w:type="spellStart"/>
       <w:r>
         <w:rPr>
           <w:rStyle w:val="Strong"/>
@@ -2644,7 +1750,6 @@
         </w:rPr>
         <w:t>Redis</w:t>
       </w:r>
-      <w:proofErr w:type="spellEnd"/>
       <w:r>
         <w:rPr>
           <w:rFonts w:ascii="Arial" w:hAnsi="Arial" w:cs="Arial"/>
@@ -2652,7 +1757,6 @@
         </w:rPr>
         <w:t xml:space="preserve"> and </w:t>
       </w:r>
-      <w:proofErr w:type="spellStart"/>
       <w:r>
         <w:rPr>
           <w:rStyle w:val="Strong"/>
@@ -2661,7 +1765,6 @@
         </w:rPr>
         <w:t>ElastiCache</w:t>
       </w:r>
-      <w:proofErr w:type="spellEnd"/>
       <w:r>
         <w:rPr>
           <w:rFonts w:ascii="Arial" w:hAnsi="Arial" w:cs="Arial"/>
@@ -2705,7 +1808,6 @@
         </w:rPr>
         <w:t xml:space="preserve"> and </w:t>
       </w:r>
-      <w:proofErr w:type="spellStart"/>
       <w:r>
         <w:rPr>
           <w:rStyle w:val="Strong"/>
@@ -2714,7 +1816,6 @@
         </w:rPr>
         <w:t>EventBridge</w:t>
       </w:r>
-      <w:proofErr w:type="spellEnd"/>
       <w:r>
         <w:rPr>
           <w:rFonts w:ascii="Arial" w:hAnsi="Arial" w:cs="Arial"/>
@@ -2756,25 +1857,8 @@
           <w:rFonts w:ascii="Arial" w:hAnsi="Arial" w:cs="Arial"/>
           <w:sz w:val="18"/>
         </w:rPr>
-        <w:t xml:space="preserve"> and </w:t>
-      </w:r>
-      <w:proofErr w:type="spellStart"/>
-      <w:r>
-        <w:rPr>
-          <w:rFonts w:ascii="Arial" w:hAnsi="Arial" w:cs="Arial"/>
-          <w:sz w:val="18"/>
-        </w:rPr>
-        <w:t>dashboarding</w:t>
-      </w:r>
-      <w:proofErr w:type="spellEnd"/>
-      <w:r>
-        <w:rPr>
-          <w:rFonts w:ascii="Arial" w:hAnsi="Arial" w:cs="Arial"/>
-          <w:sz w:val="18"/>
-        </w:rPr>
-        <w:t xml:space="preserve"> in </w:t>
-      </w:r>
-      <w:proofErr w:type="spellStart"/>
+        <w:t xml:space="preserve"> and dashboarding in </w:t>
+      </w:r>
       <w:r>
         <w:rPr>
           <w:rStyle w:val="Strong"/>
@@ -2783,7 +1867,6 @@
         </w:rPr>
         <w:t>Grafana</w:t>
       </w:r>
-      <w:proofErr w:type="spellEnd"/>
       <w:r>
         <w:rPr>
           <w:rFonts w:ascii="Arial" w:hAnsi="Arial" w:cs="Arial"/>
@@ -2869,18 +1952,8 @@
           <w:rFonts w:ascii="Arial" w:hAnsi="Arial" w:cs="Arial"/>
           <w:sz w:val="18"/>
         </w:rPr>
-        <w:t xml:space="preserve">Azure </w:t>
-      </w:r>
-      <w:proofErr w:type="spellStart"/>
-      <w:r>
-        <w:rPr>
-          <w:rStyle w:val="Strong"/>
-          <w:rFonts w:ascii="Arial" w:hAnsi="Arial" w:cs="Arial"/>
-          <w:sz w:val="18"/>
-        </w:rPr>
-        <w:t>DevOps</w:t>
-      </w:r>
-      <w:proofErr w:type="spellEnd"/>
+        <w:t>Azure DevOps</w:t>
+      </w:r>
       <w:r>
         <w:rPr>
           <w:rFonts w:ascii="Arial" w:hAnsi="Arial" w:cs="Arial"/>
@@ -2888,23 +1961,13 @@
         </w:rPr>
         <w:t xml:space="preserve"> and </w:t>
       </w:r>
-      <w:proofErr w:type="spellStart"/>
-      <w:r>
-        <w:rPr>
-          <w:rStyle w:val="Strong"/>
-          <w:rFonts w:ascii="Arial" w:hAnsi="Arial" w:cs="Arial"/>
-          <w:sz w:val="18"/>
-        </w:rPr>
-        <w:t>GitLab</w:t>
-      </w:r>
-      <w:proofErr w:type="spellEnd"/>
-      <w:r>
-        <w:rPr>
-          <w:rStyle w:val="Strong"/>
-          <w:rFonts w:ascii="Arial" w:hAnsi="Arial" w:cs="Arial"/>
-          <w:sz w:val="18"/>
-        </w:rPr>
-        <w:t xml:space="preserve"> CI</w:t>
+      <w:r>
+        <w:rPr>
+          <w:rStyle w:val="Strong"/>
+          <w:rFonts w:ascii="Arial" w:hAnsi="Arial" w:cs="Arial"/>
+          <w:sz w:val="18"/>
+        </w:rPr>
+        <w:t>GitLab CI</w:t>
       </w:r>
       <w:r>
         <w:rPr>
@@ -3021,7 +2084,6 @@
       </w:r>
     </w:p>
     <w:p>
-      <w:proofErr w:type="gramStart"/>
       <w:r>
         <w:rPr>
           <w:rFonts w:ascii="Arial" w:eastAsia="Arial" w:hAnsi="Arial" w:cs="Arial"/>
@@ -3029,37 +2091,7 @@
           <w:sz w:val="21"/>
           <w:szCs w:val="21"/>
         </w:rPr>
-        <w:t>Centric Tech Inc.</w:t>
-      </w:r>
-      <w:proofErr w:type="gramEnd"/>
-      <w:r>
-        <w:rPr>
-          <w:rFonts w:ascii="Arial" w:eastAsia="Arial" w:hAnsi="Arial" w:cs="Arial"/>
-          <w:color w:val="555555"/>
-          <w:sz w:val="21"/>
-          <w:szCs w:val="21"/>
-        </w:rPr>
-        <w:t xml:space="preserve">  </w:t>
-      </w:r>
-      <w:proofErr w:type="gramStart"/>
-      <w:r>
-        <w:rPr>
-          <w:rFonts w:ascii="Arial" w:eastAsia="Arial" w:hAnsi="Arial" w:cs="Arial"/>
-          <w:color w:val="555555"/>
-          <w:sz w:val="21"/>
-          <w:szCs w:val="21"/>
-        </w:rPr>
-        <w:t>|  September</w:t>
-      </w:r>
-      <w:proofErr w:type="gramEnd"/>
-      <w:r>
-        <w:rPr>
-          <w:rFonts w:ascii="Arial" w:eastAsia="Arial" w:hAnsi="Arial" w:cs="Arial"/>
-          <w:color w:val="555555"/>
-          <w:sz w:val="21"/>
-          <w:szCs w:val="21"/>
-        </w:rPr>
-        <w:t xml:space="preserve"> 2015 - May 2018</w:t>
+        <w:t>Centric Tech Inc.  |  September 2015 - May 2018</w:t>
       </w:r>
     </w:p>
     <w:p>
@@ -3170,7 +2202,6 @@
         </w:rPr>
         <w:t xml:space="preserve">Designed schema changes and migrations across </w:t>
       </w:r>
-      <w:proofErr w:type="spellStart"/>
       <w:r>
         <w:rPr>
           <w:rStyle w:val="Strong"/>
@@ -3180,7 +2211,6 @@
         </w:rPr>
         <w:t>PostgreSQL</w:t>
       </w:r>
-      <w:proofErr w:type="spellEnd"/>
       <w:r>
         <w:rPr>
           <w:rFonts w:ascii="Arial" w:hAnsi="Arial" w:cs="Arial"/>
@@ -3258,8 +2288,6 @@
         </w:rPr>
         <w:t xml:space="preserve">Added caching strategies using </w:t>
       </w:r>
-      <w:proofErr w:type="spellStart"/>
-      <w:proofErr w:type="gramStart"/>
       <w:r>
         <w:rPr>
           <w:rStyle w:val="Strong"/>
@@ -3269,8 +2297,6 @@
         </w:rPr>
         <w:t>Redis</w:t>
       </w:r>
-      <w:proofErr w:type="spellEnd"/>
-      <w:proofErr w:type="gramEnd"/>
       <w:r>
         <w:rPr>
           <w:rFonts w:ascii="Arial" w:hAnsi="Arial" w:cs="Arial"/>
@@ -3325,7 +2351,6 @@
         </w:rPr>
         <w:t xml:space="preserve">Supported search and reporting features using index-driven patterns compatible with </w:t>
       </w:r>
-      <w:proofErr w:type="spellStart"/>
       <w:r>
         <w:rPr>
           <w:rStyle w:val="Strong"/>
@@ -3335,7 +2360,6 @@
         </w:rPr>
         <w:t>Elasticsearch</w:t>
       </w:r>
-      <w:proofErr w:type="spellEnd"/>
       <w:r>
         <w:rPr>
           <w:rFonts w:ascii="Arial" w:hAnsi="Arial" w:cs="Arial"/>
@@ -3423,7 +2447,6 @@
       </w:r>
     </w:p>
     <w:p>
-      <w:proofErr w:type="gramStart"/>
       <w:r>
         <w:rPr>
           <w:rFonts w:ascii="Arial" w:eastAsia="Arial" w:hAnsi="Arial" w:cs="Arial"/>
@@ -3431,17 +2454,7 @@
           <w:sz w:val="21"/>
           <w:szCs w:val="21"/>
         </w:rPr>
-        <w:t>Microsoft  |</w:t>
-      </w:r>
-      <w:proofErr w:type="gramEnd"/>
-      <w:r>
-        <w:rPr>
-          <w:rFonts w:ascii="Arial" w:eastAsia="Arial" w:hAnsi="Arial" w:cs="Arial"/>
-          <w:color w:val="555555"/>
-          <w:sz w:val="21"/>
-          <w:szCs w:val="21"/>
-        </w:rPr>
-        <w:t xml:space="preserve">  September 2014 - August 2015</w:t>
+        <w:t>Microsoft  |  September 2014 - August 2015</w:t>
       </w:r>
     </w:p>
     <w:p>
@@ -3510,25 +2523,7 @@
           <w:sz w:val="18"/>
           <w:szCs w:val="20"/>
         </w:rPr>
-        <w:t xml:space="preserve">Investigated issues using logs and reproducible steps, </w:t>
-      </w:r>
-      <w:proofErr w:type="gramStart"/>
-      <w:r>
-        <w:rPr>
-          <w:rFonts w:ascii="Arial" w:hAnsi="Arial" w:cs="Arial"/>
-          <w:sz w:val="18"/>
-          <w:szCs w:val="20"/>
-        </w:rPr>
-        <w:t>then</w:t>
-      </w:r>
-      <w:proofErr w:type="gramEnd"/>
-      <w:r>
-        <w:rPr>
-          <w:rFonts w:ascii="Arial" w:hAnsi="Arial" w:cs="Arial"/>
-          <w:sz w:val="18"/>
-          <w:szCs w:val="20"/>
-        </w:rPr>
-        <w:t xml:space="preserve"> implemented fixes with clear technical write-ups for reviewers and stakeholders.</w:t>
+        <w:t>Investigated issues using logs and reproducible steps, then implemented fixes with clear technical write-ups for reviewers and stakeholders.</w:t>
       </w:r>
     </w:p>
     <w:p>
@@ -3805,29 +2800,7 @@
           <w:color w:val="auto"/>
           <w:sz w:val="18"/>
         </w:rPr>
-        <w:t>Operational Portal Modernization (</w:t>
-      </w:r>
-      <w:proofErr w:type="spellStart"/>
-      <w:r>
-        <w:rPr>
-          <w:rStyle w:val="Strong"/>
-          <w:rFonts w:ascii="Arial" w:hAnsi="Arial" w:cs="Arial"/>
-          <w:bCs w:val="0"/>
-          <w:color w:val="auto"/>
-          <w:sz w:val="18"/>
-        </w:rPr>
-        <w:t>Blazor</w:t>
-      </w:r>
-      <w:proofErr w:type="spellEnd"/>
-      <w:r>
-        <w:rPr>
-          <w:rStyle w:val="Strong"/>
-          <w:rFonts w:ascii="Arial" w:hAnsi="Arial" w:cs="Arial"/>
-          <w:bCs w:val="0"/>
-          <w:color w:val="auto"/>
-          <w:sz w:val="18"/>
-        </w:rPr>
-        <w:t xml:space="preserve"> + API Platform)</w:t>
+        <w:t>Operational Portal Modernization (Blazor + API Platform)</w:t>
       </w:r>
     </w:p>
     <w:p>
@@ -3850,23 +2823,13 @@
         </w:rPr>
         <w:t xml:space="preserve">Built a unified operations portal with </w:t>
       </w:r>
-      <w:proofErr w:type="spellStart"/>
-      <w:r>
-        <w:rPr>
-          <w:rStyle w:val="Strong"/>
-          <w:rFonts w:ascii="Arial" w:hAnsi="Arial" w:cs="Arial"/>
-          <w:sz w:val="18"/>
-        </w:rPr>
-        <w:t>Blazor</w:t>
-      </w:r>
-      <w:proofErr w:type="spellEnd"/>
-      <w:r>
-        <w:rPr>
-          <w:rStyle w:val="Strong"/>
-          <w:rFonts w:ascii="Arial" w:hAnsi="Arial" w:cs="Arial"/>
-          <w:sz w:val="18"/>
-        </w:rPr>
-        <w:t>/Razor components</w:t>
+      <w:r>
+        <w:rPr>
+          <w:rStyle w:val="Strong"/>
+          <w:rFonts w:ascii="Arial" w:hAnsi="Arial" w:cs="Arial"/>
+          <w:sz w:val="18"/>
+        </w:rPr>
+        <w:t>Blazor/Razor components</w:t>
       </w:r>
       <w:r>
         <w:rPr>
@@ -3905,7 +2868,6 @@
         </w:rPr>
         <w:t xml:space="preserve">-based artifact handling, </w:t>
       </w:r>
-      <w:proofErr w:type="spellStart"/>
       <w:r>
         <w:rPr>
           <w:rStyle w:val="Strong"/>
@@ -3914,7 +2876,6 @@
         </w:rPr>
         <w:t>Redis</w:t>
       </w:r>
-      <w:proofErr w:type="spellEnd"/>
       <w:r>
         <w:rPr>
           <w:rFonts w:ascii="Arial" w:hAnsi="Arial" w:cs="Arial"/>
@@ -3952,7 +2913,6 @@
         </w:rPr>
         <w:t xml:space="preserve"> to keep the UI responsive while long-running work executed asynchronously. Added </w:t>
       </w:r>
-      <w:proofErr w:type="spellStart"/>
       <w:r>
         <w:rPr>
           <w:rStyle w:val="Strong"/>
@@ -3961,7 +2921,6 @@
         </w:rPr>
         <w:t>OpenTelemetry</w:t>
       </w:r>
-      <w:proofErr w:type="spellEnd"/>
       <w:r>
         <w:rPr>
           <w:rFonts w:ascii="Arial" w:hAnsi="Arial" w:cs="Arial"/>
@@ -3969,34 +2928,14 @@
         </w:rPr>
         <w:t xml:space="preserve"> tracing with </w:t>
       </w:r>
-      <w:proofErr w:type="spellStart"/>
-      <w:r>
-        <w:rPr>
-          <w:rStyle w:val="Strong"/>
-          <w:rFonts w:ascii="Arial" w:hAnsi="Arial" w:cs="Arial"/>
-          <w:sz w:val="18"/>
-        </w:rPr>
-        <w:t>Datadog</w:t>
-      </w:r>
-      <w:proofErr w:type="spellEnd"/>
-      <w:r>
-        <w:rPr>
-          <w:rStyle w:val="Strong"/>
-          <w:rFonts w:ascii="Arial" w:hAnsi="Arial" w:cs="Arial"/>
-          <w:sz w:val="18"/>
-        </w:rPr>
-        <w:t>/</w:t>
-      </w:r>
-      <w:proofErr w:type="spellStart"/>
-      <w:r>
-        <w:rPr>
-          <w:rStyle w:val="Strong"/>
-          <w:rFonts w:ascii="Arial" w:hAnsi="Arial" w:cs="Arial"/>
-          <w:sz w:val="18"/>
-        </w:rPr>
-        <w:t>Grafana</w:t>
-      </w:r>
-      <w:proofErr w:type="spellEnd"/>
+      <w:r>
+        <w:rPr>
+          <w:rStyle w:val="Strong"/>
+          <w:rFonts w:ascii="Arial" w:hAnsi="Arial" w:cs="Arial"/>
+          <w:sz w:val="18"/>
+        </w:rPr>
+        <w:t>Datadog/Grafana</w:t>
+      </w:r>
       <w:r>
         <w:rPr>
           <w:rFonts w:ascii="Arial" w:hAnsi="Arial" w:cs="Arial"/>
@@ -4004,23 +2943,13 @@
         </w:rPr>
         <w:t xml:space="preserve"> dashboards plus structured logs in </w:t>
       </w:r>
-      <w:proofErr w:type="spellStart"/>
-      <w:r>
-        <w:rPr>
-          <w:rStyle w:val="Strong"/>
-          <w:rFonts w:ascii="Arial" w:hAnsi="Arial" w:cs="Arial"/>
-          <w:sz w:val="18"/>
-        </w:rPr>
-        <w:t>CloudWatch</w:t>
-      </w:r>
-      <w:proofErr w:type="spellEnd"/>
-      <w:r>
-        <w:rPr>
-          <w:rStyle w:val="Strong"/>
-          <w:rFonts w:ascii="Arial" w:hAnsi="Arial" w:cs="Arial"/>
-          <w:sz w:val="18"/>
-        </w:rPr>
-        <w:t>/ELK</w:t>
+      <w:r>
+        <w:rPr>
+          <w:rStyle w:val="Strong"/>
+          <w:rFonts w:ascii="Arial" w:hAnsi="Arial" w:cs="Arial"/>
+          <w:sz w:val="18"/>
+        </w:rPr>
+        <w:t>CloudWatch/ELK</w:t>
       </w:r>
       <w:r>
         <w:rPr>
@@ -4071,7 +3000,6 @@
         </w:rPr>
         <w:t xml:space="preserve">Designed integration pipelines using </w:t>
       </w:r>
-      <w:proofErr w:type="spellStart"/>
       <w:r>
         <w:rPr>
           <w:rStyle w:val="Strong"/>
@@ -4080,47 +3008,20 @@
         </w:rPr>
         <w:t>EventBridge</w:t>
       </w:r>
-      <w:proofErr w:type="spellEnd"/>
-      <w:r>
-        <w:rPr>
-          <w:rFonts w:ascii="Arial" w:hAnsi="Arial" w:cs="Arial"/>
-          <w:sz w:val="18"/>
-        </w:rPr>
-        <w:t xml:space="preserve"> patterns and durable consumers with </w:t>
-      </w:r>
-      <w:proofErr w:type="spellStart"/>
-      <w:r>
-        <w:rPr>
-          <w:rFonts w:ascii="Arial" w:hAnsi="Arial" w:cs="Arial"/>
-          <w:sz w:val="18"/>
-        </w:rPr>
-        <w:t>idempotency</w:t>
-      </w:r>
-      <w:proofErr w:type="spellEnd"/>
-      <w:r>
-        <w:rPr>
-          <w:rFonts w:ascii="Arial" w:hAnsi="Arial" w:cs="Arial"/>
-          <w:sz w:val="18"/>
-        </w:rPr>
-        <w:t xml:space="preserve"> keys, retries, and DLQ-style recovery for safe reprocessing under vendor retries. Implemented operational search using </w:t>
-      </w:r>
-      <w:proofErr w:type="spellStart"/>
-      <w:r>
-        <w:rPr>
-          <w:rStyle w:val="Strong"/>
-          <w:rFonts w:ascii="Arial" w:hAnsi="Arial" w:cs="Arial"/>
-          <w:sz w:val="18"/>
-        </w:rPr>
-        <w:t>Elasticsearch</w:t>
-      </w:r>
-      <w:proofErr w:type="spellEnd"/>
-      <w:r>
-        <w:rPr>
-          <w:rStyle w:val="Strong"/>
-          <w:rFonts w:ascii="Arial" w:hAnsi="Arial" w:cs="Arial"/>
-          <w:sz w:val="18"/>
-        </w:rPr>
-        <w:t>/OpenSearch</w:t>
+      <w:r>
+        <w:rPr>
+          <w:rFonts w:ascii="Arial" w:hAnsi="Arial" w:cs="Arial"/>
+          <w:sz w:val="18"/>
+        </w:rPr>
+        <w:t xml:space="preserve"> patterns and durable consumers with idempotency keys, retries, and DLQ-style recovery for safe reprocessing under vendor retries. Implemented operational search using </w:t>
+      </w:r>
+      <w:r>
+        <w:rPr>
+          <w:rStyle w:val="Strong"/>
+          <w:rFonts w:ascii="Arial" w:hAnsi="Arial" w:cs="Arial"/>
+          <w:sz w:val="18"/>
+        </w:rPr>
+        <w:t>Elasticsearch/OpenSearch</w:t>
       </w:r>
       <w:r>
         <w:rPr>
@@ -7668,7 +6569,7 @@
 </file>
 
 <file path=customXml/itemProps1.xml><?xml version="1.0" encoding="utf-8"?>
-<ds:datastoreItem xmlns:ds="http://schemas.openxmlformats.org/officeDocument/2006/customXml" ds:itemID="{A2406E76-0E59-426C-9397-461977218EF3}">
+<ds:datastoreItem xmlns:ds="http://schemas.openxmlformats.org/officeDocument/2006/customXml" ds:itemID="{8780878E-67BB-431A-90E4-F2CF5FEB84EA}">
   <ds:schemaRefs>
     <ds:schemaRef ds:uri="http://schemas.openxmlformats.org/officeDocument/2006/bibliography"/>
   </ds:schemaRefs>
